--- a/Waypoint-2.0-PRD-Roadmap.docx
+++ b/Waypoint-2.0-PRD-Roadmap.docx
@@ -96,7 +96,20 @@
         <w:spacing w:after="100"/>
       </w:pPr>
       <w:r>
-        <w:t xml:space="preserve">This PRD defines 58 additional sprints (S13–S70) organized into 9 phases, each designed for 5–10 minutes of AI-assisted development using Cowork. The roadmap delivers:</w:t>
+        <w:t xml:space="preserve">This PRD defines 87 additional sprints (S0A–S81) organized into 12 phases, each designed for 5–10 minutes of AI-assisted development using Cowork. Phase 0 hardens the AI Navigator with Opus 4.6 and safety guardrails. Phases 1–9 deliver the 7 core features. Phases 10–11 add resources/guides and Epic MyChart integration. The roadmap delivers:</w:t>
+      </w:r>
+    </w:p>
+    <w:p>
+      <w:pPr>
+        <w:pStyle w:val="ListParagraph"/>
+        <w:numPr>
+          <w:ilvl w:val="0"/>
+          <w:numId w:val="1"/>
+        </w:numPr>
+        <w:spacing w:after="60"/>
+      </w:pPr>
+      <w:r>
+        <w:t xml:space="preserve">AI Navigator Hardening: Claude Opus 4.6, RAG safety, source attribution, attorney escalation</w:t>
       </w:r>
     </w:p>
     <w:p>
@@ -192,10 +205,36 @@
     </w:p>
     <w:p>
       <w:pPr>
+        <w:pStyle w:val="ListParagraph"/>
+        <w:numPr>
+          <w:ilvl w:val="0"/>
+          <w:numId w:val="1"/>
+        </w:numPr>
+        <w:spacing w:after="60"/>
+      </w:pPr>
+      <w:r>
+        <w:t xml:space="preserve">Resources &amp; Guides: Knowledge base, blog, bookmarks, reading progress tracking</w:t>
+      </w:r>
+    </w:p>
+    <w:p>
+      <w:pPr>
+        <w:pStyle w:val="ListParagraph"/>
+        <w:numPr>
+          <w:ilvl w:val="0"/>
+          <w:numId w:val="1"/>
+        </w:numPr>
+        <w:spacing w:after="60"/>
+      </w:pPr>
+      <w:r>
+        <w:t xml:space="preserve">Epic MyChart Integration: FHIR OAuth, health data sync, appointment merging</w:t>
+      </w:r>
+    </w:p>
+    <w:p>
+      <w:pPr>
         <w:spacing w:after="100"/>
       </w:pPr>
       <w:r>
-        <w:t xml:space="preserve">Phases 8 and 9 build the data moat through outcome instrumentation and analytics, plus comprehensive polish and App Store launch preparation. The roadmap positions Waypoint to reach 50,000+ active families in California within 18 months of launch.</w:t>
+        <w:t xml:space="preserve">Phases 8 and 9 build the data moat through outcome instrumentation and analytics, plus comprehensive polish and App Store launch preparation. Phases 10 and 11 extend the platform with community resources and optional health data integration (MyChart). The roadmap positions Waypoint to reach 50,000+ active families in California within 18 months of launch.</w:t>
       </w:r>
     </w:p>
     <w:p>
@@ -2799,6 +2838,844 @@
     <w:p/>
     <w:p>
       <w:pPr>
+        <w:pStyle w:val="Heading2"/>
+        <w:spacing w:after="120" w:before="200"/>
+      </w:pPr>
+      <w:r>
+        <w:t xml:space="preserve">Feature 8: Resources &amp; Guides</w:t>
+      </w:r>
+    </w:p>
+    <w:p>
+      <w:pPr>
+        <w:spacing w:after="100"/>
+      </w:pPr>
+      <w:r>
+        <w:t xml:space="preserve">Community-authored and curated knowledge base of guides, resources, and tips. Organized by category, searchable, with bookmarking and reading progress tracking.</w:t>
+      </w:r>
+    </w:p>
+    <w:p>
+      <w:pPr>
+        <w:pStyle w:val="Heading3"/>
+        <w:spacing w:after="100" w:before="160"/>
+      </w:pPr>
+      <w:r>
+        <w:t xml:space="preserve">User Stories</w:t>
+      </w:r>
+    </w:p>
+    <w:p>
+      <w:pPr>
+        <w:pStyle w:val="ListParagraph"/>
+        <w:numPr>
+          <w:ilvl w:val="0"/>
+          <w:numId w:val="1"/>
+        </w:numPr>
+        <w:spacing w:after="60"/>
+      </w:pPr>
+      <w:r>
+        <w:t xml:space="preserve">As a parent, I want to browse curated guides about IEPs, services, and disability law</w:t>
+      </w:r>
+    </w:p>
+    <w:p>
+      <w:pPr>
+        <w:pStyle w:val="ListParagraph"/>
+        <w:numPr>
+          <w:ilvl w:val="0"/>
+          <w:numId w:val="1"/>
+        </w:numPr>
+        <w:spacing w:after="60"/>
+      </w:pPr>
+      <w:r>
+        <w:t xml:space="preserve">As a parent, I want to bookmark guides and come back to them later</w:t>
+      </w:r>
+    </w:p>
+    <w:p>
+      <w:pPr>
+        <w:pStyle w:val="ListParagraph"/>
+        <w:numPr>
+          <w:ilvl w:val="0"/>
+          <w:numId w:val="1"/>
+        </w:numPr>
+        <w:spacing w:after="60"/>
+      </w:pPr>
+      <w:r>
+        <w:t xml:space="preserve">As a parent, I want to ask the Navigator about a guide I am reading</w:t>
+      </w:r>
+    </w:p>
+    <w:p>
+      <w:pPr>
+        <w:pStyle w:val="ListParagraph"/>
+        <w:numPr>
+          <w:ilvl w:val="0"/>
+          <w:numId w:val="1"/>
+        </w:numPr>
+        <w:spacing w:after="60"/>
+      </w:pPr>
+      <w:r>
+        <w:t xml:space="preserve">As a contributor, I want to submit a guide to share with the community</w:t>
+      </w:r>
+    </w:p>
+    <w:p>
+      <w:pPr>
+        <w:pStyle w:val="Heading3"/>
+        <w:spacing w:after="100" w:before="160"/>
+      </w:pPr>
+      <w:r>
+        <w:t xml:space="preserve">Key Requirements</w:t>
+      </w:r>
+    </w:p>
+    <w:p>
+      <w:pPr>
+        <w:pStyle w:val="ListParagraph"/>
+        <w:numPr>
+          <w:ilvl w:val="0"/>
+          <w:numId w:val="1"/>
+        </w:numPr>
+        <w:spacing w:after="60"/>
+      </w:pPr>
+      <w:r>
+        <w:t xml:space="preserve">Resources table: title, body (markdown), category, tags, difficulty, read_time, author</w:t>
+      </w:r>
+    </w:p>
+    <w:p>
+      <w:pPr>
+        <w:pStyle w:val="ListParagraph"/>
+        <w:numPr>
+          <w:ilvl w:val="0"/>
+          <w:numId w:val="1"/>
+        </w:numPr>
+        <w:spacing w:after="60"/>
+      </w:pPr>
+      <w:r>
+        <w:t xml:space="preserve">ResourcesScreen: category cards, search, filter by difficulty/tag, infinite scroll</w:t>
+      </w:r>
+    </w:p>
+    <w:p>
+      <w:pPr>
+        <w:pStyle w:val="ListParagraph"/>
+        <w:numPr>
+          <w:ilvl w:val="0"/>
+          <w:numId w:val="1"/>
+        </w:numPr>
+        <w:spacing w:after="60"/>
+      </w:pPr>
+      <w:r>
+        <w:t xml:space="preserve">ResourceDetailScreen: markdown rendering, related guides, bookmarks, share, read progress</w:t>
+      </w:r>
+    </w:p>
+    <w:p>
+      <w:pPr>
+        <w:pStyle w:val="ListParagraph"/>
+        <w:numPr>
+          <w:ilvl w:val="0"/>
+          <w:numId w:val="1"/>
+        </w:numPr>
+        <w:spacing w:after="60"/>
+      </w:pPr>
+      <w:r>
+        <w:t xml:space="preserve">Search: full-text search across title, body, tags; instant results</w:t>
+      </w:r>
+    </w:p>
+    <w:p>
+      <w:pPr>
+        <w:pStyle w:val="ListParagraph"/>
+        <w:numPr>
+          <w:ilvl w:val="0"/>
+          <w:numId w:val="1"/>
+        </w:numPr>
+        <w:spacing w:after="60"/>
+      </w:pPr>
+      <w:r>
+        <w:t xml:space="preserve">Bookmarks: save/remove guides; bookmark list persisted</w:t>
+      </w:r>
+    </w:p>
+    <w:p>
+      <w:pPr>
+        <w:pStyle w:val="ListParagraph"/>
+        <w:numPr>
+          <w:ilvl w:val="0"/>
+          <w:numId w:val="1"/>
+        </w:numPr>
+        <w:spacing w:after="60"/>
+      </w:pPr>
+      <w:r>
+        <w:t xml:space="preserve">Reading progress: track position; resume from last read</w:t>
+      </w:r>
+    </w:p>
+    <w:p>
+      <w:pPr>
+        <w:pStyle w:val="Heading3"/>
+        <w:spacing w:after="100" w:before="160"/>
+      </w:pPr>
+      <w:r>
+        <w:t xml:space="preserve">Acceptance Criteria</w:t>
+      </w:r>
+    </w:p>
+    <w:p>
+      <w:pPr>
+        <w:pStyle w:val="ListParagraph"/>
+        <w:numPr>
+          <w:ilvl w:val="0"/>
+          <w:numId w:val="1"/>
+        </w:numPr>
+        <w:spacing w:after="60"/>
+      </w:pPr>
+      <w:r>
+        <w:t xml:space="preserve">ResourcesScreen displays categories and search works</w:t>
+      </w:r>
+    </w:p>
+    <w:p>
+      <w:pPr>
+        <w:pStyle w:val="ListParagraph"/>
+        <w:numPr>
+          <w:ilvl w:val="0"/>
+          <w:numId w:val="1"/>
+        </w:numPr>
+        <w:spacing w:after="60"/>
+      </w:pPr>
+      <w:r>
+        <w:t xml:space="preserve">ResourceDetailScreen renders markdown correctly</w:t>
+      </w:r>
+    </w:p>
+    <w:p>
+      <w:pPr>
+        <w:pStyle w:val="ListParagraph"/>
+        <w:numPr>
+          <w:ilvl w:val="0"/>
+          <w:numId w:val="1"/>
+        </w:numPr>
+        <w:spacing w:after="60"/>
+      </w:pPr>
+      <w:r>
+        <w:t xml:space="preserve">Bookmarks persist across sessions</w:t>
+      </w:r>
+    </w:p>
+    <w:p>
+      <w:pPr>
+        <w:pStyle w:val="ListParagraph"/>
+        <w:numPr>
+          <w:ilvl w:val="0"/>
+          <w:numId w:val="1"/>
+        </w:numPr>
+        <w:spacing w:after="60"/>
+      </w:pPr>
+      <w:r>
+        <w:t xml:space="preserve">Related guides appear correctly</w:t>
+      </w:r>
+    </w:p>
+    <w:p>
+      <w:pPr>
+        <w:pStyle w:val="ListParagraph"/>
+        <w:numPr>
+          <w:ilvl w:val="0"/>
+          <w:numId w:val="1"/>
+        </w:numPr>
+        <w:spacing w:after="60"/>
+      </w:pPr>
+      <w:r>
+        <w:t xml:space="preserve">Search returns top 10 results in &lt;500ms</w:t>
+      </w:r>
+    </w:p>
+    <w:p>
+      <w:pPr>
+        <w:pStyle w:val="Heading3"/>
+        <w:spacing w:after="100" w:before="160"/>
+      </w:pPr>
+      <w:r>
+        <w:t xml:space="preserve">Dependencies</w:t>
+      </w:r>
+    </w:p>
+    <w:p>
+      <w:pPr>
+        <w:pStyle w:val="ListParagraph"/>
+        <w:numPr>
+          <w:ilvl w:val="0"/>
+          <w:numId w:val="1"/>
+        </w:numPr>
+        <w:spacing w:after="60"/>
+      </w:pPr>
+      <w:r>
+        <w:t xml:space="preserve">S6 (Navigator)</w:t>
+      </w:r>
+    </w:p>
+    <w:p/>
+    <w:p>
+      <w:pPr>
+        <w:pStyle w:val="Heading2"/>
+        <w:spacing w:after="120" w:before="200"/>
+      </w:pPr>
+      <w:r>
+        <w:t xml:space="preserve">Feature 9: Blog</w:t>
+      </w:r>
+    </w:p>
+    <w:p>
+      <w:pPr>
+        <w:spacing w:after="100"/>
+      </w:pPr>
+      <w:r>
+        <w:t xml:space="preserve">Company-published articles, announcements, and thought leadership. Featured posts, category tabs, comments from community members. Integrated with newsletter signup.</w:t>
+      </w:r>
+    </w:p>
+    <w:p>
+      <w:pPr>
+        <w:pStyle w:val="Heading3"/>
+        <w:spacing w:after="100" w:before="160"/>
+      </w:pPr>
+      <w:r>
+        <w:t xml:space="preserve">User Stories</w:t>
+      </w:r>
+    </w:p>
+    <w:p>
+      <w:pPr>
+        <w:pStyle w:val="ListParagraph"/>
+        <w:numPr>
+          <w:ilvl w:val="0"/>
+          <w:numId w:val="1"/>
+        </w:numPr>
+        <w:spacing w:after="60"/>
+      </w:pPr>
+      <w:r>
+        <w:t xml:space="preserve">As a parent, I want to read latest news about disability services changes in California</w:t>
+      </w:r>
+    </w:p>
+    <w:p>
+      <w:pPr>
+        <w:pStyle w:val="ListParagraph"/>
+        <w:numPr>
+          <w:ilvl w:val="0"/>
+          <w:numId w:val="1"/>
+        </w:numPr>
+        <w:spacing w:after="60"/>
+      </w:pPr>
+      <w:r>
+        <w:t xml:space="preserve">As a parent, I want to see featured articles on the home screen</w:t>
+      </w:r>
+    </w:p>
+    <w:p>
+      <w:pPr>
+        <w:pStyle w:val="ListParagraph"/>
+        <w:numPr>
+          <w:ilvl w:val="0"/>
+          <w:numId w:val="1"/>
+        </w:numPr>
+        <w:spacing w:after="60"/>
+      </w:pPr>
+      <w:r>
+        <w:t xml:space="preserve">As a parent, I want to comment on blog posts and see other parents thoughts</w:t>
+      </w:r>
+    </w:p>
+    <w:p>
+      <w:pPr>
+        <w:pStyle w:val="ListParagraph"/>
+        <w:numPr>
+          <w:ilvl w:val="0"/>
+          <w:numId w:val="1"/>
+        </w:numPr>
+        <w:spacing w:after="60"/>
+      </w:pPr>
+      <w:r>
+        <w:t xml:space="preserve">As the company, I want to publish thought leadership and build credibility</w:t>
+      </w:r>
+    </w:p>
+    <w:p>
+      <w:pPr>
+        <w:pStyle w:val="Heading3"/>
+        <w:spacing w:after="100" w:before="160"/>
+      </w:pPr>
+      <w:r>
+        <w:t xml:space="preserve">Key Requirements</w:t>
+      </w:r>
+    </w:p>
+    <w:p>
+      <w:pPr>
+        <w:pStyle w:val="ListParagraph"/>
+        <w:numPr>
+          <w:ilvl w:val="0"/>
+          <w:numId w:val="1"/>
+        </w:numPr>
+        <w:spacing w:after="60"/>
+      </w:pPr>
+      <w:r>
+        <w:t xml:space="preserve">Blog table: title, body (markdown), featured flag, published_at, category, author</w:t>
+      </w:r>
+    </w:p>
+    <w:p>
+      <w:pPr>
+        <w:pStyle w:val="ListParagraph"/>
+        <w:numPr>
+          <w:ilvl w:val="0"/>
+          <w:numId w:val="1"/>
+        </w:numPr>
+        <w:spacing w:after="60"/>
+      </w:pPr>
+      <w:r>
+        <w:t xml:space="preserve">BlogScreen: featured hero card, category tabs, article feed, infinite scroll</w:t>
+      </w:r>
+    </w:p>
+    <w:p>
+      <w:pPr>
+        <w:pStyle w:val="ListParagraph"/>
+        <w:numPr>
+          <w:ilvl w:val="0"/>
+          <w:numId w:val="1"/>
+        </w:numPr>
+        <w:spacing w:after="60"/>
+      </w:pPr>
+      <w:r>
+        <w:t xml:space="preserve">BlogDetailScreen: full article, comments, related posts, social share</w:t>
+      </w:r>
+    </w:p>
+    <w:p>
+      <w:pPr>
+        <w:pStyle w:val="ListParagraph"/>
+        <w:numPr>
+          <w:ilvl w:val="0"/>
+          <w:numId w:val="1"/>
+        </w:numPr>
+        <w:spacing w:after="60"/>
+      </w:pPr>
+      <w:r>
+        <w:t xml:space="preserve">Comments: nested (1 level), edit/delete own, flag inappropriate</w:t>
+      </w:r>
+    </w:p>
+    <w:p>
+      <w:pPr>
+        <w:pStyle w:val="ListParagraph"/>
+        <w:numPr>
+          <w:ilvl w:val="0"/>
+          <w:numId w:val="1"/>
+        </w:numPr>
+        <w:spacing w:after="60"/>
+      </w:pPr>
+      <w:r>
+        <w:t xml:space="preserve">Newsletter signup: CTA in home footer or blog detail</w:t>
+      </w:r>
+    </w:p>
+    <w:p>
+      <w:pPr>
+        <w:pStyle w:val="Heading3"/>
+        <w:spacing w:after="100" w:before="160"/>
+      </w:pPr>
+      <w:r>
+        <w:t xml:space="preserve">Acceptance Criteria</w:t>
+      </w:r>
+    </w:p>
+    <w:p>
+      <w:pPr>
+        <w:pStyle w:val="ListParagraph"/>
+        <w:numPr>
+          <w:ilvl w:val="0"/>
+          <w:numId w:val="1"/>
+        </w:numPr>
+        <w:spacing w:after="60"/>
+      </w:pPr>
+      <w:r>
+        <w:t xml:space="preserve">Featured articles display on home and blog screens</w:t>
+      </w:r>
+    </w:p>
+    <w:p>
+      <w:pPr>
+        <w:pStyle w:val="ListParagraph"/>
+        <w:numPr>
+          <w:ilvl w:val="0"/>
+          <w:numId w:val="1"/>
+        </w:numPr>
+        <w:spacing w:after="60"/>
+      </w:pPr>
+      <w:r>
+        <w:t xml:space="preserve">Blog categories filter correctly</w:t>
+      </w:r>
+    </w:p>
+    <w:p>
+      <w:pPr>
+        <w:pStyle w:val="ListParagraph"/>
+        <w:numPr>
+          <w:ilvl w:val="0"/>
+          <w:numId w:val="1"/>
+        </w:numPr>
+        <w:spacing w:after="60"/>
+      </w:pPr>
+      <w:r>
+        <w:t xml:space="preserve">Comments display in real-time or within 5 seconds</w:t>
+      </w:r>
+    </w:p>
+    <w:p>
+      <w:pPr>
+        <w:pStyle w:val="ListParagraph"/>
+        <w:numPr>
+          <w:ilvl w:val="0"/>
+          <w:numId w:val="1"/>
+        </w:numPr>
+        <w:spacing w:after="60"/>
+      </w:pPr>
+      <w:r>
+        <w:t xml:space="preserve">Comments can be flagged for moderation</w:t>
+      </w:r>
+    </w:p>
+    <w:p>
+      <w:pPr>
+        <w:pStyle w:val="ListParagraph"/>
+        <w:numPr>
+          <w:ilvl w:val="0"/>
+          <w:numId w:val="1"/>
+        </w:numPr>
+        <w:spacing w:after="60"/>
+      </w:pPr>
+      <w:r>
+        <w:t xml:space="preserve">Newsletter signup integrates with email service</w:t>
+      </w:r>
+    </w:p>
+    <w:p>
+      <w:pPr>
+        <w:pStyle w:val="Heading3"/>
+        <w:spacing w:after="100" w:before="160"/>
+      </w:pPr>
+      <w:r>
+        <w:t xml:space="preserve">Dependencies</w:t>
+      </w:r>
+    </w:p>
+    <w:p>
+      <w:pPr>
+        <w:pStyle w:val="ListParagraph"/>
+        <w:numPr>
+          <w:ilvl w:val="0"/>
+          <w:numId w:val="1"/>
+        </w:numPr>
+        <w:spacing w:after="60"/>
+      </w:pPr>
+      <w:r>
+        <w:t xml:space="preserve">S39 (Community Forum)</w:t>
+      </w:r>
+    </w:p>
+    <w:p/>
+    <w:p>
+      <w:pPr>
+        <w:pStyle w:val="Heading2"/>
+        <w:spacing w:after="120" w:before="200"/>
+      </w:pPr>
+      <w:r>
+        <w:t xml:space="preserve">Feature 10: Epic MyChart Integration (FHIR)</w:t>
+      </w:r>
+    </w:p>
+    <w:p>
+      <w:pPr>
+        <w:spacing w:after="100"/>
+      </w:pPr>
+      <w:r>
+        <w:t xml:space="preserve">Optional integration with Epic EHR systems via SMART on FHIR. Sync health data (conditions, medications, appointments) to Waypoint. CONDITIONAL: Requires health system partnership. Production deployment costs $15K–$200K+ per health system. IEPs are NOT accessible via FHIR (FERPA, not HIPAA).</w:t>
+      </w:r>
+    </w:p>
+    <w:p>
+      <w:pPr>
+        <w:pStyle w:val="Heading3"/>
+        <w:spacing w:after="100" w:before="160"/>
+      </w:pPr>
+      <w:r>
+        <w:t xml:space="preserve">User Stories</w:t>
+      </w:r>
+    </w:p>
+    <w:p>
+      <w:pPr>
+        <w:pStyle w:val="ListParagraph"/>
+        <w:numPr>
+          <w:ilvl w:val="0"/>
+          <w:numId w:val="1"/>
+        </w:numPr>
+        <w:spacing w:after="60"/>
+      </w:pPr>
+      <w:r>
+        <w:t xml:space="preserve">As a parent with an Epic MyChart account, I want to sync my health records to Waypoint</w:t>
+      </w:r>
+    </w:p>
+    <w:p>
+      <w:pPr>
+        <w:pStyle w:val="ListParagraph"/>
+        <w:numPr>
+          <w:ilvl w:val="0"/>
+          <w:numId w:val="1"/>
+        </w:numPr>
+        <w:spacing w:after="60"/>
+      </w:pPr>
+      <w:r>
+        <w:t xml:space="preserve">As a parent, I want to see my childs medications and conditions in Waypoint</w:t>
+      </w:r>
+    </w:p>
+    <w:p>
+      <w:pPr>
+        <w:pStyle w:val="ListParagraph"/>
+        <w:numPr>
+          <w:ilvl w:val="0"/>
+          <w:numId w:val="1"/>
+        </w:numPr>
+        <w:spacing w:after="60"/>
+      </w:pPr>
+      <w:r>
+        <w:t xml:space="preserve">As a parent, I want appointments from MyChart to appear in my Waypoint calendar</w:t>
+      </w:r>
+    </w:p>
+    <w:p>
+      <w:pPr>
+        <w:pStyle w:val="ListParagraph"/>
+        <w:numPr>
+          <w:ilvl w:val="0"/>
+          <w:numId w:val="1"/>
+        </w:numPr>
+        <w:spacing w:after="60"/>
+      </w:pPr>
+      <w:r>
+        <w:t xml:space="preserve">As the AI Navigator, I want health context to provide better personalized advice</w:t>
+      </w:r>
+    </w:p>
+    <w:p>
+      <w:pPr>
+        <w:pStyle w:val="Heading3"/>
+        <w:spacing w:after="100" w:before="160"/>
+      </w:pPr>
+      <w:r>
+        <w:t xml:space="preserve">Key Requirements</w:t>
+      </w:r>
+    </w:p>
+    <w:p>
+      <w:pPr>
+        <w:pStyle w:val="ListParagraph"/>
+        <w:numPr>
+          <w:ilvl w:val="0"/>
+          <w:numId w:val="1"/>
+        </w:numPr>
+        <w:spacing w:after="60"/>
+      </w:pPr>
+      <w:r>
+        <w:t xml:space="preserve">SMART on FHIR OAuth: request authorization from user; securely store tokens</w:t>
+      </w:r>
+    </w:p>
+    <w:p>
+      <w:pPr>
+        <w:pStyle w:val="ListParagraph"/>
+        <w:numPr>
+          <w:ilvl w:val="0"/>
+          <w:numId w:val="1"/>
+        </w:numPr>
+        <w:spacing w:after="60"/>
+      </w:pPr>
+      <w:r>
+        <w:t xml:space="preserve">Fetch Conditions (ICD-10); map to Waypoint diagnoses; periodic sync</w:t>
+      </w:r>
+    </w:p>
+    <w:p>
+      <w:pPr>
+        <w:pStyle w:val="ListParagraph"/>
+        <w:numPr>
+          <w:ilvl w:val="0"/>
+          <w:numId w:val="1"/>
+        </w:numPr>
+        <w:spacing w:after="60"/>
+      </w:pPr>
+      <w:r>
+        <w:t xml:space="preserve">Fetch Medications; display with indication and dosage</w:t>
+      </w:r>
+    </w:p>
+    <w:p>
+      <w:pPr>
+        <w:pStyle w:val="ListParagraph"/>
+        <w:numPr>
+          <w:ilvl w:val="0"/>
+          <w:numId w:val="1"/>
+        </w:numPr>
+        <w:spacing w:after="60"/>
+      </w:pPr>
+      <w:r>
+        <w:t xml:space="preserve">Fetch Appointments; merge with Waypoint calendar</w:t>
+      </w:r>
+    </w:p>
+    <w:p>
+      <w:pPr>
+        <w:pStyle w:val="ListParagraph"/>
+        <w:numPr>
+          <w:ilvl w:val="0"/>
+          <w:numId w:val="1"/>
+        </w:numPr>
+        <w:spacing w:after="60"/>
+      </w:pPr>
+      <w:r>
+        <w:t xml:space="preserve">Fetch Allergies; display prominently in health summary</w:t>
+      </w:r>
+    </w:p>
+    <w:p>
+      <w:pPr>
+        <w:pStyle w:val="ListParagraph"/>
+        <w:numPr>
+          <w:ilvl w:val="0"/>
+          <w:numId w:val="1"/>
+        </w:numPr>
+        <w:spacing w:after="60"/>
+      </w:pPr>
+      <w:r>
+        <w:t xml:space="preserve">Health Summary Screen: conditions, meds, allergies, labs, clinical notes</w:t>
+      </w:r>
+    </w:p>
+    <w:p>
+      <w:pPr>
+        <w:pStyle w:val="ListParagraph"/>
+        <w:numPr>
+          <w:ilvl w:val="0"/>
+          <w:numId w:val="1"/>
+        </w:numPr>
+        <w:spacing w:after="60"/>
+      </w:pPr>
+      <w:r>
+        <w:t xml:space="preserve">Privacy notice: "Health data shared with AI Navigator" before enabling</w:t>
+      </w:r>
+    </w:p>
+    <w:p>
+      <w:pPr>
+        <w:pStyle w:val="ListParagraph"/>
+        <w:numPr>
+          <w:ilvl w:val="0"/>
+          <w:numId w:val="1"/>
+        </w:numPr>
+        <w:spacing w:after="60"/>
+      </w:pPr>
+      <w:r>
+        <w:t xml:space="preserve">Disconnect button: revoke FHIR access at any time</w:t>
+      </w:r>
+    </w:p>
+    <w:p>
+      <w:pPr>
+        <w:pStyle w:val="Heading3"/>
+        <w:spacing w:after="100" w:before="160"/>
+      </w:pPr>
+      <w:r>
+        <w:t xml:space="preserve">Acceptance Criteria</w:t>
+      </w:r>
+    </w:p>
+    <w:p>
+      <w:pPr>
+        <w:pStyle w:val="ListParagraph"/>
+        <w:numPr>
+          <w:ilvl w:val="0"/>
+          <w:numId w:val="1"/>
+        </w:numPr>
+        <w:spacing w:after="60"/>
+      </w:pPr>
+      <w:r>
+        <w:t xml:space="preserve">OAuth flow works with Epic sandbox</w:t>
+      </w:r>
+    </w:p>
+    <w:p>
+      <w:pPr>
+        <w:pStyle w:val="ListParagraph"/>
+        <w:numPr>
+          <w:ilvl w:val="0"/>
+          <w:numId w:val="1"/>
+        </w:numPr>
+        <w:spacing w:after="60"/>
+      </w:pPr>
+      <w:r>
+        <w:t xml:space="preserve">Conditions map correctly to Waypoint diagnoses</w:t>
+      </w:r>
+    </w:p>
+    <w:p>
+      <w:pPr>
+        <w:pStyle w:val="ListParagraph"/>
+        <w:numPr>
+          <w:ilvl w:val="0"/>
+          <w:numId w:val="1"/>
+        </w:numPr>
+        <w:spacing w:after="60"/>
+      </w:pPr>
+      <w:r>
+        <w:t xml:space="preserve">Appointments merge into calendar with conflict resolution</w:t>
+      </w:r>
+    </w:p>
+    <w:p>
+      <w:pPr>
+        <w:pStyle w:val="ListParagraph"/>
+        <w:numPr>
+          <w:ilvl w:val="0"/>
+          <w:numId w:val="1"/>
+        </w:numPr>
+        <w:spacing w:after="60"/>
+      </w:pPr>
+      <w:r>
+        <w:t xml:space="preserve">Health data appears in system prompt; AI references actual data</w:t>
+      </w:r>
+    </w:p>
+    <w:p>
+      <w:pPr>
+        <w:pStyle w:val="ListParagraph"/>
+        <w:numPr>
+          <w:ilvl w:val="0"/>
+          <w:numId w:val="1"/>
+        </w:numPr>
+        <w:spacing w:after="60"/>
+      </w:pPr>
+      <w:r>
+        <w:t xml:space="preserve">Disconnect revokes tokens and clears health data</w:t>
+      </w:r>
+    </w:p>
+    <w:p>
+      <w:pPr>
+        <w:pStyle w:val="ListParagraph"/>
+        <w:numPr>
+          <w:ilvl w:val="0"/>
+          <w:numId w:val="1"/>
+        </w:numPr>
+        <w:spacing w:after="60"/>
+      </w:pPr>
+      <w:r>
+        <w:t xml:space="preserve">Privacy notice appears before first sync</w:t>
+      </w:r>
+    </w:p>
+    <w:p>
+      <w:pPr>
+        <w:pStyle w:val="Heading3"/>
+        <w:spacing w:after="100" w:before="160"/>
+      </w:pPr>
+      <w:r>
+        <w:t xml:space="preserve">Dependencies</w:t>
+      </w:r>
+    </w:p>
+    <w:p>
+      <w:pPr>
+        <w:pStyle w:val="ListParagraph"/>
+        <w:numPr>
+          <w:ilvl w:val="0"/>
+          <w:numId w:val="1"/>
+        </w:numPr>
+        <w:spacing w:after="60"/>
+      </w:pPr>
+      <w:r>
+        <w:t xml:space="preserve">S6 (Navigator)</w:t>
+      </w:r>
+    </w:p>
+    <w:p>
+      <w:pPr>
+        <w:pStyle w:val="ListParagraph"/>
+        <w:numPr>
+          <w:ilvl w:val="0"/>
+          <w:numId w:val="1"/>
+        </w:numPr>
+        <w:spacing w:after="60"/>
+      </w:pPr>
+      <w:r>
+        <w:t xml:space="preserve">S15 (Calendar Sync)</w:t>
+      </w:r>
+    </w:p>
+    <w:p>
+      <w:pPr>
+        <w:pStyle w:val="ListParagraph"/>
+        <w:numPr>
+          <w:ilvl w:val="0"/>
+          <w:numId w:val="1"/>
+        </w:numPr>
+        <w:spacing w:after="60"/>
+      </w:pPr>
+      <w:r>
+        <w:t xml:space="preserve">FHIR library (e.g., fhir.js)</w:t>
+      </w:r>
+    </w:p>
+    <w:p/>
+    <w:p>
+      <w:pPr>
         <w:pageBreakBefore/>
       </w:pPr>
     </w:p>
@@ -2816,7 +3693,7 @@
         <w:spacing w:after="100"/>
       </w:pPr>
       <w:r>
-        <w:t xml:space="preserve">This section details all 58 sprints (S13–S70) organized into 9 phases. Each sprint is designed for 5–10 minutes of AI-assisted development in Cowork. Phases progress logically, with dependencies marked clearly.</w:t>
+        <w:t xml:space="preserve">This section details all 87 sprints (S0A–S81) organized into 12 phases. Phase 0 hardens the AI Navigator with Opus 4.6, source attribution, and safety guardrails. Phases 1–9 deliver the 7 core features. Phases 10–11 add resources/guides and optional Epic MyChart integration. Each sprint is designed for 5–10 minutes of AI-assisted development in Cowork. Phases progress logically, with dependencies marked clearly.</w:t>
       </w:r>
     </w:p>
     <w:p/>
@@ -2826,7 +3703,7 @@
         <w:spacing w:after="120" w:before="200"/>
       </w:pPr>
       <w:r>
-        <w:t xml:space="preserve">Phase 1: Foundation Completions (S13–S18)</w:t>
+        <w:t xml:space="preserve">Phase 0: AI Navigator Hardening (S0A–S0F)</w:t>
       </w:r>
     </w:p>
     <w:p>
@@ -2834,7 +3711,7 @@
         <w:spacing w:after="100"/>
       </w:pPr>
       <w:r>
-        <w:t xml:space="preserve">Complete the partially-built calendar with Google sync, Gmail integration, and multi-child support.</w:t>
+        <w:t xml:space="preserve">Critical code review fixes: upgrade to Claude Opus 4.6, display sources, add RAG guardrails, wire up child context, and multi-source retrieval.</w:t>
       </w:r>
     </w:p>
     <w:p/>
@@ -2844,72 +3721,59 @@
         <w:spacing w:after="100" w:before="160"/>
       </w:pPr>
       <w:r>
-        <w:t xml:space="preserve">S13: Google Calendar – Fetch Events</w:t>
-      </w:r>
-    </w:p>
-    <w:p>
-      <w:pPr>
-        <w:pStyle w:val="ListParagraph"/>
-        <w:numPr>
-          <w:ilvl w:val="0"/>
-          <w:numId w:val="1"/>
-        </w:numPr>
-        <w:spacing w:after="60"/>
-      </w:pPr>
-      <w:r>
-        <w:t xml:space="preserve">Create src/lib/googleCalendar.ts with fetchCalendarEvents()</w:t>
-      </w:r>
-    </w:p>
-    <w:p>
-      <w:pPr>
-        <w:pStyle w:val="ListParagraph"/>
-        <w:numPr>
-          <w:ilvl w:val="0"/>
-          <w:numId w:val="1"/>
-        </w:numPr>
-        <w:spacing w:after="60"/>
-      </w:pPr>
-      <w:r>
-        <w:t xml:space="preserve">Uses stored Google access token from SecureStore</w:t>
-      </w:r>
-    </w:p>
-    <w:p>
-      <w:pPr>
-        <w:pStyle w:val="ListParagraph"/>
-        <w:numPr>
-          <w:ilvl w:val="0"/>
-          <w:numId w:val="1"/>
-        </w:numPr>
-        <w:spacing w:after="60"/>
-      </w:pPr>
-      <w:r>
-        <w:t xml:space="preserve">Returns array of calendar events for date range</w:t>
-      </w:r>
-    </w:p>
-    <w:p>
-      <w:pPr>
-        <w:pStyle w:val="ListParagraph"/>
-        <w:numPr>
-          <w:ilvl w:val="0"/>
-          <w:numId w:val="1"/>
-        </w:numPr>
-        <w:spacing w:after="60"/>
-      </w:pPr>
-      <w:r>
-        <w:t xml:space="preserve">Handles token refresh on 401; handles API errors gracefully</w:t>
-      </w:r>
-    </w:p>
-    <w:p>
-      <w:pPr>
-        <w:pStyle w:val="ListParagraph"/>
-        <w:numPr>
-          <w:ilvl w:val="0"/>
-          <w:numId w:val="1"/>
-        </w:numPr>
-        <w:spacing w:after="60"/>
-      </w:pPr>
-      <w:r>
-        <w:t xml:space="preserve">Dependencies: S4</w:t>
+        <w:t xml:space="preserve">S0A: Upgrade to Claude Opus 4.6</w:t>
+      </w:r>
+    </w:p>
+    <w:p>
+      <w:pPr>
+        <w:pStyle w:val="ListParagraph"/>
+        <w:numPr>
+          <w:ilvl w:val="0"/>
+          <w:numId w:val="1"/>
+        </w:numPr>
+        <w:spacing w:after="60"/>
+      </w:pPr>
+      <w:r>
+        <w:t xml:space="preserve">Desc: Update ai-proxy Edge Function from claude-sonnet-4-20250514 to claude-opus-4-6</w:t>
+      </w:r>
+    </w:p>
+    <w:p>
+      <w:pPr>
+        <w:pStyle w:val="ListParagraph"/>
+        <w:numPr>
+          <w:ilvl w:val="0"/>
+          <w:numId w:val="1"/>
+        </w:numPr>
+        <w:spacing w:after="60"/>
+      </w:pPr>
+      <w:r>
+        <w:t xml:space="preserve">File: supabase/functions/ai-proxy/index.ts</w:t>
+      </w:r>
+    </w:p>
+    <w:p>
+      <w:pPr>
+        <w:pStyle w:val="ListParagraph"/>
+        <w:numPr>
+          <w:ilvl w:val="0"/>
+          <w:numId w:val="1"/>
+        </w:numPr>
+        <w:spacing w:after="60"/>
+      </w:pPr>
+      <w:r>
+        <w:t xml:space="preserve">AC: Model updated; improved legal citation accuracy; latency &lt;3s; caching works</w:t>
+      </w:r>
+    </w:p>
+    <w:p>
+      <w:pPr>
+        <w:pStyle w:val="ListParagraph"/>
+        <w:numPr>
+          <w:ilvl w:val="0"/>
+          <w:numId w:val="1"/>
+        </w:numPr>
+        <w:spacing w:after="60"/>
+      </w:pPr>
+      <w:r>
+        <w:t xml:space="preserve">Tests: Verify model string; test citations; measure latency; verify cache</w:t>
       </w:r>
     </w:p>
     <w:p/>
@@ -2919,59 +3783,59 @@
         <w:spacing w:after="100" w:before="160"/>
       </w:pPr>
       <w:r>
-        <w:t xml:space="preserve">S14: Google Calendar – Create/Update Events</w:t>
-      </w:r>
-    </w:p>
-    <w:p>
-      <w:pPr>
-        <w:pStyle w:val="ListParagraph"/>
-        <w:numPr>
-          <w:ilvl w:val="0"/>
-          <w:numId w:val="1"/>
-        </w:numPr>
-        <w:spacing w:after="60"/>
-      </w:pPr>
-      <w:r>
-        <w:t xml:space="preserve">Add createCalendarEvent(), updateCalendarEvent(), deleteCalendarEvent() to googleCalendar.ts</w:t>
-      </w:r>
-    </w:p>
-    <w:p>
-      <w:pPr>
-        <w:pStyle w:val="ListParagraph"/>
-        <w:numPr>
-          <w:ilvl w:val="0"/>
-          <w:numId w:val="1"/>
-        </w:numPr>
-        <w:spacing w:after="60"/>
-      </w:pPr>
-      <w:r>
-        <w:t xml:space="preserve">Payload includes title, time, location, description</w:t>
-      </w:r>
-    </w:p>
-    <w:p>
-      <w:pPr>
-        <w:pStyle w:val="ListParagraph"/>
-        <w:numPr>
-          <w:ilvl w:val="0"/>
-          <w:numId w:val="1"/>
-        </w:numPr>
-        <w:spacing w:after="60"/>
-      </w:pPr>
-      <w:r>
-        <w:t xml:space="preserve">Handles conflicts (e.g., event already deleted)</w:t>
-      </w:r>
-    </w:p>
-    <w:p>
-      <w:pPr>
-        <w:pStyle w:val="ListParagraph"/>
-        <w:numPr>
-          <w:ilvl w:val="0"/>
-          <w:numId w:val="1"/>
-        </w:numPr>
-        <w:spacing w:after="60"/>
-      </w:pPr>
-      <w:r>
-        <w:t xml:space="preserve">Dependencies: S13</w:t>
+        <w:t xml:space="preserve">S0B: Display Sources in Chat UI</w:t>
+      </w:r>
+    </w:p>
+    <w:p>
+      <w:pPr>
+        <w:pStyle w:val="ListParagraph"/>
+        <w:numPr>
+          <w:ilvl w:val="0"/>
+          <w:numId w:val="1"/>
+        </w:numPr>
+        <w:spacing w:after="60"/>
+      </w:pPr>
+      <w:r>
+        <w:t xml:space="preserve">Desc: Add source attribution to MessageBubble — show KB article titles and relevance scores</w:t>
+      </w:r>
+    </w:p>
+    <w:p>
+      <w:pPr>
+        <w:pStyle w:val="ListParagraph"/>
+        <w:numPr>
+          <w:ilvl w:val="0"/>
+          <w:numId w:val="1"/>
+        </w:numPr>
+        <w:spacing w:after="60"/>
+      </w:pPr>
+      <w:r>
+        <w:t xml:space="preserve">File: src/screens/main/NavigatorScreen.tsx</w:t>
+      </w:r>
+    </w:p>
+    <w:p>
+      <w:pPr>
+        <w:pStyle w:val="ListParagraph"/>
+        <w:numPr>
+          <w:ilvl w:val="0"/>
+          <w:numId w:val="1"/>
+        </w:numPr>
+        <w:spacing w:after="60"/>
+      </w:pPr>
+      <w:r>
+        <w:t xml:space="preserve">AC: Source pills below AI messages; expandable details; "General knowledge" for no-source messages</w:t>
+      </w:r>
+    </w:p>
+    <w:p>
+      <w:pPr>
+        <w:pStyle w:val="ListParagraph"/>
+        <w:numPr>
+          <w:ilvl w:val="0"/>
+          <w:numId w:val="1"/>
+        </w:numPr>
+        <w:spacing w:after="60"/>
+      </w:pPr>
+      <w:r>
+        <w:t xml:space="preserve">Tests: Verify source rendering; verify expansion; verify no-source indicator</w:t>
       </w:r>
     </w:p>
     <w:p/>
@@ -2981,72 +3845,59 @@
         <w:spacing w:after="100" w:before="160"/>
       </w:pPr>
       <w:r>
-        <w:t xml:space="preserve">S15: Calendar Bi-directional Sync</w:t>
-      </w:r>
-    </w:p>
-    <w:p>
-      <w:pPr>
-        <w:pStyle w:val="ListParagraph"/>
-        <w:numPr>
-          <w:ilvl w:val="0"/>
-          <w:numId w:val="1"/>
-        </w:numPr>
-        <w:spacing w:after="60"/>
-      </w:pPr>
-      <w:r>
-        <w:t xml:space="preserve">Create src/hooks/useCalendarSync.ts to manage sync state and logic</w:t>
-      </w:r>
-    </w:p>
-    <w:p>
-      <w:pPr>
-        <w:pStyle w:val="ListParagraph"/>
-        <w:numPr>
-          <w:ilvl w:val="0"/>
-          <w:numId w:val="1"/>
-        </w:numPr>
-        <w:spacing w:after="60"/>
-      </w:pPr>
-      <w:r>
-        <w:t xml:space="preserve">Modify CalendarScreen.tsx: add sync button, show merged view, conflict resolution UI</w:t>
-      </w:r>
-    </w:p>
-    <w:p>
-      <w:pPr>
-        <w:pStyle w:val="ListParagraph"/>
-        <w:numPr>
-          <w:ilvl w:val="0"/>
-          <w:numId w:val="1"/>
-        </w:numPr>
-        <w:spacing w:after="60"/>
-      </w:pPr>
-      <w:r>
-        <w:t xml:space="preserve">Conflict resolution: Waypoint changes win; merge with server events</w:t>
-      </w:r>
-    </w:p>
-    <w:p>
-      <w:pPr>
-        <w:pStyle w:val="ListParagraph"/>
-        <w:numPr>
-          <w:ilvl w:val="0"/>
-          <w:numId w:val="1"/>
-        </w:numPr>
-        <w:spacing w:after="60"/>
-      </w:pPr>
-      <w:r>
-        <w:t xml:space="preserve">Visual indicator (icon/badge) for synced vs. local-only events</w:t>
-      </w:r>
-    </w:p>
-    <w:p>
-      <w:pPr>
-        <w:pStyle w:val="ListParagraph"/>
-        <w:numPr>
-          <w:ilvl w:val="0"/>
-          <w:numId w:val="1"/>
-        </w:numPr>
-        <w:spacing w:after="60"/>
-      </w:pPr>
-      <w:r>
-        <w:t xml:space="preserve">Dependencies: S13, S14</w:t>
+        <w:t xml:space="preserve">S0C: RAG Fallback &amp; Guardrails</w:t>
+      </w:r>
+    </w:p>
+    <w:p>
+      <w:pPr>
+        <w:pStyle w:val="ListParagraph"/>
+        <w:numPr>
+          <w:ilvl w:val="0"/>
+          <w:numId w:val="1"/>
+        </w:numPr>
+        <w:spacing w:after="60"/>
+      </w:pPr>
+      <w:r>
+        <w:t xml:space="preserve">Desc: Warn users when KB has no match instead of generating ungrounded advice. Raise similarity threshold from 0.4 to 0.6.</w:t>
+      </w:r>
+    </w:p>
+    <w:p>
+      <w:pPr>
+        <w:pStyle w:val="ListParagraph"/>
+        <w:numPr>
+          <w:ilvl w:val="0"/>
+          <w:numId w:val="1"/>
+        </w:numPr>
+        <w:spacing w:after="60"/>
+      </w:pPr>
+      <w:r>
+        <w:t xml:space="preserve">Files: src/lib/rag.ts, src/lib/ai.ts, src/hooks/useChat.ts</w:t>
+      </w:r>
+    </w:p>
+    <w:p>
+      <w:pPr>
+        <w:pStyle w:val="ListParagraph"/>
+        <w:numPr>
+          <w:ilvl w:val="0"/>
+          <w:numId w:val="1"/>
+        </w:numPr>
+        <w:spacing w:after="60"/>
+      </w:pPr>
+      <w:r>
+        <w:t xml:space="preserve">AC: Zero-result warning in system prompt; low-confidence warning; threshold raised to 0.6; suggest attorney consultation</w:t>
+      </w:r>
+    </w:p>
+    <w:p>
+      <w:pPr>
+        <w:pStyle w:val="ListParagraph"/>
+        <w:numPr>
+          <w:ilvl w:val="0"/>
+          <w:numId w:val="1"/>
+        </w:numPr>
+        <w:spacing w:after="60"/>
+      </w:pPr>
+      <w:r>
+        <w:t xml:space="preserve">Tests: Test out-of-scope query; verify warning; test low-relevance; verify threshold</w:t>
       </w:r>
     </w:p>
     <w:p/>
@@ -3056,59 +3907,59 @@
         <w:spacing w:after="100" w:before="160"/>
       </w:pPr>
       <w:r>
-        <w:t xml:space="preserve">S16: Gmail Integration – Read Emails</w:t>
-      </w:r>
-    </w:p>
-    <w:p>
-      <w:pPr>
-        <w:pStyle w:val="ListParagraph"/>
-        <w:numPr>
-          <w:ilvl w:val="0"/>
-          <w:numId w:val="1"/>
-        </w:numPr>
-        <w:spacing w:after="60"/>
-      </w:pPr>
-      <w:r>
-        <w:t xml:space="preserve">Create src/lib/gmail.ts with fetchEmails(), getEmailDetail()</w:t>
-      </w:r>
-    </w:p>
-    <w:p>
-      <w:pPr>
-        <w:pStyle w:val="ListParagraph"/>
-        <w:numPr>
-          <w:ilvl w:val="0"/>
-          <w:numId w:val="1"/>
-        </w:numPr>
-        <w:spacing w:after="60"/>
-      </w:pPr>
-      <w:r>
-        <w:t xml:space="preserve">Fetch inbox with pagination; filter by label; full email body (HTML/text)</w:t>
-      </w:r>
-    </w:p>
-    <w:p>
-      <w:pPr>
-        <w:pStyle w:val="ListParagraph"/>
-        <w:numPr>
-          <w:ilvl w:val="0"/>
-          <w:numId w:val="1"/>
-        </w:numPr>
-        <w:spacing w:after="60"/>
-      </w:pPr>
-      <w:r>
-        <w:t xml:space="preserve">Handle auth errors and malformed responses</w:t>
-      </w:r>
-    </w:p>
-    <w:p>
-      <w:pPr>
-        <w:pStyle w:val="ListParagraph"/>
-        <w:numPr>
-          <w:ilvl w:val="0"/>
-          <w:numId w:val="1"/>
-        </w:numPr>
-        <w:spacing w:after="60"/>
-      </w:pPr>
-      <w:r>
-        <w:t xml:space="preserve">Dependencies: None (OAuth scopes pre-requested)</w:t>
+        <w:t xml:space="preserve">S0D: Wire Up Child Diagnoses to AI Context</w:t>
+      </w:r>
+    </w:p>
+    <w:p>
+      <w:pPr>
+        <w:pStyle w:val="ListParagraph"/>
+        <w:numPr>
+          <w:ilvl w:val="0"/>
+          <w:numId w:val="1"/>
+        </w:numPr>
+        <w:spacing w:after="60"/>
+      </w:pPr>
+      <w:r>
+        <w:t xml:space="preserve">Desc: Fix TODO in NavigatorScreen — pass diagnoses to AI system prompt for personalized responses</w:t>
+      </w:r>
+    </w:p>
+    <w:p>
+      <w:pPr>
+        <w:pStyle w:val="ListParagraph"/>
+        <w:numPr>
+          <w:ilvl w:val="0"/>
+          <w:numId w:val="1"/>
+        </w:numPr>
+        <w:spacing w:after="60"/>
+      </w:pPr>
+      <w:r>
+        <w:t xml:space="preserve">Files: src/screens/main/NavigatorScreen.tsx, src/hooks/useChat.ts</w:t>
+      </w:r>
+    </w:p>
+    <w:p>
+      <w:pPr>
+        <w:pStyle w:val="ListParagraph"/>
+        <w:numPr>
+          <w:ilvl w:val="0"/>
+          <w:numId w:val="1"/>
+        </w:numPr>
+        <w:spacing w:after="60"/>
+      </w:pPr>
+      <w:r>
+        <w:t xml:space="preserve">AC: Diagnoses in ChatContext; system prompt references specific conditions; responses personalized</w:t>
+      </w:r>
+    </w:p>
+    <w:p>
+      <w:pPr>
+        <w:pStyle w:val="ListParagraph"/>
+        <w:numPr>
+          <w:ilvl w:val="0"/>
+          <w:numId w:val="1"/>
+        </w:numPr>
+        <w:spacing w:after="60"/>
+      </w:pPr>
+      <w:r>
+        <w:t xml:space="preserve">Tests: Verify diagnoses in prompt; test autism query; test no-diagnoses handling</w:t>
       </w:r>
     </w:p>
     <w:p/>
@@ -3118,59 +3969,59 @@
         <w:spacing w:after="100" w:before="160"/>
       </w:pPr>
       <w:r>
-        <w:t xml:space="preserve">S17: Gmail Integration – Draft &amp; Send</w:t>
-      </w:r>
-    </w:p>
-    <w:p>
-      <w:pPr>
-        <w:pStyle w:val="ListParagraph"/>
-        <w:numPr>
-          <w:ilvl w:val="0"/>
-          <w:numId w:val="1"/>
-        </w:numPr>
-        <w:spacing w:after="60"/>
-      </w:pPr>
-      <w:r>
-        <w:t xml:space="preserve">Add createDraft(), sendEmail() to gmail.ts</w:t>
-      </w:r>
-    </w:p>
-    <w:p>
-      <w:pPr>
-        <w:pStyle w:val="ListParagraph"/>
-        <w:numPr>
-          <w:ilvl w:val="0"/>
-          <w:numId w:val="1"/>
-        </w:numPr>
-        <w:spacing w:after="60"/>
-      </w:pPr>
-      <w:r>
-        <w:t xml:space="preserve">Modify NavigatorScreen.tsx: add "Send as Email" action on draft responses</w:t>
-      </w:r>
-    </w:p>
-    <w:p>
-      <w:pPr>
-        <w:pStyle w:val="ListParagraph"/>
-        <w:numPr>
-          <w:ilvl w:val="0"/>
-          <w:numId w:val="1"/>
-        </w:numPr>
-        <w:spacing w:after="60"/>
-      </w:pPr>
-      <w:r>
-        <w:t xml:space="preserve">Auto-fill recipient from context if available</w:t>
-      </w:r>
-    </w:p>
-    <w:p>
-      <w:pPr>
-        <w:pStyle w:val="ListParagraph"/>
-        <w:numPr>
-          <w:ilvl w:val="0"/>
-          <w:numId w:val="1"/>
-        </w:numPr>
-        <w:spacing w:after="60"/>
-      </w:pPr>
-      <w:r>
-        <w:t xml:space="preserve">Dependencies: S16</w:t>
+        <w:t xml:space="preserve">S0E: Add Legal Disclaimer &amp; Escalation Rules</w:t>
+      </w:r>
+    </w:p>
+    <w:p>
+      <w:pPr>
+        <w:pStyle w:val="ListParagraph"/>
+        <w:numPr>
+          <w:ilvl w:val="0"/>
+          <w:numId w:val="1"/>
+        </w:numPr>
+        <w:spacing w:after="60"/>
+      </w:pPr>
+      <w:r>
+        <w:t xml:space="preserve">Desc: Add "not a lawyer" disclaimer and attorney escalation for high-risk scenarios</w:t>
+      </w:r>
+    </w:p>
+    <w:p>
+      <w:pPr>
+        <w:pStyle w:val="ListParagraph"/>
+        <w:numPr>
+          <w:ilvl w:val="0"/>
+          <w:numId w:val="1"/>
+        </w:numPr>
+        <w:spacing w:after="60"/>
+      </w:pPr>
+      <w:r>
+        <w:t xml:space="preserve">Files: src/lib/ai.ts</w:t>
+      </w:r>
+    </w:p>
+    <w:p>
+      <w:pPr>
+        <w:pStyle w:val="ListParagraph"/>
+        <w:numPr>
+          <w:ilvl w:val="0"/>
+          <w:numId w:val="1"/>
+        </w:numPr>
+        <w:spacing w:after="60"/>
+      </w:pPr>
+      <w:r>
+        <w:t xml:space="preserve">AC: Disclaimer in system prompt; high-risk triggers attorney suggestion; footer on responses</w:t>
+      </w:r>
+    </w:p>
+    <w:p>
+      <w:pPr>
+        <w:pStyle w:val="ListParagraph"/>
+        <w:numPr>
+          <w:ilvl w:val="0"/>
+          <w:numId w:val="1"/>
+        </w:numPr>
+        <w:spacing w:after="60"/>
+      </w:pPr>
+      <w:r>
+        <w:t xml:space="preserve">Tests: Verify disclaimer; test appeal query; verify footer</w:t>
       </w:r>
     </w:p>
     <w:p/>
@@ -3180,72 +4031,72 @@
         <w:spacing w:after="100" w:before="160"/>
       </w:pPr>
       <w:r>
-        <w:t xml:space="preserve">S18: Multi-Child Picker Component</w:t>
-      </w:r>
-    </w:p>
-    <w:p>
-      <w:pPr>
-        <w:pStyle w:val="ListParagraph"/>
-        <w:numPr>
-          <w:ilvl w:val="0"/>
-          <w:numId w:val="1"/>
-        </w:numPr>
-        <w:spacing w:after="60"/>
-      </w:pPr>
-      <w:r>
-        <w:t xml:space="preserve">Create src/components/ChildPicker.tsx (select child for scoping data)</w:t>
-      </w:r>
-    </w:p>
-    <w:p>
-      <w:pPr>
-        <w:pStyle w:val="ListParagraph"/>
-        <w:numPr>
-          <w:ilvl w:val="0"/>
-          <w:numId w:val="1"/>
-        </w:numPr>
-        <w:spacing w:after="60"/>
-      </w:pPr>
-      <w:r>
-        <w:t xml:space="preserve">Update HomeScreen, NavigatorScreen, ActionsScreen to use picker when &gt;1 child</w:t>
-      </w:r>
-    </w:p>
-    <w:p>
-      <w:pPr>
-        <w:pStyle w:val="ListParagraph"/>
-        <w:numPr>
-          <w:ilvl w:val="0"/>
-          <w:numId w:val="1"/>
-        </w:numPr>
-        <w:spacing w:after="60"/>
-      </w:pPr>
-      <w:r>
-        <w:t xml:space="preserve">Persist selected child in local state; all screens filter by selection</w:t>
-      </w:r>
-    </w:p>
-    <w:p>
-      <w:pPr>
-        <w:pStyle w:val="ListParagraph"/>
-        <w:numPr>
-          <w:ilvl w:val="0"/>
-          <w:numId w:val="1"/>
-        </w:numPr>
-        <w:spacing w:after="60"/>
-      </w:pPr>
-      <w:r>
-        <w:t xml:space="preserve">Single-child families see no picker</w:t>
-      </w:r>
-    </w:p>
-    <w:p>
-      <w:pPr>
-        <w:pStyle w:val="ListParagraph"/>
-        <w:numPr>
-          <w:ilvl w:val="0"/>
-          <w:numId w:val="1"/>
-        </w:numPr>
-        <w:spacing w:after="60"/>
-      </w:pPr>
-      <w:r>
-        <w:t xml:space="preserve">Dependencies: None</w:t>
+        <w:t xml:space="preserve">S0F: Improve RAG Multi-Source Retrieval</w:t>
+      </w:r>
+    </w:p>
+    <w:p>
+      <w:pPr>
+        <w:pStyle w:val="ListParagraph"/>
+        <w:numPr>
+          <w:ilvl w:val="0"/>
+          <w:numId w:val="1"/>
+        </w:numPr>
+        <w:spacing w:after="60"/>
+      </w:pPr>
+      <w:r>
+        <w:t xml:space="preserve">Desc: Support cross-topic queries by retrieving from multiple KB sources</w:t>
+      </w:r>
+    </w:p>
+    <w:p>
+      <w:pPr>
+        <w:pStyle w:val="ListParagraph"/>
+        <w:numPr>
+          <w:ilvl w:val="0"/>
+          <w:numId w:val="1"/>
+        </w:numPr>
+        <w:spacing w:after="60"/>
+      </w:pPr>
+      <w:r>
+        <w:t xml:space="preserve">Files: src/hooks/useChat.ts, src/lib/rag.ts</w:t>
+      </w:r>
+    </w:p>
+    <w:p>
+      <w:pPr>
+        <w:pStyle w:val="ListParagraph"/>
+        <w:numPr>
+          <w:ilvl w:val="0"/>
+          <w:numId w:val="1"/>
+        </w:numPr>
+        <w:spacing w:after="60"/>
+      </w:pPr>
+      <w:r>
+        <w:t xml:space="preserve">AC: Multi-topic queries retrieve from all classified sources; results merged and de-duplicated</w:t>
+      </w:r>
+    </w:p>
+    <w:p>
+      <w:pPr>
+        <w:pStyle w:val="ListParagraph"/>
+        <w:numPr>
+          <w:ilvl w:val="0"/>
+          <w:numId w:val="1"/>
+        </w:numPr>
+        <w:spacing w:after="60"/>
+      </w:pPr>
+      <w:r>
+        <w:t xml:space="preserve">Tests: Test cross-topic query; verify de-duplication; verify single-topic works</w:t>
+      </w:r>
+    </w:p>
+    <w:p>
+      <w:pPr>
+        <w:pStyle w:val="ListParagraph"/>
+        <w:numPr>
+          <w:ilvl w:val="0"/>
+          <w:numId w:val="1"/>
+        </w:numPr>
+        <w:spacing w:after="60"/>
+      </w:pPr>
+      <w:r>
+        <w:t xml:space="preserve">Dependencies: S0C</w:t>
       </w:r>
     </w:p>
     <w:p/>
@@ -3260,7 +4111,7 @@
         <w:spacing w:after="120" w:before="200"/>
       </w:pPr>
       <w:r>
-        <w:t xml:space="preserve">Phase 2: Financial Tracker (S19–S24)</w:t>
+        <w:t xml:space="preserve">Phase 1: Foundation Completions (S13–S18)</w:t>
       </w:r>
     </w:p>
     <w:p>
@@ -3268,7 +4119,7 @@
         <w:spacing w:after="100"/>
       </w:pPr>
       <w:r>
-        <w:t xml:space="preserve">Build full expense tracking, reimbursement workflows, and tax reporting.</w:t>
+        <w:t xml:space="preserve">Complete the partially-built calendar with Google sync, Gmail integration, and multi-child support.</w:t>
       </w:r>
     </w:p>
     <w:p/>
@@ -3278,59 +4129,395 @@
         <w:spacing w:after="100" w:before="160"/>
       </w:pPr>
       <w:r>
-        <w:t xml:space="preserve">S19: useExpenses Hook</w:t>
-      </w:r>
-    </w:p>
-    <w:p>
-      <w:pPr>
-        <w:pStyle w:val="ListParagraph"/>
-        <w:numPr>
-          <w:ilvl w:val="0"/>
-          <w:numId w:val="1"/>
-        </w:numPr>
-        <w:spacing w:after="60"/>
-      </w:pPr>
-      <w:r>
-        <w:t xml:space="preserve">Create src/hooks/useExpenses.ts for CRUD on expenses table</w:t>
-      </w:r>
-    </w:p>
-    <w:p>
-      <w:pPr>
-        <w:pStyle w:val="ListParagraph"/>
-        <w:numPr>
-          <w:ilvl w:val="0"/>
-          <w:numId w:val="1"/>
-        </w:numPr>
-        <w:spacing w:after="60"/>
-      </w:pPr>
-      <w:r>
-        <w:t xml:space="preserve">Fetch with date/category filters; create, update, delete expenses</w:t>
-      </w:r>
-    </w:p>
-    <w:p>
-      <w:pPr>
-        <w:pStyle w:val="ListParagraph"/>
-        <w:numPr>
-          <w:ilvl w:val="0"/>
-          <w:numId w:val="1"/>
-        </w:numPr>
-        <w:spacing w:after="60"/>
-      </w:pPr>
-      <w:r>
-        <w:t xml:space="preserve">Compute totals (YTD, by month, by category)</w:t>
-      </w:r>
-    </w:p>
-    <w:p>
-      <w:pPr>
-        <w:pStyle w:val="ListParagraph"/>
-        <w:numPr>
-          <w:ilvl w:val="0"/>
-          <w:numId w:val="1"/>
-        </w:numPr>
-        <w:spacing w:after="60"/>
-      </w:pPr>
-      <w:r>
-        <w:t xml:space="preserve">Handle offline queue for all operations</w:t>
+        <w:t xml:space="preserve">S13: Google Calendar – Fetch Events</w:t>
+      </w:r>
+    </w:p>
+    <w:p>
+      <w:pPr>
+        <w:pStyle w:val="ListParagraph"/>
+        <w:numPr>
+          <w:ilvl w:val="0"/>
+          <w:numId w:val="1"/>
+        </w:numPr>
+        <w:spacing w:after="60"/>
+      </w:pPr>
+      <w:r>
+        <w:t xml:space="preserve">Create src/lib/googleCalendar.ts with fetchCalendarEvents()</w:t>
+      </w:r>
+    </w:p>
+    <w:p>
+      <w:pPr>
+        <w:pStyle w:val="ListParagraph"/>
+        <w:numPr>
+          <w:ilvl w:val="0"/>
+          <w:numId w:val="1"/>
+        </w:numPr>
+        <w:spacing w:after="60"/>
+      </w:pPr>
+      <w:r>
+        <w:t xml:space="preserve">Uses stored Google access token from SecureStore</w:t>
+      </w:r>
+    </w:p>
+    <w:p>
+      <w:pPr>
+        <w:pStyle w:val="ListParagraph"/>
+        <w:numPr>
+          <w:ilvl w:val="0"/>
+          <w:numId w:val="1"/>
+        </w:numPr>
+        <w:spacing w:after="60"/>
+      </w:pPr>
+      <w:r>
+        <w:t xml:space="preserve">Returns array of calendar events for date range</w:t>
+      </w:r>
+    </w:p>
+    <w:p>
+      <w:pPr>
+        <w:pStyle w:val="ListParagraph"/>
+        <w:numPr>
+          <w:ilvl w:val="0"/>
+          <w:numId w:val="1"/>
+        </w:numPr>
+        <w:spacing w:after="60"/>
+      </w:pPr>
+      <w:r>
+        <w:t xml:space="preserve">Handles token refresh on 401; handles API errors gracefully</w:t>
+      </w:r>
+    </w:p>
+    <w:p>
+      <w:pPr>
+        <w:pStyle w:val="ListParagraph"/>
+        <w:numPr>
+          <w:ilvl w:val="0"/>
+          <w:numId w:val="1"/>
+        </w:numPr>
+        <w:spacing w:after="60"/>
+      </w:pPr>
+      <w:r>
+        <w:t xml:space="preserve">Dependencies: S4</w:t>
+      </w:r>
+    </w:p>
+    <w:p/>
+    <w:p>
+      <w:pPr>
+        <w:pStyle w:val="Heading3"/>
+        <w:spacing w:after="100" w:before="160"/>
+      </w:pPr>
+      <w:r>
+        <w:t xml:space="preserve">S14: Google Calendar – Create/Update Events</w:t>
+      </w:r>
+    </w:p>
+    <w:p>
+      <w:pPr>
+        <w:pStyle w:val="ListParagraph"/>
+        <w:numPr>
+          <w:ilvl w:val="0"/>
+          <w:numId w:val="1"/>
+        </w:numPr>
+        <w:spacing w:after="60"/>
+      </w:pPr>
+      <w:r>
+        <w:t xml:space="preserve">Add createCalendarEvent(), updateCalendarEvent(), deleteCalendarEvent() to googleCalendar.ts</w:t>
+      </w:r>
+    </w:p>
+    <w:p>
+      <w:pPr>
+        <w:pStyle w:val="ListParagraph"/>
+        <w:numPr>
+          <w:ilvl w:val="0"/>
+          <w:numId w:val="1"/>
+        </w:numPr>
+        <w:spacing w:after="60"/>
+      </w:pPr>
+      <w:r>
+        <w:t xml:space="preserve">Payload includes title, time, location, description</w:t>
+      </w:r>
+    </w:p>
+    <w:p>
+      <w:pPr>
+        <w:pStyle w:val="ListParagraph"/>
+        <w:numPr>
+          <w:ilvl w:val="0"/>
+          <w:numId w:val="1"/>
+        </w:numPr>
+        <w:spacing w:after="60"/>
+      </w:pPr>
+      <w:r>
+        <w:t xml:space="preserve">Handles conflicts (e.g., event already deleted)</w:t>
+      </w:r>
+    </w:p>
+    <w:p>
+      <w:pPr>
+        <w:pStyle w:val="ListParagraph"/>
+        <w:numPr>
+          <w:ilvl w:val="0"/>
+          <w:numId w:val="1"/>
+        </w:numPr>
+        <w:spacing w:after="60"/>
+      </w:pPr>
+      <w:r>
+        <w:t xml:space="preserve">Dependencies: S13</w:t>
+      </w:r>
+    </w:p>
+    <w:p/>
+    <w:p>
+      <w:pPr>
+        <w:pStyle w:val="Heading3"/>
+        <w:spacing w:after="100" w:before="160"/>
+      </w:pPr>
+      <w:r>
+        <w:t xml:space="preserve">S15: Calendar Bi-directional Sync</w:t>
+      </w:r>
+    </w:p>
+    <w:p>
+      <w:pPr>
+        <w:pStyle w:val="ListParagraph"/>
+        <w:numPr>
+          <w:ilvl w:val="0"/>
+          <w:numId w:val="1"/>
+        </w:numPr>
+        <w:spacing w:after="60"/>
+      </w:pPr>
+      <w:r>
+        <w:t xml:space="preserve">Create src/hooks/useCalendarSync.ts to manage sync state and logic</w:t>
+      </w:r>
+    </w:p>
+    <w:p>
+      <w:pPr>
+        <w:pStyle w:val="ListParagraph"/>
+        <w:numPr>
+          <w:ilvl w:val="0"/>
+          <w:numId w:val="1"/>
+        </w:numPr>
+        <w:spacing w:after="60"/>
+      </w:pPr>
+      <w:r>
+        <w:t xml:space="preserve">Modify CalendarScreen.tsx: add sync button, show merged view, conflict resolution UI</w:t>
+      </w:r>
+    </w:p>
+    <w:p>
+      <w:pPr>
+        <w:pStyle w:val="ListParagraph"/>
+        <w:numPr>
+          <w:ilvl w:val="0"/>
+          <w:numId w:val="1"/>
+        </w:numPr>
+        <w:spacing w:after="60"/>
+      </w:pPr>
+      <w:r>
+        <w:t xml:space="preserve">Conflict resolution: Waypoint changes win; merge with server events</w:t>
+      </w:r>
+    </w:p>
+    <w:p>
+      <w:pPr>
+        <w:pStyle w:val="ListParagraph"/>
+        <w:numPr>
+          <w:ilvl w:val="0"/>
+          <w:numId w:val="1"/>
+        </w:numPr>
+        <w:spacing w:after="60"/>
+      </w:pPr>
+      <w:r>
+        <w:t xml:space="preserve">Visual indicator (icon/badge) for synced vs. local-only events</w:t>
+      </w:r>
+    </w:p>
+    <w:p>
+      <w:pPr>
+        <w:pStyle w:val="ListParagraph"/>
+        <w:numPr>
+          <w:ilvl w:val="0"/>
+          <w:numId w:val="1"/>
+        </w:numPr>
+        <w:spacing w:after="60"/>
+      </w:pPr>
+      <w:r>
+        <w:t xml:space="preserve">Dependencies: S13, S14</w:t>
+      </w:r>
+    </w:p>
+    <w:p/>
+    <w:p>
+      <w:pPr>
+        <w:pStyle w:val="Heading3"/>
+        <w:spacing w:after="100" w:before="160"/>
+      </w:pPr>
+      <w:r>
+        <w:t xml:space="preserve">S16: Gmail Integration – Read Emails</w:t>
+      </w:r>
+    </w:p>
+    <w:p>
+      <w:pPr>
+        <w:pStyle w:val="ListParagraph"/>
+        <w:numPr>
+          <w:ilvl w:val="0"/>
+          <w:numId w:val="1"/>
+        </w:numPr>
+        <w:spacing w:after="60"/>
+      </w:pPr>
+      <w:r>
+        <w:t xml:space="preserve">Create src/lib/gmail.ts with fetchEmails(), getEmailDetail()</w:t>
+      </w:r>
+    </w:p>
+    <w:p>
+      <w:pPr>
+        <w:pStyle w:val="ListParagraph"/>
+        <w:numPr>
+          <w:ilvl w:val="0"/>
+          <w:numId w:val="1"/>
+        </w:numPr>
+        <w:spacing w:after="60"/>
+      </w:pPr>
+      <w:r>
+        <w:t xml:space="preserve">Fetch inbox with pagination; filter by label; full email body (HTML/text)</w:t>
+      </w:r>
+    </w:p>
+    <w:p>
+      <w:pPr>
+        <w:pStyle w:val="ListParagraph"/>
+        <w:numPr>
+          <w:ilvl w:val="0"/>
+          <w:numId w:val="1"/>
+        </w:numPr>
+        <w:spacing w:after="60"/>
+      </w:pPr>
+      <w:r>
+        <w:t xml:space="preserve">Handle auth errors and malformed responses</w:t>
+      </w:r>
+    </w:p>
+    <w:p>
+      <w:pPr>
+        <w:pStyle w:val="ListParagraph"/>
+        <w:numPr>
+          <w:ilvl w:val="0"/>
+          <w:numId w:val="1"/>
+        </w:numPr>
+        <w:spacing w:after="60"/>
+      </w:pPr>
+      <w:r>
+        <w:t xml:space="preserve">Dependencies: None (OAuth scopes pre-requested)</w:t>
+      </w:r>
+    </w:p>
+    <w:p/>
+    <w:p>
+      <w:pPr>
+        <w:pStyle w:val="Heading3"/>
+        <w:spacing w:after="100" w:before="160"/>
+      </w:pPr>
+      <w:r>
+        <w:t xml:space="preserve">S17: Gmail Integration – Draft &amp; Send</w:t>
+      </w:r>
+    </w:p>
+    <w:p>
+      <w:pPr>
+        <w:pStyle w:val="ListParagraph"/>
+        <w:numPr>
+          <w:ilvl w:val="0"/>
+          <w:numId w:val="1"/>
+        </w:numPr>
+        <w:spacing w:after="60"/>
+      </w:pPr>
+      <w:r>
+        <w:t xml:space="preserve">Add createDraft(), sendEmail() to gmail.ts</w:t>
+      </w:r>
+    </w:p>
+    <w:p>
+      <w:pPr>
+        <w:pStyle w:val="ListParagraph"/>
+        <w:numPr>
+          <w:ilvl w:val="0"/>
+          <w:numId w:val="1"/>
+        </w:numPr>
+        <w:spacing w:after="60"/>
+      </w:pPr>
+      <w:r>
+        <w:t xml:space="preserve">Modify NavigatorScreen.tsx: add "Send as Email" action on draft responses</w:t>
+      </w:r>
+    </w:p>
+    <w:p>
+      <w:pPr>
+        <w:pStyle w:val="ListParagraph"/>
+        <w:numPr>
+          <w:ilvl w:val="0"/>
+          <w:numId w:val="1"/>
+        </w:numPr>
+        <w:spacing w:after="60"/>
+      </w:pPr>
+      <w:r>
+        <w:t xml:space="preserve">Auto-fill recipient from context if available</w:t>
+      </w:r>
+    </w:p>
+    <w:p>
+      <w:pPr>
+        <w:pStyle w:val="ListParagraph"/>
+        <w:numPr>
+          <w:ilvl w:val="0"/>
+          <w:numId w:val="1"/>
+        </w:numPr>
+        <w:spacing w:after="60"/>
+      </w:pPr>
+      <w:r>
+        <w:t xml:space="preserve">Dependencies: S16</w:t>
+      </w:r>
+    </w:p>
+    <w:p/>
+    <w:p>
+      <w:pPr>
+        <w:pStyle w:val="Heading3"/>
+        <w:spacing w:after="100" w:before="160"/>
+      </w:pPr>
+      <w:r>
+        <w:t xml:space="preserve">S18: Multi-Child Picker Component</w:t>
+      </w:r>
+    </w:p>
+    <w:p>
+      <w:pPr>
+        <w:pStyle w:val="ListParagraph"/>
+        <w:numPr>
+          <w:ilvl w:val="0"/>
+          <w:numId w:val="1"/>
+        </w:numPr>
+        <w:spacing w:after="60"/>
+      </w:pPr>
+      <w:r>
+        <w:t xml:space="preserve">Create src/components/ChildPicker.tsx (select child for scoping data)</w:t>
+      </w:r>
+    </w:p>
+    <w:p>
+      <w:pPr>
+        <w:pStyle w:val="ListParagraph"/>
+        <w:numPr>
+          <w:ilvl w:val="0"/>
+          <w:numId w:val="1"/>
+        </w:numPr>
+        <w:spacing w:after="60"/>
+      </w:pPr>
+      <w:r>
+        <w:t xml:space="preserve">Update HomeScreen, NavigatorScreen, ActionsScreen to use picker when &gt;1 child</w:t>
+      </w:r>
+    </w:p>
+    <w:p>
+      <w:pPr>
+        <w:pStyle w:val="ListParagraph"/>
+        <w:numPr>
+          <w:ilvl w:val="0"/>
+          <w:numId w:val="1"/>
+        </w:numPr>
+        <w:spacing w:after="60"/>
+      </w:pPr>
+      <w:r>
+        <w:t xml:space="preserve">Persist selected child in local state; all screens filter by selection</w:t>
+      </w:r>
+    </w:p>
+    <w:p>
+      <w:pPr>
+        <w:pStyle w:val="ListParagraph"/>
+        <w:numPr>
+          <w:ilvl w:val="0"/>
+          <w:numId w:val="1"/>
+        </w:numPr>
+        <w:spacing w:after="60"/>
+      </w:pPr>
+      <w:r>
+        <w:t xml:space="preserve">Single-child families see no picker</w:t>
       </w:r>
     </w:p>
     <w:p>
@@ -3344,368 +4531,6 @@
       </w:pPr>
       <w:r>
         <w:t xml:space="preserve">Dependencies: None</w:t>
-      </w:r>
-    </w:p>
-    <w:p/>
-    <w:p>
-      <w:pPr>
-        <w:pStyle w:val="Heading3"/>
-        <w:spacing w:after="100" w:before="160"/>
-      </w:pPr>
-      <w:r>
-        <w:t xml:space="preserve">S20: ExpensesScreen – List View</w:t>
-      </w:r>
-    </w:p>
-    <w:p>
-      <w:pPr>
-        <w:pStyle w:val="ListParagraph"/>
-        <w:numPr>
-          <w:ilvl w:val="0"/>
-          <w:numId w:val="1"/>
-        </w:numPr>
-        <w:spacing w:after="60"/>
-      </w:pPr>
-      <w:r>
-        <w:t xml:space="preserve">Create src/screens/main/ExpensesScreen.tsx</w:t>
-      </w:r>
-    </w:p>
-    <w:p>
-      <w:pPr>
-        <w:pStyle w:val="ListParagraph"/>
-        <w:numPr>
-          <w:ilvl w:val="0"/>
-          <w:numId w:val="1"/>
-        </w:numPr>
-        <w:spacing w:after="60"/>
-      </w:pPr>
-      <w:r>
-        <w:t xml:space="preserve">Add 6th tab to MainTabs (or nest under Profile)</w:t>
-      </w:r>
-    </w:p>
-    <w:p>
-      <w:pPr>
-        <w:pStyle w:val="ListParagraph"/>
-        <w:numPr>
-          <w:ilvl w:val="0"/>
-          <w:numId w:val="1"/>
-        </w:numPr>
-        <w:spacing w:after="60"/>
-      </w:pPr>
-      <w:r>
-        <w:t xml:space="preserve">Show expense list grouped by month; category filter pills; running total header</w:t>
-      </w:r>
-    </w:p>
-    <w:p>
-      <w:pPr>
-        <w:pStyle w:val="ListParagraph"/>
-        <w:numPr>
-          <w:ilvl w:val="0"/>
-          <w:numId w:val="1"/>
-        </w:numPr>
-        <w:spacing w:after="60"/>
-      </w:pPr>
-      <w:r>
-        <w:t xml:space="preserve">Pull-to-refresh; empty state messaging</w:t>
-      </w:r>
-    </w:p>
-    <w:p>
-      <w:pPr>
-        <w:pStyle w:val="ListParagraph"/>
-        <w:numPr>
-          <w:ilvl w:val="0"/>
-          <w:numId w:val="1"/>
-        </w:numPr>
-        <w:spacing w:after="60"/>
-      </w:pPr>
-      <w:r>
-        <w:t xml:space="preserve">Dependencies: S19</w:t>
-      </w:r>
-    </w:p>
-    <w:p/>
-    <w:p>
-      <w:pPr>
-        <w:pStyle w:val="Heading3"/>
-        <w:spacing w:after="100" w:before="160"/>
-      </w:pPr>
-      <w:r>
-        <w:t xml:space="preserve">S21: Add/Edit Expense Modal</w:t>
-      </w:r>
-    </w:p>
-    <w:p>
-      <w:pPr>
-        <w:pStyle w:val="ListParagraph"/>
-        <w:numPr>
-          <w:ilvl w:val="0"/>
-          <w:numId w:val="1"/>
-        </w:numPr>
-        <w:spacing w:after="60"/>
-      </w:pPr>
-      <w:r>
-        <w:t xml:space="preserve">Add modal to ExpensesScreen with form fields</w:t>
-      </w:r>
-    </w:p>
-    <w:p>
-      <w:pPr>
-        <w:pStyle w:val="ListParagraph"/>
-        <w:numPr>
-          <w:ilvl w:val="0"/>
-          <w:numId w:val="1"/>
-        </w:numPr>
-        <w:spacing w:after="60"/>
-      </w:pPr>
-      <w:r>
-        <w:t xml:space="preserve">Fields: amount, category picker, description, date, funding source, tax-deductible toggle</w:t>
-      </w:r>
-    </w:p>
-    <w:p>
-      <w:pPr>
-        <w:pStyle w:val="ListParagraph"/>
-        <w:numPr>
-          <w:ilvl w:val="0"/>
-          <w:numId w:val="1"/>
-        </w:numPr>
-        <w:spacing w:after="60"/>
-      </w:pPr>
-      <w:r>
-        <w:t xml:space="preserve">Edit mode pre-fills all fields; validates required fields</w:t>
-      </w:r>
-    </w:p>
-    <w:p>
-      <w:pPr>
-        <w:pStyle w:val="ListParagraph"/>
-        <w:numPr>
-          <w:ilvl w:val="0"/>
-          <w:numId w:val="1"/>
-        </w:numPr>
-        <w:spacing w:after="60"/>
-      </w:pPr>
-      <w:r>
-        <w:t xml:space="preserve">Save to DB; show success/error toast</w:t>
-      </w:r>
-    </w:p>
-    <w:p>
-      <w:pPr>
-        <w:pStyle w:val="ListParagraph"/>
-        <w:numPr>
-          <w:ilvl w:val="0"/>
-          <w:numId w:val="1"/>
-        </w:numPr>
-        <w:spacing w:after="60"/>
-      </w:pPr>
-      <w:r>
-        <w:t xml:space="preserve">Dependencies: S20</w:t>
-      </w:r>
-    </w:p>
-    <w:p/>
-    <w:p>
-      <w:pPr>
-        <w:pStyle w:val="Heading3"/>
-        <w:spacing w:after="100" w:before="160"/>
-      </w:pPr>
-      <w:r>
-        <w:t xml:space="preserve">S22: Reimbursement Status Tracker</w:t>
-      </w:r>
-    </w:p>
-    <w:p>
-      <w:pPr>
-        <w:pStyle w:val="ListParagraph"/>
-        <w:numPr>
-          <w:ilvl w:val="0"/>
-          <w:numId w:val="1"/>
-        </w:numPr>
-        <w:spacing w:after="60"/>
-      </w:pPr>
-      <w:r>
-        <w:t xml:space="preserve">Add reimbursement section to ExpensesScreen</w:t>
-      </w:r>
-    </w:p>
-    <w:p>
-      <w:pPr>
-        <w:pStyle w:val="ListParagraph"/>
-        <w:numPr>
-          <w:ilvl w:val="0"/>
-          <w:numId w:val="1"/>
-        </w:numPr>
-        <w:spacing w:after="60"/>
-      </w:pPr>
-      <w:r>
-        <w:t xml:space="preserve">Filter by reimbursement_status (pending, submitted, approved, denied)</w:t>
-      </w:r>
-    </w:p>
-    <w:p>
-      <w:pPr>
-        <w:pStyle w:val="ListParagraph"/>
-        <w:numPr>
-          <w:ilvl w:val="0"/>
-          <w:numId w:val="1"/>
-        </w:numPr>
-        <w:spacing w:after="60"/>
-      </w:pPr>
-      <w:r>
-        <w:t xml:space="preserve">Show reimbursement_amount vs. original amount; batch status update</w:t>
-      </w:r>
-    </w:p>
-    <w:p>
-      <w:pPr>
-        <w:pStyle w:val="ListParagraph"/>
-        <w:numPr>
-          <w:ilvl w:val="0"/>
-          <w:numId w:val="1"/>
-        </w:numPr>
-        <w:spacing w:after="60"/>
-      </w:pPr>
-      <w:r>
-        <w:t xml:space="preserve">Notification when status changes</w:t>
-      </w:r>
-    </w:p>
-    <w:p>
-      <w:pPr>
-        <w:pStyle w:val="ListParagraph"/>
-        <w:numPr>
-          <w:ilvl w:val="0"/>
-          <w:numId w:val="1"/>
-        </w:numPr>
-        <w:spacing w:after="60"/>
-      </w:pPr>
-      <w:r>
-        <w:t xml:space="preserve">Dependencies: S21</w:t>
-      </w:r>
-    </w:p>
-    <w:p/>
-    <w:p>
-      <w:pPr>
-        <w:pStyle w:val="Heading3"/>
-        <w:spacing w:after="100" w:before="160"/>
-      </w:pPr>
-      <w:r>
-        <w:t xml:space="preserve">S23: Tax Deduction Report</w:t>
-      </w:r>
-    </w:p>
-    <w:p>
-      <w:pPr>
-        <w:pStyle w:val="ListParagraph"/>
-        <w:numPr>
-          <w:ilvl w:val="0"/>
-          <w:numId w:val="1"/>
-        </w:numPr>
-        <w:spacing w:after="60"/>
-      </w:pPr>
-      <w:r>
-        <w:t xml:space="preserve">Create src/screens/main/TaxReportScreen.tsx</w:t>
-      </w:r>
-    </w:p>
-    <w:p>
-      <w:pPr>
-        <w:pStyle w:val="ListParagraph"/>
-        <w:numPr>
-          <w:ilvl w:val="0"/>
-          <w:numId w:val="1"/>
-        </w:numPr>
-        <w:spacing w:after="60"/>
-      </w:pPr>
-      <w:r>
-        <w:t xml:space="preserve">Generate annual summary of tax-deductible expenses</w:t>
-      </w:r>
-    </w:p>
-    <w:p>
-      <w:pPr>
-        <w:pStyle w:val="ListParagraph"/>
-        <w:numPr>
-          <w:ilvl w:val="0"/>
-          <w:numId w:val="1"/>
-        </w:numPr>
-        <w:spacing w:after="60"/>
-      </w:pPr>
-      <w:r>
-        <w:t xml:space="preserve">Group by category; show total deductible amount</w:t>
-      </w:r>
-    </w:p>
-    <w:p>
-      <w:pPr>
-        <w:pStyle w:val="ListParagraph"/>
-        <w:numPr>
-          <w:ilvl w:val="0"/>
-          <w:numId w:val="1"/>
-        </w:numPr>
-        <w:spacing w:after="60"/>
-      </w:pPr>
-      <w:r>
-        <w:t xml:space="preserve">Export-ready format (JSON/CSV for accountant)</w:t>
-      </w:r>
-    </w:p>
-    <w:p>
-      <w:pPr>
-        <w:pStyle w:val="ListParagraph"/>
-        <w:numPr>
-          <w:ilvl w:val="0"/>
-          <w:numId w:val="1"/>
-        </w:numPr>
-        <w:spacing w:after="60"/>
-      </w:pPr>
-      <w:r>
-        <w:t xml:space="preserve">Dependencies: S19</w:t>
-      </w:r>
-    </w:p>
-    <w:p/>
-    <w:p>
-      <w:pPr>
-        <w:pStyle w:val="Heading3"/>
-        <w:spacing w:after="100" w:before="160"/>
-      </w:pPr>
-      <w:r>
-        <w:t xml:space="preserve">S24: Financial Dashboard Widget</w:t>
-      </w:r>
-    </w:p>
-    <w:p>
-      <w:pPr>
-        <w:pStyle w:val="ListParagraph"/>
-        <w:numPr>
-          <w:ilvl w:val="0"/>
-          <w:numId w:val="1"/>
-        </w:numPr>
-        <w:spacing w:after="60"/>
-      </w:pPr>
-      <w:r>
-        <w:t xml:space="preserve">Add financial summary card to HomeScreen</w:t>
-      </w:r>
-    </w:p>
-    <w:p>
-      <w:pPr>
-        <w:pStyle w:val="ListParagraph"/>
-        <w:numPr>
-          <w:ilvl w:val="0"/>
-          <w:numId w:val="1"/>
-        </w:numPr>
-        <w:spacing w:after="60"/>
-      </w:pPr>
-      <w:r>
-        <w:t xml:space="preserve">Shows: current month spending, reimbursement pending, YTD total</w:t>
-      </w:r>
-    </w:p>
-    <w:p>
-      <w:pPr>
-        <w:pStyle w:val="ListParagraph"/>
-        <w:numPr>
-          <w:ilvl w:val="0"/>
-          <w:numId w:val="1"/>
-        </w:numPr>
-        <w:spacing w:after="60"/>
-      </w:pPr>
-      <w:r>
-        <w:t xml:space="preserve">Tap navigates to ExpensesScreen; loading/empty states</w:t>
-      </w:r>
-    </w:p>
-    <w:p>
-      <w:pPr>
-        <w:pStyle w:val="ListParagraph"/>
-        <w:numPr>
-          <w:ilvl w:val="0"/>
-          <w:numId w:val="1"/>
-        </w:numPr>
-        <w:spacing w:after="60"/>
-      </w:pPr>
-      <w:r>
-        <w:t xml:space="preserve">Dependencies: S19, S20</w:t>
       </w:r>
     </w:p>
     <w:p/>
@@ -3720,7 +4545,7 @@
         <w:spacing w:after="120" w:before="200"/>
       </w:pPr>
       <w:r>
-        <w:t xml:space="preserve">Phase 3: Provider &amp; Service Management (S25–S30)</w:t>
+        <w:t xml:space="preserve">Phase 2: Financial Tracker (S19–S24)</w:t>
       </w:r>
     </w:p>
     <w:p>
@@ -3728,7 +4553,7 @@
         <w:spacing w:after="100"/>
       </w:pPr>
       <w:r>
-        <w:t xml:space="preserve">Build provider directory, service authorization tracking, and referral workflows.</w:t>
+        <w:t xml:space="preserve">Build full expense tracking, reimbursement workflows, and tax reporting.</w:t>
       </w:r>
     </w:p>
     <w:p/>
@@ -3738,59 +4563,59 @@
         <w:spacing w:after="100" w:before="160"/>
       </w:pPr>
       <w:r>
-        <w:t xml:space="preserve">S25: useProviders Hook</w:t>
-      </w:r>
-    </w:p>
-    <w:p>
-      <w:pPr>
-        <w:pStyle w:val="ListParagraph"/>
-        <w:numPr>
-          <w:ilvl w:val="0"/>
-          <w:numId w:val="1"/>
-        </w:numPr>
-        <w:spacing w:after="60"/>
-      </w:pPr>
-      <w:r>
-        <w:t xml:space="preserve">Create src/hooks/useProviders.ts for CRUD on providers table</w:t>
-      </w:r>
-    </w:p>
-    <w:p>
-      <w:pPr>
-        <w:pStyle w:val="ListParagraph"/>
-        <w:numPr>
-          <w:ilvl w:val="0"/>
-          <w:numId w:val="1"/>
-        </w:numPr>
-        <w:spacing w:after="60"/>
-      </w:pPr>
-      <w:r>
-        <w:t xml:space="preserve">Fetch with type filter (therapist, doctor, case manager, etc.)</w:t>
-      </w:r>
-    </w:p>
-    <w:p>
-      <w:pPr>
-        <w:pStyle w:val="ListParagraph"/>
-        <w:numPr>
-          <w:ilvl w:val="0"/>
-          <w:numId w:val="1"/>
-        </w:numPr>
-        <w:spacing w:after="60"/>
-      </w:pPr>
-      <w:r>
-        <w:t xml:space="preserve">Create, update, deactivate providers; search by name</w:t>
-      </w:r>
-    </w:p>
-    <w:p>
-      <w:pPr>
-        <w:pStyle w:val="ListParagraph"/>
-        <w:numPr>
-          <w:ilvl w:val="0"/>
-          <w:numId w:val="1"/>
-        </w:numPr>
-        <w:spacing w:after="60"/>
-      </w:pPr>
-      <w:r>
-        <w:t xml:space="preserve">Handle offline queue</w:t>
+        <w:t xml:space="preserve">S19: useExpenses Hook</w:t>
+      </w:r>
+    </w:p>
+    <w:p>
+      <w:pPr>
+        <w:pStyle w:val="ListParagraph"/>
+        <w:numPr>
+          <w:ilvl w:val="0"/>
+          <w:numId w:val="1"/>
+        </w:numPr>
+        <w:spacing w:after="60"/>
+      </w:pPr>
+      <w:r>
+        <w:t xml:space="preserve">Create src/hooks/useExpenses.ts for CRUD on expenses table</w:t>
+      </w:r>
+    </w:p>
+    <w:p>
+      <w:pPr>
+        <w:pStyle w:val="ListParagraph"/>
+        <w:numPr>
+          <w:ilvl w:val="0"/>
+          <w:numId w:val="1"/>
+        </w:numPr>
+        <w:spacing w:after="60"/>
+      </w:pPr>
+      <w:r>
+        <w:t xml:space="preserve">Fetch with date/category filters; create, update, delete expenses</w:t>
+      </w:r>
+    </w:p>
+    <w:p>
+      <w:pPr>
+        <w:pStyle w:val="ListParagraph"/>
+        <w:numPr>
+          <w:ilvl w:val="0"/>
+          <w:numId w:val="1"/>
+        </w:numPr>
+        <w:spacing w:after="60"/>
+      </w:pPr>
+      <w:r>
+        <w:t xml:space="preserve">Compute totals (YTD, by month, by category)</w:t>
+      </w:r>
+    </w:p>
+    <w:p>
+      <w:pPr>
+        <w:pStyle w:val="ListParagraph"/>
+        <w:numPr>
+          <w:ilvl w:val="0"/>
+          <w:numId w:val="1"/>
+        </w:numPr>
+        <w:spacing w:after="60"/>
+      </w:pPr>
+      <w:r>
+        <w:t xml:space="preserve">Handle offline queue for all operations</w:t>
       </w:r>
     </w:p>
     <w:p>
@@ -3813,72 +4638,72 @@
         <w:spacing w:after="100" w:before="160"/>
       </w:pPr>
       <w:r>
-        <w:t xml:space="preserve">S26: ProvidersScreen – List &amp; Detail</w:t>
-      </w:r>
-    </w:p>
-    <w:p>
-      <w:pPr>
-        <w:pStyle w:val="ListParagraph"/>
-        <w:numPr>
-          <w:ilvl w:val="0"/>
-          <w:numId w:val="1"/>
-        </w:numPr>
-        <w:spacing w:after="60"/>
-      </w:pPr>
-      <w:r>
-        <w:t xml:space="preserve">Create src/screens/main/ProvidersScreen.tsx</w:t>
-      </w:r>
-    </w:p>
-    <w:p>
-      <w:pPr>
-        <w:pStyle w:val="ListParagraph"/>
-        <w:numPr>
-          <w:ilvl w:val="0"/>
-          <w:numId w:val="1"/>
-        </w:numPr>
-        <w:spacing w:after="60"/>
-      </w:pPr>
-      <w:r>
-        <w:t xml:space="preserve">Card list grouped by provider type; tap for detail modal</w:t>
-      </w:r>
-    </w:p>
-    <w:p>
-      <w:pPr>
-        <w:pStyle w:val="ListParagraph"/>
-        <w:numPr>
-          <w:ilvl w:val="0"/>
-          <w:numId w:val="1"/>
-        </w:numPr>
-        <w:spacing w:after="60"/>
-      </w:pPr>
-      <w:r>
-        <w:t xml:space="preserve">Quick actions: phone (Linking.openURL), email, edit, deactivate</w:t>
-      </w:r>
-    </w:p>
-    <w:p>
-      <w:pPr>
-        <w:pStyle w:val="ListParagraph"/>
-        <w:numPr>
-          <w:ilvl w:val="0"/>
-          <w:numId w:val="1"/>
-        </w:numPr>
-        <w:spacing w:after="60"/>
-      </w:pPr>
-      <w:r>
-        <w:t xml:space="preserve">Filter by active/inactive; search by name</w:t>
-      </w:r>
-    </w:p>
-    <w:p>
-      <w:pPr>
-        <w:pStyle w:val="ListParagraph"/>
-        <w:numPr>
-          <w:ilvl w:val="0"/>
-          <w:numId w:val="1"/>
-        </w:numPr>
-        <w:spacing w:after="60"/>
-      </w:pPr>
-      <w:r>
-        <w:t xml:space="preserve">Dependencies: S25</w:t>
+        <w:t xml:space="preserve">S20: ExpensesScreen – List View</w:t>
+      </w:r>
+    </w:p>
+    <w:p>
+      <w:pPr>
+        <w:pStyle w:val="ListParagraph"/>
+        <w:numPr>
+          <w:ilvl w:val="0"/>
+          <w:numId w:val="1"/>
+        </w:numPr>
+        <w:spacing w:after="60"/>
+      </w:pPr>
+      <w:r>
+        <w:t xml:space="preserve">Create src/screens/main/ExpensesScreen.tsx</w:t>
+      </w:r>
+    </w:p>
+    <w:p>
+      <w:pPr>
+        <w:pStyle w:val="ListParagraph"/>
+        <w:numPr>
+          <w:ilvl w:val="0"/>
+          <w:numId w:val="1"/>
+        </w:numPr>
+        <w:spacing w:after="60"/>
+      </w:pPr>
+      <w:r>
+        <w:t xml:space="preserve">Add 6th tab to MainTabs (or nest under Profile)</w:t>
+      </w:r>
+    </w:p>
+    <w:p>
+      <w:pPr>
+        <w:pStyle w:val="ListParagraph"/>
+        <w:numPr>
+          <w:ilvl w:val="0"/>
+          <w:numId w:val="1"/>
+        </w:numPr>
+        <w:spacing w:after="60"/>
+      </w:pPr>
+      <w:r>
+        <w:t xml:space="preserve">Show expense list grouped by month; category filter pills; running total header</w:t>
+      </w:r>
+    </w:p>
+    <w:p>
+      <w:pPr>
+        <w:pStyle w:val="ListParagraph"/>
+        <w:numPr>
+          <w:ilvl w:val="0"/>
+          <w:numId w:val="1"/>
+        </w:numPr>
+        <w:spacing w:after="60"/>
+      </w:pPr>
+      <w:r>
+        <w:t xml:space="preserve">Pull-to-refresh; empty state messaging</w:t>
+      </w:r>
+    </w:p>
+    <w:p>
+      <w:pPr>
+        <w:pStyle w:val="ListParagraph"/>
+        <w:numPr>
+          <w:ilvl w:val="0"/>
+          <w:numId w:val="1"/>
+        </w:numPr>
+        <w:spacing w:after="60"/>
+      </w:pPr>
+      <w:r>
+        <w:t xml:space="preserve">Dependencies: S19</w:t>
       </w:r>
     </w:p>
     <w:p/>
@@ -3888,72 +4713,72 @@
         <w:spacing w:after="100" w:before="160"/>
       </w:pPr>
       <w:r>
-        <w:t xml:space="preserve">S27: Add/Edit Provider Modal</w:t>
-      </w:r>
-    </w:p>
-    <w:p>
-      <w:pPr>
-        <w:pStyle w:val="ListParagraph"/>
-        <w:numPr>
-          <w:ilvl w:val="0"/>
-          <w:numId w:val="1"/>
-        </w:numPr>
-        <w:spacing w:after="60"/>
-      </w:pPr>
-      <w:r>
-        <w:t xml:space="preserve">Add modal to ProvidersScreen</w:t>
-      </w:r>
-    </w:p>
-    <w:p>
-      <w:pPr>
-        <w:pStyle w:val="ListParagraph"/>
-        <w:numPr>
-          <w:ilvl w:val="0"/>
-          <w:numId w:val="1"/>
-        </w:numPr>
-        <w:spacing w:after="60"/>
-      </w:pPr>
-      <w:r>
-        <w:t xml:space="preserve">Form: name, type, specialty, organization, phone, email, notes</w:t>
-      </w:r>
-    </w:p>
-    <w:p>
-      <w:pPr>
-        <w:pStyle w:val="ListParagraph"/>
-        <w:numPr>
-          <w:ilvl w:val="0"/>
-          <w:numId w:val="1"/>
-        </w:numPr>
-        <w:spacing w:after="60"/>
-      </w:pPr>
-      <w:r>
-        <w:t xml:space="preserve">Edit mode pre-fills; validate phone (10 digits) and email format</w:t>
-      </w:r>
-    </w:p>
-    <w:p>
-      <w:pPr>
-        <w:pStyle w:val="ListParagraph"/>
-        <w:numPr>
-          <w:ilvl w:val="0"/>
-          <w:numId w:val="1"/>
-        </w:numPr>
-        <w:spacing w:after="60"/>
-      </w:pPr>
-      <w:r>
-        <w:t xml:space="preserve">Assign colors/icons by type</w:t>
-      </w:r>
-    </w:p>
-    <w:p>
-      <w:pPr>
-        <w:pStyle w:val="ListParagraph"/>
-        <w:numPr>
-          <w:ilvl w:val="0"/>
-          <w:numId w:val="1"/>
-        </w:numPr>
-        <w:spacing w:after="60"/>
-      </w:pPr>
-      <w:r>
-        <w:t xml:space="preserve">Dependencies: S26</w:t>
+        <w:t xml:space="preserve">S21: Add/Edit Expense Modal</w:t>
+      </w:r>
+    </w:p>
+    <w:p>
+      <w:pPr>
+        <w:pStyle w:val="ListParagraph"/>
+        <w:numPr>
+          <w:ilvl w:val="0"/>
+          <w:numId w:val="1"/>
+        </w:numPr>
+        <w:spacing w:after="60"/>
+      </w:pPr>
+      <w:r>
+        <w:t xml:space="preserve">Add modal to ExpensesScreen with form fields</w:t>
+      </w:r>
+    </w:p>
+    <w:p>
+      <w:pPr>
+        <w:pStyle w:val="ListParagraph"/>
+        <w:numPr>
+          <w:ilvl w:val="0"/>
+          <w:numId w:val="1"/>
+        </w:numPr>
+        <w:spacing w:after="60"/>
+      </w:pPr>
+      <w:r>
+        <w:t xml:space="preserve">Fields: amount, category picker, description, date, funding source, tax-deductible toggle</w:t>
+      </w:r>
+    </w:p>
+    <w:p>
+      <w:pPr>
+        <w:pStyle w:val="ListParagraph"/>
+        <w:numPr>
+          <w:ilvl w:val="0"/>
+          <w:numId w:val="1"/>
+        </w:numPr>
+        <w:spacing w:after="60"/>
+      </w:pPr>
+      <w:r>
+        <w:t xml:space="preserve">Edit mode pre-fills all fields; validates required fields</w:t>
+      </w:r>
+    </w:p>
+    <w:p>
+      <w:pPr>
+        <w:pStyle w:val="ListParagraph"/>
+        <w:numPr>
+          <w:ilvl w:val="0"/>
+          <w:numId w:val="1"/>
+        </w:numPr>
+        <w:spacing w:after="60"/>
+      </w:pPr>
+      <w:r>
+        <w:t xml:space="preserve">Save to DB; show success/error toast</w:t>
+      </w:r>
+    </w:p>
+    <w:p>
+      <w:pPr>
+        <w:pStyle w:val="ListParagraph"/>
+        <w:numPr>
+          <w:ilvl w:val="0"/>
+          <w:numId w:val="1"/>
+        </w:numPr>
+        <w:spacing w:after="60"/>
+      </w:pPr>
+      <w:r>
+        <w:t xml:space="preserve">Dependencies: S20</w:t>
       </w:r>
     </w:p>
     <w:p/>
@@ -3963,72 +4788,72 @@
         <w:spacing w:after="100" w:before="160"/>
       </w:pPr>
       <w:r>
-        <w:t xml:space="preserve">S28: useServices Hook</w:t>
-      </w:r>
-    </w:p>
-    <w:p>
-      <w:pPr>
-        <w:pStyle w:val="ListParagraph"/>
-        <w:numPr>
-          <w:ilvl w:val="0"/>
-          <w:numId w:val="1"/>
-        </w:numPr>
-        <w:spacing w:after="60"/>
-      </w:pPr>
-      <w:r>
-        <w:t xml:space="preserve">Create src/hooks/useServices.ts for CRUD on services table</w:t>
-      </w:r>
-    </w:p>
-    <w:p>
-      <w:pPr>
-        <w:pStyle w:val="ListParagraph"/>
-        <w:numPr>
-          <w:ilvl w:val="0"/>
-          <w:numId w:val="1"/>
-        </w:numPr>
-        <w:spacing w:after="60"/>
-      </w:pPr>
-      <w:r>
-        <w:t xml:space="preserve">Fetch with status/type filter; link to provider and child</w:t>
-      </w:r>
-    </w:p>
-    <w:p>
-      <w:pPr>
-        <w:pStyle w:val="ListParagraph"/>
-        <w:numPr>
-          <w:ilvl w:val="0"/>
-          <w:numId w:val="1"/>
-        </w:numPr>
-        <w:spacing w:after="60"/>
-      </w:pPr>
-      <w:r>
-        <w:t xml:space="preserve">Track authorization hours, dates, and status</w:t>
-      </w:r>
-    </w:p>
-    <w:p>
-      <w:pPr>
-        <w:pStyle w:val="ListParagraph"/>
-        <w:numPr>
-          <w:ilvl w:val="0"/>
-          <w:numId w:val="1"/>
-        </w:numPr>
-        <w:spacing w:after="60"/>
-      </w:pPr>
-      <w:r>
-        <w:t xml:space="preserve">Handle offline queue</w:t>
-      </w:r>
-    </w:p>
-    <w:p>
-      <w:pPr>
-        <w:pStyle w:val="ListParagraph"/>
-        <w:numPr>
-          <w:ilvl w:val="0"/>
-          <w:numId w:val="1"/>
-        </w:numPr>
-        <w:spacing w:after="60"/>
-      </w:pPr>
-      <w:r>
-        <w:t xml:space="preserve">Dependencies: S25</w:t>
+        <w:t xml:space="preserve">S22: Reimbursement Status Tracker</w:t>
+      </w:r>
+    </w:p>
+    <w:p>
+      <w:pPr>
+        <w:pStyle w:val="ListParagraph"/>
+        <w:numPr>
+          <w:ilvl w:val="0"/>
+          <w:numId w:val="1"/>
+        </w:numPr>
+        <w:spacing w:after="60"/>
+      </w:pPr>
+      <w:r>
+        <w:t xml:space="preserve">Add reimbursement section to ExpensesScreen</w:t>
+      </w:r>
+    </w:p>
+    <w:p>
+      <w:pPr>
+        <w:pStyle w:val="ListParagraph"/>
+        <w:numPr>
+          <w:ilvl w:val="0"/>
+          <w:numId w:val="1"/>
+        </w:numPr>
+        <w:spacing w:after="60"/>
+      </w:pPr>
+      <w:r>
+        <w:t xml:space="preserve">Filter by reimbursement_status (pending, submitted, approved, denied)</w:t>
+      </w:r>
+    </w:p>
+    <w:p>
+      <w:pPr>
+        <w:pStyle w:val="ListParagraph"/>
+        <w:numPr>
+          <w:ilvl w:val="0"/>
+          <w:numId w:val="1"/>
+        </w:numPr>
+        <w:spacing w:after="60"/>
+      </w:pPr>
+      <w:r>
+        <w:t xml:space="preserve">Show reimbursement_amount vs. original amount; batch status update</w:t>
+      </w:r>
+    </w:p>
+    <w:p>
+      <w:pPr>
+        <w:pStyle w:val="ListParagraph"/>
+        <w:numPr>
+          <w:ilvl w:val="0"/>
+          <w:numId w:val="1"/>
+        </w:numPr>
+        <w:spacing w:after="60"/>
+      </w:pPr>
+      <w:r>
+        <w:t xml:space="preserve">Notification when status changes</w:t>
+      </w:r>
+    </w:p>
+    <w:p>
+      <w:pPr>
+        <w:pStyle w:val="ListParagraph"/>
+        <w:numPr>
+          <w:ilvl w:val="0"/>
+          <w:numId w:val="1"/>
+        </w:numPr>
+        <w:spacing w:after="60"/>
+      </w:pPr>
+      <w:r>
+        <w:t xml:space="preserve">Dependencies: S21</w:t>
       </w:r>
     </w:p>
     <w:p/>
@@ -4038,72 +4863,72 @@
         <w:spacing w:after="100" w:before="160"/>
       </w:pPr>
       <w:r>
-        <w:t xml:space="preserve">S29: ServicesScreen – Authorization Tracker</w:t>
-      </w:r>
-    </w:p>
-    <w:p>
-      <w:pPr>
-        <w:pStyle w:val="ListParagraph"/>
-        <w:numPr>
-          <w:ilvl w:val="0"/>
-          <w:numId w:val="1"/>
-        </w:numPr>
-        <w:spacing w:after="60"/>
-      </w:pPr>
-      <w:r>
-        <w:t xml:space="preserve">Create src/screens/main/ServicesScreen.tsx</w:t>
-      </w:r>
-    </w:p>
-    <w:p>
-      <w:pPr>
-        <w:pStyle w:val="ListParagraph"/>
-        <w:numPr>
-          <w:ilvl w:val="0"/>
-          <w:numId w:val="1"/>
-        </w:numPr>
-        <w:spacing w:after="60"/>
-      </w:pPr>
-      <w:r>
-        <w:t xml:space="preserve">Show active services; authorization status; hours used vs. authorized</w:t>
-      </w:r>
-    </w:p>
-    <w:p>
-      <w:pPr>
-        <w:pStyle w:val="ListParagraph"/>
-        <w:numPr>
-          <w:ilvl w:val="0"/>
-          <w:numId w:val="1"/>
-        </w:numPr>
-        <w:spacing w:after="60"/>
-      </w:pPr>
-      <w:r>
-        <w:t xml:space="preserve">Highlight expiring authorizations (&lt; 30 days)</w:t>
-      </w:r>
-    </w:p>
-    <w:p>
-      <w:pPr>
-        <w:pStyle w:val="ListParagraph"/>
-        <w:numPr>
-          <w:ilvl w:val="0"/>
-          <w:numId w:val="1"/>
-        </w:numPr>
-        <w:spacing w:after="60"/>
-      </w:pPr>
-      <w:r>
-        <w:t xml:space="preserve">Group by child; filter by provider; sort by expiry date</w:t>
-      </w:r>
-    </w:p>
-    <w:p>
-      <w:pPr>
-        <w:pStyle w:val="ListParagraph"/>
-        <w:numPr>
-          <w:ilvl w:val="0"/>
-          <w:numId w:val="1"/>
-        </w:numPr>
-        <w:spacing w:after="60"/>
-      </w:pPr>
-      <w:r>
-        <w:t xml:space="preserve">Dependencies: S28</w:t>
+        <w:t xml:space="preserve">S23: Tax Deduction Report</w:t>
+      </w:r>
+    </w:p>
+    <w:p>
+      <w:pPr>
+        <w:pStyle w:val="ListParagraph"/>
+        <w:numPr>
+          <w:ilvl w:val="0"/>
+          <w:numId w:val="1"/>
+        </w:numPr>
+        <w:spacing w:after="60"/>
+      </w:pPr>
+      <w:r>
+        <w:t xml:space="preserve">Create src/screens/main/TaxReportScreen.tsx</w:t>
+      </w:r>
+    </w:p>
+    <w:p>
+      <w:pPr>
+        <w:pStyle w:val="ListParagraph"/>
+        <w:numPr>
+          <w:ilvl w:val="0"/>
+          <w:numId w:val="1"/>
+        </w:numPr>
+        <w:spacing w:after="60"/>
+      </w:pPr>
+      <w:r>
+        <w:t xml:space="preserve">Generate annual summary of tax-deductible expenses</w:t>
+      </w:r>
+    </w:p>
+    <w:p>
+      <w:pPr>
+        <w:pStyle w:val="ListParagraph"/>
+        <w:numPr>
+          <w:ilvl w:val="0"/>
+          <w:numId w:val="1"/>
+        </w:numPr>
+        <w:spacing w:after="60"/>
+      </w:pPr>
+      <w:r>
+        <w:t xml:space="preserve">Group by category; show total deductible amount</w:t>
+      </w:r>
+    </w:p>
+    <w:p>
+      <w:pPr>
+        <w:pStyle w:val="ListParagraph"/>
+        <w:numPr>
+          <w:ilvl w:val="0"/>
+          <w:numId w:val="1"/>
+        </w:numPr>
+        <w:spacing w:after="60"/>
+      </w:pPr>
+      <w:r>
+        <w:t xml:space="preserve">Export-ready format (JSON/CSV for accountant)</w:t>
+      </w:r>
+    </w:p>
+    <w:p>
+      <w:pPr>
+        <w:pStyle w:val="ListParagraph"/>
+        <w:numPr>
+          <w:ilvl w:val="0"/>
+          <w:numId w:val="1"/>
+        </w:numPr>
+        <w:spacing w:after="60"/>
+      </w:pPr>
+      <w:r>
+        <w:t xml:space="preserve">Dependencies: S19</w:t>
       </w:r>
     </w:p>
     <w:p/>
@@ -4113,59 +4938,59 @@
         <w:spacing w:after="100" w:before="160"/>
       </w:pPr>
       <w:r>
-        <w:t xml:space="preserve">S30: Provider-Service Linking</w:t>
-      </w:r>
-    </w:p>
-    <w:p>
-      <w:pPr>
-        <w:pStyle w:val="ListParagraph"/>
-        <w:numPr>
-          <w:ilvl w:val="0"/>
-          <w:numId w:val="1"/>
-        </w:numPr>
-        <w:spacing w:after="60"/>
-      </w:pPr>
-      <w:r>
-        <w:t xml:space="preserve">Add provider detail section showing their services (count + list)</w:t>
-      </w:r>
-    </w:p>
-    <w:p>
-      <w:pPr>
-        <w:pStyle w:val="ListParagraph"/>
-        <w:numPr>
-          <w:ilvl w:val="0"/>
-          <w:numId w:val="1"/>
-        </w:numPr>
-        <w:spacing w:after="60"/>
-      </w:pPr>
-      <w:r>
-        <w:t xml:space="preserve">Add service detail section showing the provider (name + contact)</w:t>
-      </w:r>
-    </w:p>
-    <w:p>
-      <w:pPr>
-        <w:pStyle w:val="ListParagraph"/>
-        <w:numPr>
-          <w:ilvl w:val="0"/>
-          <w:numId w:val="1"/>
-        </w:numPr>
-        <w:spacing w:after="60"/>
-      </w:pPr>
-      <w:r>
-        <w:t xml:space="preserve">Bidirectional navigation: tap provider → see services; tap service → see provider</w:t>
-      </w:r>
-    </w:p>
-    <w:p>
-      <w:pPr>
-        <w:pStyle w:val="ListParagraph"/>
-        <w:numPr>
-          <w:ilvl w:val="0"/>
-          <w:numId w:val="1"/>
-        </w:numPr>
-        <w:spacing w:after="60"/>
-      </w:pPr>
-      <w:r>
-        <w:t xml:space="preserve">Dependencies: S26, S29</w:t>
+        <w:t xml:space="preserve">S24: Financial Dashboard Widget</w:t>
+      </w:r>
+    </w:p>
+    <w:p>
+      <w:pPr>
+        <w:pStyle w:val="ListParagraph"/>
+        <w:numPr>
+          <w:ilvl w:val="0"/>
+          <w:numId w:val="1"/>
+        </w:numPr>
+        <w:spacing w:after="60"/>
+      </w:pPr>
+      <w:r>
+        <w:t xml:space="preserve">Add financial summary card to HomeScreen</w:t>
+      </w:r>
+    </w:p>
+    <w:p>
+      <w:pPr>
+        <w:pStyle w:val="ListParagraph"/>
+        <w:numPr>
+          <w:ilvl w:val="0"/>
+          <w:numId w:val="1"/>
+        </w:numPr>
+        <w:spacing w:after="60"/>
+      </w:pPr>
+      <w:r>
+        <w:t xml:space="preserve">Shows: current month spending, reimbursement pending, YTD total</w:t>
+      </w:r>
+    </w:p>
+    <w:p>
+      <w:pPr>
+        <w:pStyle w:val="ListParagraph"/>
+        <w:numPr>
+          <w:ilvl w:val="0"/>
+          <w:numId w:val="1"/>
+        </w:numPr>
+        <w:spacing w:after="60"/>
+      </w:pPr>
+      <w:r>
+        <w:t xml:space="preserve">Tap navigates to ExpensesScreen; loading/empty states</w:t>
+      </w:r>
+    </w:p>
+    <w:p>
+      <w:pPr>
+        <w:pStyle w:val="ListParagraph"/>
+        <w:numPr>
+          <w:ilvl w:val="0"/>
+          <w:numId w:val="1"/>
+        </w:numPr>
+        <w:spacing w:after="60"/>
+      </w:pPr>
+      <w:r>
+        <w:t xml:space="preserve">Dependencies: S19, S20</w:t>
       </w:r>
     </w:p>
     <w:p/>
@@ -4180,7 +5005,7 @@
         <w:spacing w:after="120" w:before="200"/>
       </w:pPr>
       <w:r>
-        <w:t xml:space="preserve">Phase 4: IEP Document Intelligence (S31–S38)</w:t>
+        <w:t xml:space="preserve">Phase 3: Provider &amp; Service Management (S25–S30)</w:t>
       </w:r>
     </w:p>
     <w:p>
@@ -4188,7 +5013,7 @@
         <w:spacing w:after="100"/>
       </w:pPr>
       <w:r>
-        <w:t xml:space="preserve">The killer feature: upload an IEP, AI analyzes it, flags weaknesses, suggests improvements.</w:t>
+        <w:t xml:space="preserve">Build provider directory, service authorization tracking, and referral workflows.</w:t>
       </w:r>
     </w:p>
     <w:p/>
@@ -4198,72 +5023,72 @@
         <w:spacing w:after="100" w:before="160"/>
       </w:pPr>
       <w:r>
-        <w:t xml:space="preserve">S31: Document OCR Edge Function</w:t>
-      </w:r>
-    </w:p>
-    <w:p>
-      <w:pPr>
-        <w:pStyle w:val="ListParagraph"/>
-        <w:numPr>
-          <w:ilvl w:val="0"/>
-          <w:numId w:val="1"/>
-        </w:numPr>
-        <w:spacing w:after="60"/>
-      </w:pPr>
-      <w:r>
-        <w:t xml:space="preserve">Create supabase/functions/document-ocr/index.ts</w:t>
-      </w:r>
-    </w:p>
-    <w:p>
-      <w:pPr>
-        <w:pStyle w:val="ListParagraph"/>
-        <w:numPr>
-          <w:ilvl w:val="0"/>
-          <w:numId w:val="1"/>
-        </w:numPr>
-        <w:spacing w:after="60"/>
-      </w:pPr>
-      <w:r>
-        <w:t xml:space="preserve">Accept PDF/image upload via POST; extract text using OCR (e.g., Tesseract or cloud provider)</w:t>
-      </w:r>
-    </w:p>
-    <w:p>
-      <w:pPr>
-        <w:pStyle w:val="ListParagraph"/>
-        <w:numPr>
-          <w:ilvl w:val="0"/>
-          <w:numId w:val="1"/>
-        </w:numPr>
-        <w:spacing w:after="60"/>
-      </w:pPr>
-      <w:r>
-        <w:t xml:space="preserve">Store extracted_text on documents row</w:t>
-      </w:r>
-    </w:p>
-    <w:p>
-      <w:pPr>
-        <w:pStyle w:val="ListParagraph"/>
-        <w:numPr>
-          <w:ilvl w:val="0"/>
-          <w:numId w:val="1"/>
-        </w:numPr>
-        <w:spacing w:after="60"/>
-      </w:pPr>
-      <w:r>
-        <w:t xml:space="preserve">Handle multi-page PDFs; return error on corrupt files</w:t>
-      </w:r>
-    </w:p>
-    <w:p>
-      <w:pPr>
-        <w:pStyle w:val="ListParagraph"/>
-        <w:numPr>
-          <w:ilvl w:val="0"/>
-          <w:numId w:val="1"/>
-        </w:numPr>
-        <w:spacing w:after="60"/>
-      </w:pPr>
-      <w:r>
-        <w:t xml:space="preserve">Dependencies: S5</w:t>
+        <w:t xml:space="preserve">S25: useProviders Hook</w:t>
+      </w:r>
+    </w:p>
+    <w:p>
+      <w:pPr>
+        <w:pStyle w:val="ListParagraph"/>
+        <w:numPr>
+          <w:ilvl w:val="0"/>
+          <w:numId w:val="1"/>
+        </w:numPr>
+        <w:spacing w:after="60"/>
+      </w:pPr>
+      <w:r>
+        <w:t xml:space="preserve">Create src/hooks/useProviders.ts for CRUD on providers table</w:t>
+      </w:r>
+    </w:p>
+    <w:p>
+      <w:pPr>
+        <w:pStyle w:val="ListParagraph"/>
+        <w:numPr>
+          <w:ilvl w:val="0"/>
+          <w:numId w:val="1"/>
+        </w:numPr>
+        <w:spacing w:after="60"/>
+      </w:pPr>
+      <w:r>
+        <w:t xml:space="preserve">Fetch with type filter (therapist, doctor, case manager, etc.)</w:t>
+      </w:r>
+    </w:p>
+    <w:p>
+      <w:pPr>
+        <w:pStyle w:val="ListParagraph"/>
+        <w:numPr>
+          <w:ilvl w:val="0"/>
+          <w:numId w:val="1"/>
+        </w:numPr>
+        <w:spacing w:after="60"/>
+      </w:pPr>
+      <w:r>
+        <w:t xml:space="preserve">Create, update, deactivate providers; search by name</w:t>
+      </w:r>
+    </w:p>
+    <w:p>
+      <w:pPr>
+        <w:pStyle w:val="ListParagraph"/>
+        <w:numPr>
+          <w:ilvl w:val="0"/>
+          <w:numId w:val="1"/>
+        </w:numPr>
+        <w:spacing w:after="60"/>
+      </w:pPr>
+      <w:r>
+        <w:t xml:space="preserve">Handle offline queue</w:t>
+      </w:r>
+    </w:p>
+    <w:p>
+      <w:pPr>
+        <w:pStyle w:val="ListParagraph"/>
+        <w:numPr>
+          <w:ilvl w:val="0"/>
+          <w:numId w:val="1"/>
+        </w:numPr>
+        <w:spacing w:after="60"/>
+      </w:pPr>
+      <w:r>
+        <w:t xml:space="preserve">Dependencies: None</w:t>
       </w:r>
     </w:p>
     <w:p/>
@@ -4273,72 +5098,72 @@
         <w:spacing w:after="100" w:before="160"/>
       </w:pPr>
       <w:r>
-        <w:t xml:space="preserve">S32: useDocumentAnalysis Hook</w:t>
-      </w:r>
-    </w:p>
-    <w:p>
-      <w:pPr>
-        <w:pStyle w:val="ListParagraph"/>
-        <w:numPr>
-          <w:ilvl w:val="0"/>
-          <w:numId w:val="1"/>
-        </w:numPr>
-        <w:spacing w:after="60"/>
-      </w:pPr>
-      <w:r>
-        <w:t xml:space="preserve">Create src/hooks/useDocumentAnalysis.ts</w:t>
-      </w:r>
-    </w:p>
-    <w:p>
-      <w:pPr>
-        <w:pStyle w:val="ListParagraph"/>
-        <w:numPr>
-          <w:ilvl w:val="0"/>
-          <w:numId w:val="1"/>
-        </w:numPr>
-        <w:spacing w:after="60"/>
-      </w:pPr>
-      <w:r>
-        <w:t xml:space="preserve">Trigger analysis: call edge function, poll for completion (5-sec intervals)</w:t>
-      </w:r>
-    </w:p>
-    <w:p>
-      <w:pPr>
-        <w:pStyle w:val="ListParagraph"/>
-        <w:numPr>
-          <w:ilvl w:val="0"/>
-          <w:numId w:val="1"/>
-        </w:numPr>
-        <w:spacing w:after="60"/>
-      </w:pPr>
-      <w:r>
-        <w:t xml:space="preserve">Return structured results; cache in local state</w:t>
-      </w:r>
-    </w:p>
-    <w:p>
-      <w:pPr>
-        <w:pStyle w:val="ListParagraph"/>
-        <w:numPr>
-          <w:ilvl w:val="0"/>
-          <w:numId w:val="1"/>
-        </w:numPr>
-        <w:spacing w:after="60"/>
-      </w:pPr>
-      <w:r>
-        <w:t xml:space="preserve">Handle timeout (&gt;2 min) and error states</w:t>
-      </w:r>
-    </w:p>
-    <w:p>
-      <w:pPr>
-        <w:pStyle w:val="ListParagraph"/>
-        <w:numPr>
-          <w:ilvl w:val="0"/>
-          <w:numId w:val="1"/>
-        </w:numPr>
-        <w:spacing w:after="60"/>
-      </w:pPr>
-      <w:r>
-        <w:t xml:space="preserve">Dependencies: S31</w:t>
+        <w:t xml:space="preserve">S26: ProvidersScreen – List &amp; Detail</w:t>
+      </w:r>
+    </w:p>
+    <w:p>
+      <w:pPr>
+        <w:pStyle w:val="ListParagraph"/>
+        <w:numPr>
+          <w:ilvl w:val="0"/>
+          <w:numId w:val="1"/>
+        </w:numPr>
+        <w:spacing w:after="60"/>
+      </w:pPr>
+      <w:r>
+        <w:t xml:space="preserve">Create src/screens/main/ProvidersScreen.tsx</w:t>
+      </w:r>
+    </w:p>
+    <w:p>
+      <w:pPr>
+        <w:pStyle w:val="ListParagraph"/>
+        <w:numPr>
+          <w:ilvl w:val="0"/>
+          <w:numId w:val="1"/>
+        </w:numPr>
+        <w:spacing w:after="60"/>
+      </w:pPr>
+      <w:r>
+        <w:t xml:space="preserve">Card list grouped by provider type; tap for detail modal</w:t>
+      </w:r>
+    </w:p>
+    <w:p>
+      <w:pPr>
+        <w:pStyle w:val="ListParagraph"/>
+        <w:numPr>
+          <w:ilvl w:val="0"/>
+          <w:numId w:val="1"/>
+        </w:numPr>
+        <w:spacing w:after="60"/>
+      </w:pPr>
+      <w:r>
+        <w:t xml:space="preserve">Quick actions: phone (Linking.openURL), email, edit, deactivate</w:t>
+      </w:r>
+    </w:p>
+    <w:p>
+      <w:pPr>
+        <w:pStyle w:val="ListParagraph"/>
+        <w:numPr>
+          <w:ilvl w:val="0"/>
+          <w:numId w:val="1"/>
+        </w:numPr>
+        <w:spacing w:after="60"/>
+      </w:pPr>
+      <w:r>
+        <w:t xml:space="preserve">Filter by active/inactive; search by name</w:t>
+      </w:r>
+    </w:p>
+    <w:p>
+      <w:pPr>
+        <w:pStyle w:val="ListParagraph"/>
+        <w:numPr>
+          <w:ilvl w:val="0"/>
+          <w:numId w:val="1"/>
+        </w:numPr>
+        <w:spacing w:after="60"/>
+      </w:pPr>
+      <w:r>
+        <w:t xml:space="preserve">Dependencies: S25</w:t>
       </w:r>
     </w:p>
     <w:p/>
@@ -4348,85 +5173,72 @@
         <w:spacing w:after="100" w:before="160"/>
       </w:pPr>
       <w:r>
-        <w:t xml:space="preserve">S33: IEP Goal Parser</w:t>
-      </w:r>
-    </w:p>
-    <w:p>
-      <w:pPr>
-        <w:pStyle w:val="ListParagraph"/>
-        <w:numPr>
-          <w:ilvl w:val="0"/>
-          <w:numId w:val="1"/>
-        </w:numPr>
-        <w:spacing w:after="60"/>
-      </w:pPr>
-      <w:r>
-        <w:t xml:space="preserve">Create supabase/functions/iep-parser/index.ts</w:t>
-      </w:r>
-    </w:p>
-    <w:p>
-      <w:pPr>
-        <w:pStyle w:val="ListParagraph"/>
-        <w:numPr>
-          <w:ilvl w:val="0"/>
-          <w:numId w:val="1"/>
-        </w:numPr>
-        <w:spacing w:after="60"/>
-      </w:pPr>
-      <w:r>
-        <w:t xml:space="preserve">Use Claude API to parse IEP text; extract structured goals</w:t>
-      </w:r>
-    </w:p>
-    <w:p>
-      <w:pPr>
-        <w:pStyle w:val="ListParagraph"/>
-        <w:numPr>
-          <w:ilvl w:val="0"/>
-          <w:numId w:val="1"/>
-        </w:numPr>
-        <w:spacing w:after="60"/>
-      </w:pPr>
-      <w:r>
-        <w:t xml:space="preserve">Each goal: domain, baseline, target, measurement method, timeline</w:t>
-      </w:r>
-    </w:p>
-    <w:p>
-      <w:pPr>
-        <w:pStyle w:val="ListParagraph"/>
-        <w:numPr>
-          <w:ilvl w:val="0"/>
-          <w:numId w:val="1"/>
-        </w:numPr>
-        <w:spacing w:after="60"/>
-      </w:pPr>
-      <w:r>
-        <w:t xml:space="preserve">Handle multiple goal formats; gracefully handle missing fields</w:t>
-      </w:r>
-    </w:p>
-    <w:p>
-      <w:pPr>
-        <w:pStyle w:val="ListParagraph"/>
-        <w:numPr>
-          <w:ilvl w:val="0"/>
-          <w:numId w:val="1"/>
-        </w:numPr>
-        <w:spacing w:after="60"/>
-      </w:pPr>
-      <w:r>
-        <w:t xml:space="preserve">Return JSON array of goals</w:t>
-      </w:r>
-    </w:p>
-    <w:p>
-      <w:pPr>
-        <w:pStyle w:val="ListParagraph"/>
-        <w:numPr>
-          <w:ilvl w:val="0"/>
-          <w:numId w:val="1"/>
-        </w:numPr>
-        <w:spacing w:after="60"/>
-      </w:pPr>
-      <w:r>
-        <w:t xml:space="preserve">Dependencies: S31</w:t>
+        <w:t xml:space="preserve">S27: Add/Edit Provider Modal</w:t>
+      </w:r>
+    </w:p>
+    <w:p>
+      <w:pPr>
+        <w:pStyle w:val="ListParagraph"/>
+        <w:numPr>
+          <w:ilvl w:val="0"/>
+          <w:numId w:val="1"/>
+        </w:numPr>
+        <w:spacing w:after="60"/>
+      </w:pPr>
+      <w:r>
+        <w:t xml:space="preserve">Add modal to ProvidersScreen</w:t>
+      </w:r>
+    </w:p>
+    <w:p>
+      <w:pPr>
+        <w:pStyle w:val="ListParagraph"/>
+        <w:numPr>
+          <w:ilvl w:val="0"/>
+          <w:numId w:val="1"/>
+        </w:numPr>
+        <w:spacing w:after="60"/>
+      </w:pPr>
+      <w:r>
+        <w:t xml:space="preserve">Form: name, type, specialty, organization, phone, email, notes</w:t>
+      </w:r>
+    </w:p>
+    <w:p>
+      <w:pPr>
+        <w:pStyle w:val="ListParagraph"/>
+        <w:numPr>
+          <w:ilvl w:val="0"/>
+          <w:numId w:val="1"/>
+        </w:numPr>
+        <w:spacing w:after="60"/>
+      </w:pPr>
+      <w:r>
+        <w:t xml:space="preserve">Edit mode pre-fills; validate phone (10 digits) and email format</w:t>
+      </w:r>
+    </w:p>
+    <w:p>
+      <w:pPr>
+        <w:pStyle w:val="ListParagraph"/>
+        <w:numPr>
+          <w:ilvl w:val="0"/>
+          <w:numId w:val="1"/>
+        </w:numPr>
+        <w:spacing w:after="60"/>
+      </w:pPr>
+      <w:r>
+        <w:t xml:space="preserve">Assign colors/icons by type</w:t>
+      </w:r>
+    </w:p>
+    <w:p>
+      <w:pPr>
+        <w:pStyle w:val="ListParagraph"/>
+        <w:numPr>
+          <w:ilvl w:val="0"/>
+          <w:numId w:val="1"/>
+        </w:numPr>
+        <w:spacing w:after="60"/>
+      </w:pPr>
+      <w:r>
+        <w:t xml:space="preserve">Dependencies: S26</w:t>
       </w:r>
     </w:p>
     <w:p/>
@@ -4436,72 +5248,72 @@
         <w:spacing w:after="100" w:before="160"/>
       </w:pPr>
       <w:r>
-        <w:t xml:space="preserve">S34: IEP Goal Weakness Analyzer</w:t>
-      </w:r>
-    </w:p>
-    <w:p>
-      <w:pPr>
-        <w:pStyle w:val="ListParagraph"/>
-        <w:numPr>
-          <w:ilvl w:val="0"/>
-          <w:numId w:val="1"/>
-        </w:numPr>
-        <w:spacing w:after="60"/>
-      </w:pPr>
-      <w:r>
-        <w:t xml:space="preserve">Add analyzeGoalWeaknesses() to iep-parser Edge Function</w:t>
-      </w:r>
-    </w:p>
-    <w:p>
-      <w:pPr>
-        <w:pStyle w:val="ListParagraph"/>
-        <w:numPr>
-          <w:ilvl w:val="0"/>
-          <w:numId w:val="1"/>
-        </w:numPr>
-        <w:spacing w:after="60"/>
-      </w:pPr>
-      <w:r>
-        <w:t xml:space="preserve">Flag vague goals ("will improve" without target); missing baselines; unrealistic timelines</w:t>
-      </w:r>
-    </w:p>
-    <w:p>
-      <w:pPr>
-        <w:pStyle w:val="ListParagraph"/>
-        <w:numPr>
-          <w:ilvl w:val="0"/>
-          <w:numId w:val="1"/>
-        </w:numPr>
-        <w:spacing w:after="60"/>
-      </w:pPr>
-      <w:r>
-        <w:t xml:space="preserve">Rate severity: low/medium/high</w:t>
-      </w:r>
-    </w:p>
-    <w:p>
-      <w:pPr>
-        <w:pStyle w:val="ListParagraph"/>
-        <w:numPr>
-          <w:ilvl w:val="0"/>
-          <w:numId w:val="1"/>
-        </w:numPr>
-        <w:spacing w:after="60"/>
-      </w:pPr>
-      <w:r>
-        <w:t xml:space="preserve">Return array of weakness objects with descriptions</w:t>
-      </w:r>
-    </w:p>
-    <w:p>
-      <w:pPr>
-        <w:pStyle w:val="ListParagraph"/>
-        <w:numPr>
-          <w:ilvl w:val="0"/>
-          <w:numId w:val="1"/>
-        </w:numPr>
-        <w:spacing w:after="60"/>
-      </w:pPr>
-      <w:r>
-        <w:t xml:space="preserve">Dependencies: S33</w:t>
+        <w:t xml:space="preserve">S28: useServices Hook</w:t>
+      </w:r>
+    </w:p>
+    <w:p>
+      <w:pPr>
+        <w:pStyle w:val="ListParagraph"/>
+        <w:numPr>
+          <w:ilvl w:val="0"/>
+          <w:numId w:val="1"/>
+        </w:numPr>
+        <w:spacing w:after="60"/>
+      </w:pPr>
+      <w:r>
+        <w:t xml:space="preserve">Create src/hooks/useServices.ts for CRUD on services table</w:t>
+      </w:r>
+    </w:p>
+    <w:p>
+      <w:pPr>
+        <w:pStyle w:val="ListParagraph"/>
+        <w:numPr>
+          <w:ilvl w:val="0"/>
+          <w:numId w:val="1"/>
+        </w:numPr>
+        <w:spacing w:after="60"/>
+      </w:pPr>
+      <w:r>
+        <w:t xml:space="preserve">Fetch with status/type filter; link to provider and child</w:t>
+      </w:r>
+    </w:p>
+    <w:p>
+      <w:pPr>
+        <w:pStyle w:val="ListParagraph"/>
+        <w:numPr>
+          <w:ilvl w:val="0"/>
+          <w:numId w:val="1"/>
+        </w:numPr>
+        <w:spacing w:after="60"/>
+      </w:pPr>
+      <w:r>
+        <w:t xml:space="preserve">Track authorization hours, dates, and status</w:t>
+      </w:r>
+    </w:p>
+    <w:p>
+      <w:pPr>
+        <w:pStyle w:val="ListParagraph"/>
+        <w:numPr>
+          <w:ilvl w:val="0"/>
+          <w:numId w:val="1"/>
+        </w:numPr>
+        <w:spacing w:after="60"/>
+      </w:pPr>
+      <w:r>
+        <w:t xml:space="preserve">Handle offline queue</w:t>
+      </w:r>
+    </w:p>
+    <w:p>
+      <w:pPr>
+        <w:pStyle w:val="ListParagraph"/>
+        <w:numPr>
+          <w:ilvl w:val="0"/>
+          <w:numId w:val="1"/>
+        </w:numPr>
+        <w:spacing w:after="60"/>
+      </w:pPr>
+      <w:r>
+        <w:t xml:space="preserve">Dependencies: S25</w:t>
       </w:r>
     </w:p>
     <w:p/>
@@ -4511,85 +5323,72 @@
         <w:spacing w:after="100" w:before="160"/>
       </w:pPr>
       <w:r>
-        <w:t xml:space="preserve">S35: IEP Improvement Suggestions</w:t>
-      </w:r>
-    </w:p>
-    <w:p>
-      <w:pPr>
-        <w:pStyle w:val="ListParagraph"/>
-        <w:numPr>
-          <w:ilvl w:val="0"/>
-          <w:numId w:val="1"/>
-        </w:numPr>
-        <w:spacing w:after="60"/>
-      </w:pPr>
-      <w:r>
-        <w:t xml:space="preserve">Add generateImprovements() to iep-parser</w:t>
-      </w:r>
-    </w:p>
-    <w:p>
-      <w:pPr>
-        <w:pStyle w:val="ListParagraph"/>
-        <w:numPr>
-          <w:ilvl w:val="0"/>
-          <w:numId w:val="1"/>
-        </w:numPr>
-        <w:spacing w:after="60"/>
-      </w:pPr>
-      <w:r>
-        <w:t xml:space="preserve">For each weakness, suggest specific improvement; cite IDEA 300.320</w:t>
-      </w:r>
-    </w:p>
-    <w:p>
-      <w:pPr>
-        <w:pStyle w:val="ListParagraph"/>
-        <w:numPr>
-          <w:ilvl w:val="0"/>
-          <w:numId w:val="1"/>
-        </w:numPr>
-        <w:spacing w:after="60"/>
-      </w:pPr>
-      <w:r>
-        <w:t xml:space="preserve">Provide rewritten goal text (measurable and specific)</w:t>
-      </w:r>
-    </w:p>
-    <w:p>
-      <w:pPr>
-        <w:pStyle w:val="ListParagraph"/>
-        <w:numPr>
-          <w:ilvl w:val="0"/>
-          <w:numId w:val="1"/>
-        </w:numPr>
-        <w:spacing w:after="60"/>
-      </w:pPr>
-      <w:r>
-        <w:t xml:space="preserve">Match tone to family preference (collaborative/assertive)</w:t>
-      </w:r>
-    </w:p>
-    <w:p>
-      <w:pPr>
-        <w:pStyle w:val="ListParagraph"/>
-        <w:numPr>
-          <w:ilvl w:val="0"/>
-          <w:numId w:val="1"/>
-        </w:numPr>
-        <w:spacing w:after="60"/>
-      </w:pPr>
-      <w:r>
-        <w:t xml:space="preserve">Return suggestions array with rewritten goals</w:t>
-      </w:r>
-    </w:p>
-    <w:p>
-      <w:pPr>
-        <w:pStyle w:val="ListParagraph"/>
-        <w:numPr>
-          <w:ilvl w:val="0"/>
-          <w:numId w:val="1"/>
-        </w:numPr>
-        <w:spacing w:after="60"/>
-      </w:pPr>
-      <w:r>
-        <w:t xml:space="preserve">Dependencies: S34</w:t>
+        <w:t xml:space="preserve">S29: ServicesScreen – Authorization Tracker</w:t>
+      </w:r>
+    </w:p>
+    <w:p>
+      <w:pPr>
+        <w:pStyle w:val="ListParagraph"/>
+        <w:numPr>
+          <w:ilvl w:val="0"/>
+          <w:numId w:val="1"/>
+        </w:numPr>
+        <w:spacing w:after="60"/>
+      </w:pPr>
+      <w:r>
+        <w:t xml:space="preserve">Create src/screens/main/ServicesScreen.tsx</w:t>
+      </w:r>
+    </w:p>
+    <w:p>
+      <w:pPr>
+        <w:pStyle w:val="ListParagraph"/>
+        <w:numPr>
+          <w:ilvl w:val="0"/>
+          <w:numId w:val="1"/>
+        </w:numPr>
+        <w:spacing w:after="60"/>
+      </w:pPr>
+      <w:r>
+        <w:t xml:space="preserve">Show active services; authorization status; hours used vs. authorized</w:t>
+      </w:r>
+    </w:p>
+    <w:p>
+      <w:pPr>
+        <w:pStyle w:val="ListParagraph"/>
+        <w:numPr>
+          <w:ilvl w:val="0"/>
+          <w:numId w:val="1"/>
+        </w:numPr>
+        <w:spacing w:after="60"/>
+      </w:pPr>
+      <w:r>
+        <w:t xml:space="preserve">Highlight expiring authorizations (&lt; 30 days)</w:t>
+      </w:r>
+    </w:p>
+    <w:p>
+      <w:pPr>
+        <w:pStyle w:val="ListParagraph"/>
+        <w:numPr>
+          <w:ilvl w:val="0"/>
+          <w:numId w:val="1"/>
+        </w:numPr>
+        <w:spacing w:after="60"/>
+      </w:pPr>
+      <w:r>
+        <w:t xml:space="preserve">Group by child; filter by provider; sort by expiry date</w:t>
+      </w:r>
+    </w:p>
+    <w:p>
+      <w:pPr>
+        <w:pStyle w:val="ListParagraph"/>
+        <w:numPr>
+          <w:ilvl w:val="0"/>
+          <w:numId w:val="1"/>
+        </w:numPr>
+        <w:spacing w:after="60"/>
+      </w:pPr>
+      <w:r>
+        <w:t xml:space="preserve">Dependencies: S28</w:t>
       </w:r>
     </w:p>
     <w:p/>
@@ -4599,222 +5398,59 @@
         <w:spacing w:after="100" w:before="160"/>
       </w:pPr>
       <w:r>
-        <w:t xml:space="preserve">S36: DocumentAnalysisScreen</w:t>
-      </w:r>
-    </w:p>
-    <w:p>
-      <w:pPr>
-        <w:pStyle w:val="ListParagraph"/>
-        <w:numPr>
-          <w:ilvl w:val="0"/>
-          <w:numId w:val="1"/>
-        </w:numPr>
-        <w:spacing w:after="60"/>
-      </w:pPr>
-      <w:r>
-        <w:t xml:space="preserve">Create src/screens/main/DocumentAnalysisScreen.tsx</w:t>
-      </w:r>
-    </w:p>
-    <w:p>
-      <w:pPr>
-        <w:pStyle w:val="ListParagraph"/>
-        <w:numPr>
-          <w:ilvl w:val="0"/>
-          <w:numId w:val="1"/>
-        </w:numPr>
-        <w:spacing w:after="60"/>
-      </w:pPr>
-      <w:r>
-        <w:t xml:space="preserve">Show extracted goals in cards; color-coded strength (green/yellow/red)</w:t>
-      </w:r>
-    </w:p>
-    <w:p>
-      <w:pPr>
-        <w:pStyle w:val="ListParagraph"/>
-        <w:numPr>
-          <w:ilvl w:val="0"/>
-          <w:numId w:val="1"/>
-        </w:numPr>
-        <w:spacing w:after="60"/>
-      </w:pPr>
-      <w:r>
-        <w:t xml:space="preserve">Expandable weakness details with AI-generated suggestions</w:t>
-      </w:r>
-    </w:p>
-    <w:p>
-      <w:pPr>
-        <w:pStyle w:val="ListParagraph"/>
-        <w:numPr>
-          <w:ilvl w:val="0"/>
-          <w:numId w:val="1"/>
-        </w:numPr>
-        <w:spacing w:after="60"/>
-      </w:pPr>
-      <w:r>
-        <w:t xml:space="preserve">"Copy improved goal" button; "Save as action item" button</w:t>
-      </w:r>
-    </w:p>
-    <w:p>
-      <w:pPr>
-        <w:pStyle w:val="ListParagraph"/>
-        <w:numPr>
-          <w:ilvl w:val="0"/>
-          <w:numId w:val="1"/>
-        </w:numPr>
-        <w:spacing w:after="60"/>
-      </w:pPr>
-      <w:r>
-        <w:t xml:space="preserve">Empty state when no document selected</w:t>
-      </w:r>
-    </w:p>
-    <w:p>
-      <w:pPr>
-        <w:pStyle w:val="ListParagraph"/>
-        <w:numPr>
-          <w:ilvl w:val="0"/>
-          <w:numId w:val="1"/>
-        </w:numPr>
-        <w:spacing w:after="60"/>
-      </w:pPr>
-      <w:r>
-        <w:t xml:space="preserve">Dependencies: S32, S33, S34, S35</w:t>
-      </w:r>
-    </w:p>
-    <w:p/>
-    <w:p>
-      <w:pPr>
-        <w:pStyle w:val="Heading3"/>
-        <w:spacing w:after="100" w:before="160"/>
-      </w:pPr>
-      <w:r>
-        <w:t xml:space="preserve">S37: Side-by-Side IEP Comparison</w:t>
-      </w:r>
-    </w:p>
-    <w:p>
-      <w:pPr>
-        <w:pStyle w:val="ListParagraph"/>
-        <w:numPr>
-          <w:ilvl w:val="0"/>
-          <w:numId w:val="1"/>
-        </w:numPr>
-        <w:spacing w:after="60"/>
-      </w:pPr>
-      <w:r>
-        <w:t xml:space="preserve">Add comparison mode to DocumentAnalysisScreen</w:t>
-      </w:r>
-    </w:p>
-    <w:p>
-      <w:pPr>
-        <w:pStyle w:val="ListParagraph"/>
-        <w:numPr>
-          <w:ilvl w:val="0"/>
-          <w:numId w:val="1"/>
-        </w:numPr>
-        <w:spacing w:after="60"/>
-      </w:pPr>
-      <w:r>
-        <w:t xml:space="preserve">Select two IEPs; show goals side-by-side</w:t>
-      </w:r>
-    </w:p>
-    <w:p>
-      <w:pPr>
-        <w:pStyle w:val="ListParagraph"/>
-        <w:numPr>
-          <w:ilvl w:val="0"/>
-          <w:numId w:val="1"/>
-        </w:numPr>
-        <w:spacing w:after="60"/>
-      </w:pPr>
-      <w:r>
-        <w:t xml:space="preserve">Highlight new/removed/changed goals; show progress (baseline → current → target)</w:t>
-      </w:r>
-    </w:p>
-    <w:p>
-      <w:pPr>
-        <w:pStyle w:val="ListParagraph"/>
-        <w:numPr>
-          <w:ilvl w:val="0"/>
-          <w:numId w:val="1"/>
-        </w:numPr>
-        <w:spacing w:after="60"/>
-      </w:pPr>
-      <w:r>
-        <w:t xml:space="preserve">Dependencies: S36</w:t>
-      </w:r>
-    </w:p>
-    <w:p/>
-    <w:p>
-      <w:pPr>
-        <w:pStyle w:val="Heading3"/>
-        <w:spacing w:after="100" w:before="160"/>
-      </w:pPr>
-      <w:r>
-        <w:t xml:space="preserve">S38: IEP Meeting Prep Generator</w:t>
-      </w:r>
-    </w:p>
-    <w:p>
-      <w:pPr>
-        <w:pStyle w:val="ListParagraph"/>
-        <w:numPr>
-          <w:ilvl w:val="0"/>
-          <w:numId w:val="1"/>
-        </w:numPr>
-        <w:spacing w:after="60"/>
-      </w:pPr>
-      <w:r>
-        <w:t xml:space="preserve">Add "Prepare for Meeting" button on DocumentAnalysisScreen</w:t>
-      </w:r>
-    </w:p>
-    <w:p>
-      <w:pPr>
-        <w:pStyle w:val="ListParagraph"/>
-        <w:numPr>
-          <w:ilvl w:val="0"/>
-          <w:numId w:val="1"/>
-        </w:numPr>
-        <w:spacing w:after="60"/>
-      </w:pPr>
-      <w:r>
-        <w:t xml:space="preserve">Generate: talking points, questions to ask, rights to invoke, documents to bring</w:t>
-      </w:r>
-    </w:p>
-    <w:p>
-      <w:pPr>
-        <w:pStyle w:val="ListParagraph"/>
-        <w:numPr>
-          <w:ilvl w:val="0"/>
-          <w:numId w:val="1"/>
-        </w:numPr>
-        <w:spacing w:after="60"/>
-      </w:pPr>
-      <w:r>
-        <w:t xml:space="preserve">Customized to family's Regional Center and school district</w:t>
-      </w:r>
-    </w:p>
-    <w:p>
-      <w:pPr>
-        <w:pStyle w:val="ListParagraph"/>
-        <w:numPr>
-          <w:ilvl w:val="0"/>
-          <w:numId w:val="1"/>
-        </w:numPr>
-        <w:spacing w:after="60"/>
-      </w:pPr>
-      <w:r>
-        <w:t xml:space="preserve">Include law citations; save as action items</w:t>
-      </w:r>
-    </w:p>
-    <w:p>
-      <w:pPr>
-        <w:pStyle w:val="ListParagraph"/>
-        <w:numPr>
-          <w:ilvl w:val="0"/>
-          <w:numId w:val="1"/>
-        </w:numPr>
-        <w:spacing w:after="60"/>
-      </w:pPr>
-      <w:r>
-        <w:t xml:space="preserve">Dependencies: S36</w:t>
+        <w:t xml:space="preserve">S30: Provider-Service Linking</w:t>
+      </w:r>
+    </w:p>
+    <w:p>
+      <w:pPr>
+        <w:pStyle w:val="ListParagraph"/>
+        <w:numPr>
+          <w:ilvl w:val="0"/>
+          <w:numId w:val="1"/>
+        </w:numPr>
+        <w:spacing w:after="60"/>
+      </w:pPr>
+      <w:r>
+        <w:t xml:space="preserve">Add provider detail section showing their services (count + list)</w:t>
+      </w:r>
+    </w:p>
+    <w:p>
+      <w:pPr>
+        <w:pStyle w:val="ListParagraph"/>
+        <w:numPr>
+          <w:ilvl w:val="0"/>
+          <w:numId w:val="1"/>
+        </w:numPr>
+        <w:spacing w:after="60"/>
+      </w:pPr>
+      <w:r>
+        <w:t xml:space="preserve">Add service detail section showing the provider (name + contact)</w:t>
+      </w:r>
+    </w:p>
+    <w:p>
+      <w:pPr>
+        <w:pStyle w:val="ListParagraph"/>
+        <w:numPr>
+          <w:ilvl w:val="0"/>
+          <w:numId w:val="1"/>
+        </w:numPr>
+        <w:spacing w:after="60"/>
+      </w:pPr>
+      <w:r>
+        <w:t xml:space="preserve">Bidirectional navigation: tap provider → see services; tap service → see provider</w:t>
+      </w:r>
+    </w:p>
+    <w:p>
+      <w:pPr>
+        <w:pStyle w:val="ListParagraph"/>
+        <w:numPr>
+          <w:ilvl w:val="0"/>
+          <w:numId w:val="1"/>
+        </w:numPr>
+        <w:spacing w:after="60"/>
+      </w:pPr>
+      <w:r>
+        <w:t xml:space="preserve">Dependencies: S26, S29</w:t>
       </w:r>
     </w:p>
     <w:p/>
@@ -4829,7 +5465,7 @@
         <w:spacing w:after="120" w:before="200"/>
       </w:pPr>
       <w:r>
-        <w:t xml:space="preserve">Phase 5: Community Forum (S39–S46)</w:t>
+        <w:t xml:space="preserve">Phase 4: IEP Document Intelligence (S31–S38)</w:t>
       </w:r>
     </w:p>
     <w:p>
@@ -4837,7 +5473,7 @@
         <w:spacing w:after="100"/>
       </w:pPr>
       <w:r>
-        <w:t xml:space="preserve">Diagnosis-specific forums, direct messaging, moderation.</w:t>
+        <w:t xml:space="preserve">The killer feature: upload an IEP, AI analyzes it, flags weaknesses, suggests improvements.</w:t>
       </w:r>
     </w:p>
     <w:p/>
@@ -4847,85 +5483,72 @@
         <w:spacing w:after="100" w:before="160"/>
       </w:pPr>
       <w:r>
-        <w:t xml:space="preserve">S39: Forum DB Schema</w:t>
-      </w:r>
-    </w:p>
-    <w:p>
-      <w:pPr>
-        <w:pStyle w:val="ListParagraph"/>
-        <w:numPr>
-          <w:ilvl w:val="0"/>
-          <w:numId w:val="1"/>
-        </w:numPr>
-        <w:spacing w:after="60"/>
-      </w:pPr>
-      <w:r>
-        <w:t xml:space="preserve">Create supabase/migrations/005_forum_schema.sql</w:t>
-      </w:r>
-    </w:p>
-    <w:p>
-      <w:pPr>
-        <w:pStyle w:val="ListParagraph"/>
-        <w:numPr>
-          <w:ilvl w:val="0"/>
-          <w:numId w:val="1"/>
-        </w:numPr>
-        <w:spacing w:after="60"/>
-      </w:pPr>
-      <w:r>
-        <w:t xml:space="preserve">Tables: forum_categories, forum_threads, forum_posts, forum_reactions, forum_reports, direct_messages</w:t>
-      </w:r>
-    </w:p>
-    <w:p>
-      <w:pPr>
-        <w:pStyle w:val="ListParagraph"/>
-        <w:numPr>
-          <w:ilvl w:val="0"/>
-          <w:numId w:val="1"/>
-        </w:numPr>
-        <w:spacing w:after="60"/>
-      </w:pPr>
-      <w:r>
-        <w:t xml:space="preserve">Add proper indexes on foreign keys and timestamps</w:t>
-      </w:r>
-    </w:p>
-    <w:p>
-      <w:pPr>
-        <w:pStyle w:val="ListParagraph"/>
-        <w:numPr>
-          <w:ilvl w:val="0"/>
-          <w:numId w:val="1"/>
-        </w:numPr>
-        <w:spacing w:after="60"/>
-      </w:pPr>
-      <w:r>
-        <w:t xml:space="preserve">RLS policies: users can only see categories; posts filtered by category privacy</w:t>
-      </w:r>
-    </w:p>
-    <w:p>
-      <w:pPr>
-        <w:pStyle w:val="ListParagraph"/>
-        <w:numPr>
-          <w:ilvl w:val="0"/>
-          <w:numId w:val="1"/>
-        </w:numPr>
-        <w:spacing w:after="60"/>
-      </w:pPr>
-      <w:r>
-        <w:t xml:space="preserve">Cascade deletes for thread/post deletion</w:t>
-      </w:r>
-    </w:p>
-    <w:p>
-      <w:pPr>
-        <w:pStyle w:val="ListParagraph"/>
-        <w:numPr>
-          <w:ilvl w:val="0"/>
-          <w:numId w:val="1"/>
-        </w:numPr>
-        <w:spacing w:after="60"/>
-      </w:pPr>
-      <w:r>
-        <w:t xml:space="preserve">Dependencies: None</w:t>
+        <w:t xml:space="preserve">S31: Document OCR Edge Function</w:t>
+      </w:r>
+    </w:p>
+    <w:p>
+      <w:pPr>
+        <w:pStyle w:val="ListParagraph"/>
+        <w:numPr>
+          <w:ilvl w:val="0"/>
+          <w:numId w:val="1"/>
+        </w:numPr>
+        <w:spacing w:after="60"/>
+      </w:pPr>
+      <w:r>
+        <w:t xml:space="preserve">Create supabase/functions/document-ocr/index.ts</w:t>
+      </w:r>
+    </w:p>
+    <w:p>
+      <w:pPr>
+        <w:pStyle w:val="ListParagraph"/>
+        <w:numPr>
+          <w:ilvl w:val="0"/>
+          <w:numId w:val="1"/>
+        </w:numPr>
+        <w:spacing w:after="60"/>
+      </w:pPr>
+      <w:r>
+        <w:t xml:space="preserve">Accept PDF/image upload via POST; extract text using OCR (e.g., Tesseract or cloud provider)</w:t>
+      </w:r>
+    </w:p>
+    <w:p>
+      <w:pPr>
+        <w:pStyle w:val="ListParagraph"/>
+        <w:numPr>
+          <w:ilvl w:val="0"/>
+          <w:numId w:val="1"/>
+        </w:numPr>
+        <w:spacing w:after="60"/>
+      </w:pPr>
+      <w:r>
+        <w:t xml:space="preserve">Store extracted_text on documents row</w:t>
+      </w:r>
+    </w:p>
+    <w:p>
+      <w:pPr>
+        <w:pStyle w:val="ListParagraph"/>
+        <w:numPr>
+          <w:ilvl w:val="0"/>
+          <w:numId w:val="1"/>
+        </w:numPr>
+        <w:spacing w:after="60"/>
+      </w:pPr>
+      <w:r>
+        <w:t xml:space="preserve">Handle multi-page PDFs; return error on corrupt files</w:t>
+      </w:r>
+    </w:p>
+    <w:p>
+      <w:pPr>
+        <w:pStyle w:val="ListParagraph"/>
+        <w:numPr>
+          <w:ilvl w:val="0"/>
+          <w:numId w:val="1"/>
+        </w:numPr>
+        <w:spacing w:after="60"/>
+      </w:pPr>
+      <w:r>
+        <w:t xml:space="preserve">Dependencies: S5</w:t>
       </w:r>
     </w:p>
     <w:p/>
@@ -4935,59 +5558,72 @@
         <w:spacing w:after="100" w:before="160"/>
       </w:pPr>
       <w:r>
-        <w:t xml:space="preserve">S40: useForum Hook</w:t>
-      </w:r>
-    </w:p>
-    <w:p>
-      <w:pPr>
-        <w:pStyle w:val="ListParagraph"/>
-        <w:numPr>
-          <w:ilvl w:val="0"/>
-          <w:numId w:val="1"/>
-        </w:numPr>
-        <w:spacing w:after="60"/>
-      </w:pPr>
-      <w:r>
-        <w:t xml:space="preserve">Create src/hooks/useForum.ts</w:t>
-      </w:r>
-    </w:p>
-    <w:p>
-      <w:pPr>
-        <w:pStyle w:val="ListParagraph"/>
-        <w:numPr>
-          <w:ilvl w:val="0"/>
-          <w:numId w:val="1"/>
-        </w:numPr>
-        <w:spacing w:after="60"/>
-      </w:pPr>
-      <w:r>
-        <w:t xml:space="preserve">Operations: fetch categories, fetch threads (paginated), create thread, reply, react, report</w:t>
-      </w:r>
-    </w:p>
-    <w:p>
-      <w:pPr>
-        <w:pStyle w:val="ListParagraph"/>
-        <w:numPr>
-          <w:ilvl w:val="0"/>
-          <w:numId w:val="1"/>
-        </w:numPr>
-        <w:spacing w:after="60"/>
-      </w:pPr>
-      <w:r>
-        <w:t xml:space="preserve">Handle offline queue</w:t>
-      </w:r>
-    </w:p>
-    <w:p>
-      <w:pPr>
-        <w:pStyle w:val="ListParagraph"/>
-        <w:numPr>
-          <w:ilvl w:val="0"/>
-          <w:numId w:val="1"/>
-        </w:numPr>
-        <w:spacing w:after="60"/>
-      </w:pPr>
-      <w:r>
-        <w:t xml:space="preserve">Dependencies: S39</w:t>
+        <w:t xml:space="preserve">S32: useDocumentAnalysis Hook</w:t>
+      </w:r>
+    </w:p>
+    <w:p>
+      <w:pPr>
+        <w:pStyle w:val="ListParagraph"/>
+        <w:numPr>
+          <w:ilvl w:val="0"/>
+          <w:numId w:val="1"/>
+        </w:numPr>
+        <w:spacing w:after="60"/>
+      </w:pPr>
+      <w:r>
+        <w:t xml:space="preserve">Create src/hooks/useDocumentAnalysis.ts</w:t>
+      </w:r>
+    </w:p>
+    <w:p>
+      <w:pPr>
+        <w:pStyle w:val="ListParagraph"/>
+        <w:numPr>
+          <w:ilvl w:val="0"/>
+          <w:numId w:val="1"/>
+        </w:numPr>
+        <w:spacing w:after="60"/>
+      </w:pPr>
+      <w:r>
+        <w:t xml:space="preserve">Trigger analysis: call edge function, poll for completion (5-sec intervals)</w:t>
+      </w:r>
+    </w:p>
+    <w:p>
+      <w:pPr>
+        <w:pStyle w:val="ListParagraph"/>
+        <w:numPr>
+          <w:ilvl w:val="0"/>
+          <w:numId w:val="1"/>
+        </w:numPr>
+        <w:spacing w:after="60"/>
+      </w:pPr>
+      <w:r>
+        <w:t xml:space="preserve">Return structured results; cache in local state</w:t>
+      </w:r>
+    </w:p>
+    <w:p>
+      <w:pPr>
+        <w:pStyle w:val="ListParagraph"/>
+        <w:numPr>
+          <w:ilvl w:val="0"/>
+          <w:numId w:val="1"/>
+        </w:numPr>
+        <w:spacing w:after="60"/>
+      </w:pPr>
+      <w:r>
+        <w:t xml:space="preserve">Handle timeout (&gt;2 min) and error states</w:t>
+      </w:r>
+    </w:p>
+    <w:p>
+      <w:pPr>
+        <w:pStyle w:val="ListParagraph"/>
+        <w:numPr>
+          <w:ilvl w:val="0"/>
+          <w:numId w:val="1"/>
+        </w:numPr>
+        <w:spacing w:after="60"/>
+      </w:pPr>
+      <w:r>
+        <w:t xml:space="preserve">Dependencies: S31</w:t>
       </w:r>
     </w:p>
     <w:p/>
@@ -4997,72 +5633,85 @@
         <w:spacing w:after="100" w:before="160"/>
       </w:pPr>
       <w:r>
-        <w:t xml:space="preserve">S41: ForumScreen – Category List</w:t>
-      </w:r>
-    </w:p>
-    <w:p>
-      <w:pPr>
-        <w:pStyle w:val="ListParagraph"/>
-        <w:numPr>
-          <w:ilvl w:val="0"/>
-          <w:numId w:val="1"/>
-        </w:numPr>
-        <w:spacing w:after="60"/>
-      </w:pPr>
-      <w:r>
-        <w:t xml:space="preserve">Create src/screens/main/ForumScreen.tsx</w:t>
-      </w:r>
-    </w:p>
-    <w:p>
-      <w:pPr>
-        <w:pStyle w:val="ListParagraph"/>
-        <w:numPr>
-          <w:ilvl w:val="0"/>
-          <w:numId w:val="1"/>
-        </w:numPr>
-        <w:spacing w:after="60"/>
-      </w:pPr>
-      <w:r>
-        <w:t xml:space="preserve">Add Forum tab to MainTabs</w:t>
-      </w:r>
-    </w:p>
-    <w:p>
-      <w:pPr>
-        <w:pStyle w:val="ListParagraph"/>
-        <w:numPr>
-          <w:ilvl w:val="0"/>
-          <w:numId w:val="1"/>
-        </w:numPr>
-        <w:spacing w:after="60"/>
-      </w:pPr>
-      <w:r>
-        <w:t xml:space="preserve">Show categories with thread counts; diagnosis-specific, local region, general</w:t>
-      </w:r>
-    </w:p>
-    <w:p>
-      <w:pPr>
-        <w:pStyle w:val="ListParagraph"/>
-        <w:numPr>
-          <w:ilvl w:val="0"/>
-          <w:numId w:val="1"/>
-        </w:numPr>
-        <w:spacing w:after="60"/>
-      </w:pPr>
-      <w:r>
-        <w:t xml:space="preserve">Trending indicator (most active this week); tap opens category</w:t>
-      </w:r>
-    </w:p>
-    <w:p>
-      <w:pPr>
-        <w:pStyle w:val="ListParagraph"/>
-        <w:numPr>
-          <w:ilvl w:val="0"/>
-          <w:numId w:val="1"/>
-        </w:numPr>
-        <w:spacing w:after="60"/>
-      </w:pPr>
-      <w:r>
-        <w:t xml:space="preserve">Dependencies: S40</w:t>
+        <w:t xml:space="preserve">S33: IEP Goal Parser</w:t>
+      </w:r>
+    </w:p>
+    <w:p>
+      <w:pPr>
+        <w:pStyle w:val="ListParagraph"/>
+        <w:numPr>
+          <w:ilvl w:val="0"/>
+          <w:numId w:val="1"/>
+        </w:numPr>
+        <w:spacing w:after="60"/>
+      </w:pPr>
+      <w:r>
+        <w:t xml:space="preserve">Create supabase/functions/iep-parser/index.ts</w:t>
+      </w:r>
+    </w:p>
+    <w:p>
+      <w:pPr>
+        <w:pStyle w:val="ListParagraph"/>
+        <w:numPr>
+          <w:ilvl w:val="0"/>
+          <w:numId w:val="1"/>
+        </w:numPr>
+        <w:spacing w:after="60"/>
+      </w:pPr>
+      <w:r>
+        <w:t xml:space="preserve">Use Claude API to parse IEP text; extract structured goals</w:t>
+      </w:r>
+    </w:p>
+    <w:p>
+      <w:pPr>
+        <w:pStyle w:val="ListParagraph"/>
+        <w:numPr>
+          <w:ilvl w:val="0"/>
+          <w:numId w:val="1"/>
+        </w:numPr>
+        <w:spacing w:after="60"/>
+      </w:pPr>
+      <w:r>
+        <w:t xml:space="preserve">Each goal: domain, baseline, target, measurement method, timeline</w:t>
+      </w:r>
+    </w:p>
+    <w:p>
+      <w:pPr>
+        <w:pStyle w:val="ListParagraph"/>
+        <w:numPr>
+          <w:ilvl w:val="0"/>
+          <w:numId w:val="1"/>
+        </w:numPr>
+        <w:spacing w:after="60"/>
+      </w:pPr>
+      <w:r>
+        <w:t xml:space="preserve">Handle multiple goal formats; gracefully handle missing fields</w:t>
+      </w:r>
+    </w:p>
+    <w:p>
+      <w:pPr>
+        <w:pStyle w:val="ListParagraph"/>
+        <w:numPr>
+          <w:ilvl w:val="0"/>
+          <w:numId w:val="1"/>
+        </w:numPr>
+        <w:spacing w:after="60"/>
+      </w:pPr>
+      <w:r>
+        <w:t xml:space="preserve">Return JSON array of goals</w:t>
+      </w:r>
+    </w:p>
+    <w:p>
+      <w:pPr>
+        <w:pStyle w:val="ListParagraph"/>
+        <w:numPr>
+          <w:ilvl w:val="0"/>
+          <w:numId w:val="1"/>
+        </w:numPr>
+        <w:spacing w:after="60"/>
+      </w:pPr>
+      <w:r>
+        <w:t xml:space="preserve">Dependencies: S31</w:t>
       </w:r>
     </w:p>
     <w:p/>
@@ -5072,72 +5721,72 @@
         <w:spacing w:after="100" w:before="160"/>
       </w:pPr>
       <w:r>
-        <w:t xml:space="preserve">S42: ThreadScreen – Posts &amp; Replies</w:t>
-      </w:r>
-    </w:p>
-    <w:p>
-      <w:pPr>
-        <w:pStyle w:val="ListParagraph"/>
-        <w:numPr>
-          <w:ilvl w:val="0"/>
-          <w:numId w:val="1"/>
-        </w:numPr>
-        <w:spacing w:after="60"/>
-      </w:pPr>
-      <w:r>
-        <w:t xml:space="preserve">Create src/screens/main/ThreadScreen.tsx</w:t>
-      </w:r>
-    </w:p>
-    <w:p>
-      <w:pPr>
-        <w:pStyle w:val="ListParagraph"/>
-        <w:numPr>
-          <w:ilvl w:val="0"/>
-          <w:numId w:val="1"/>
-        </w:numPr>
-        <w:spacing w:after="60"/>
-      </w:pPr>
-      <w:r>
-        <w:t xml:space="preserve">Show thread title and all posts; nested replies (1 level)</w:t>
-      </w:r>
-    </w:p>
-    <w:p>
-      <w:pPr>
-        <w:pStyle w:val="ListParagraph"/>
-        <w:numPr>
-          <w:ilvl w:val="0"/>
-          <w:numId w:val="1"/>
-        </w:numPr>
-        <w:spacing w:after="60"/>
-      </w:pPr>
-      <w:r>
-        <w:t xml:space="preserve">Reaction buttons (heart, thumbs up); report button</w:t>
-      </w:r>
-    </w:p>
-    <w:p>
-      <w:pPr>
-        <w:pStyle w:val="ListParagraph"/>
-        <w:numPr>
-          <w:ilvl w:val="0"/>
-          <w:numId w:val="1"/>
-        </w:numPr>
-        <w:spacing w:after="60"/>
-      </w:pPr>
-      <w:r>
-        <w:t xml:space="preserve">Auto-scroll to new posts; loading indicator</w:t>
-      </w:r>
-    </w:p>
-    <w:p>
-      <w:pPr>
-        <w:pStyle w:val="ListParagraph"/>
-        <w:numPr>
-          <w:ilvl w:val="0"/>
-          <w:numId w:val="1"/>
-        </w:numPr>
-        <w:spacing w:after="60"/>
-      </w:pPr>
-      <w:r>
-        <w:t xml:space="preserve">Dependencies: S41</w:t>
+        <w:t xml:space="preserve">S34: IEP Goal Weakness Analyzer</w:t>
+      </w:r>
+    </w:p>
+    <w:p>
+      <w:pPr>
+        <w:pStyle w:val="ListParagraph"/>
+        <w:numPr>
+          <w:ilvl w:val="0"/>
+          <w:numId w:val="1"/>
+        </w:numPr>
+        <w:spacing w:after="60"/>
+      </w:pPr>
+      <w:r>
+        <w:t xml:space="preserve">Add analyzeGoalWeaknesses() to iep-parser Edge Function</w:t>
+      </w:r>
+    </w:p>
+    <w:p>
+      <w:pPr>
+        <w:pStyle w:val="ListParagraph"/>
+        <w:numPr>
+          <w:ilvl w:val="0"/>
+          <w:numId w:val="1"/>
+        </w:numPr>
+        <w:spacing w:after="60"/>
+      </w:pPr>
+      <w:r>
+        <w:t xml:space="preserve">Flag vague goals ("will improve" without target); missing baselines; unrealistic timelines</w:t>
+      </w:r>
+    </w:p>
+    <w:p>
+      <w:pPr>
+        <w:pStyle w:val="ListParagraph"/>
+        <w:numPr>
+          <w:ilvl w:val="0"/>
+          <w:numId w:val="1"/>
+        </w:numPr>
+        <w:spacing w:after="60"/>
+      </w:pPr>
+      <w:r>
+        <w:t xml:space="preserve">Rate severity: low/medium/high</w:t>
+      </w:r>
+    </w:p>
+    <w:p>
+      <w:pPr>
+        <w:pStyle w:val="ListParagraph"/>
+        <w:numPr>
+          <w:ilvl w:val="0"/>
+          <w:numId w:val="1"/>
+        </w:numPr>
+        <w:spacing w:after="60"/>
+      </w:pPr>
+      <w:r>
+        <w:t xml:space="preserve">Return array of weakness objects with descriptions</w:t>
+      </w:r>
+    </w:p>
+    <w:p>
+      <w:pPr>
+        <w:pStyle w:val="ListParagraph"/>
+        <w:numPr>
+          <w:ilvl w:val="0"/>
+          <w:numId w:val="1"/>
+        </w:numPr>
+        <w:spacing w:after="60"/>
+      </w:pPr>
+      <w:r>
+        <w:t xml:space="preserve">Dependencies: S33</w:t>
       </w:r>
     </w:p>
     <w:p/>
@@ -5147,59 +5796,85 @@
         <w:spacing w:after="100" w:before="160"/>
       </w:pPr>
       <w:r>
-        <w:t xml:space="preserve">S43: New Thread Composer</w:t>
-      </w:r>
-    </w:p>
-    <w:p>
-      <w:pPr>
-        <w:pStyle w:val="ListParagraph"/>
-        <w:numPr>
-          <w:ilvl w:val="0"/>
-          <w:numId w:val="1"/>
-        </w:numPr>
-        <w:spacing w:after="60"/>
-      </w:pPr>
-      <w:r>
-        <w:t xml:space="preserve">Add compose modal/screen to ForumScreen</w:t>
-      </w:r>
-    </w:p>
-    <w:p>
-      <w:pPr>
-        <w:pStyle w:val="ListParagraph"/>
-        <w:numPr>
-          <w:ilvl w:val="0"/>
-          <w:numId w:val="1"/>
-        </w:numPr>
-        <w:spacing w:after="60"/>
-      </w:pPr>
-      <w:r>
-        <w:t xml:space="preserve">Form: title, body, category selector, tags (diagnosis, age range, region)</w:t>
-      </w:r>
-    </w:p>
-    <w:p>
-      <w:pPr>
-        <w:pStyle w:val="ListParagraph"/>
-        <w:numPr>
-          <w:ilvl w:val="0"/>
-          <w:numId w:val="1"/>
-        </w:numPr>
-        <w:spacing w:after="60"/>
-      </w:pPr>
-      <w:r>
-        <w:t xml:space="preserve">Markdown support; preview before post; character count</w:t>
-      </w:r>
-    </w:p>
-    <w:p>
-      <w:pPr>
-        <w:pStyle w:val="ListParagraph"/>
-        <w:numPr>
-          <w:ilvl w:val="0"/>
-          <w:numId w:val="1"/>
-        </w:numPr>
-        <w:spacing w:after="60"/>
-      </w:pPr>
-      <w:r>
-        <w:t xml:space="preserve">Dependencies: S41</w:t>
+        <w:t xml:space="preserve">S35: IEP Improvement Suggestions</w:t>
+      </w:r>
+    </w:p>
+    <w:p>
+      <w:pPr>
+        <w:pStyle w:val="ListParagraph"/>
+        <w:numPr>
+          <w:ilvl w:val="0"/>
+          <w:numId w:val="1"/>
+        </w:numPr>
+        <w:spacing w:after="60"/>
+      </w:pPr>
+      <w:r>
+        <w:t xml:space="preserve">Add generateImprovements() to iep-parser</w:t>
+      </w:r>
+    </w:p>
+    <w:p>
+      <w:pPr>
+        <w:pStyle w:val="ListParagraph"/>
+        <w:numPr>
+          <w:ilvl w:val="0"/>
+          <w:numId w:val="1"/>
+        </w:numPr>
+        <w:spacing w:after="60"/>
+      </w:pPr>
+      <w:r>
+        <w:t xml:space="preserve">For each weakness, suggest specific improvement; cite IDEA 300.320</w:t>
+      </w:r>
+    </w:p>
+    <w:p>
+      <w:pPr>
+        <w:pStyle w:val="ListParagraph"/>
+        <w:numPr>
+          <w:ilvl w:val="0"/>
+          <w:numId w:val="1"/>
+        </w:numPr>
+        <w:spacing w:after="60"/>
+      </w:pPr>
+      <w:r>
+        <w:t xml:space="preserve">Provide rewritten goal text (measurable and specific)</w:t>
+      </w:r>
+    </w:p>
+    <w:p>
+      <w:pPr>
+        <w:pStyle w:val="ListParagraph"/>
+        <w:numPr>
+          <w:ilvl w:val="0"/>
+          <w:numId w:val="1"/>
+        </w:numPr>
+        <w:spacing w:after="60"/>
+      </w:pPr>
+      <w:r>
+        <w:t xml:space="preserve">Match tone to family preference (collaborative/assertive)</w:t>
+      </w:r>
+    </w:p>
+    <w:p>
+      <w:pPr>
+        <w:pStyle w:val="ListParagraph"/>
+        <w:numPr>
+          <w:ilvl w:val="0"/>
+          <w:numId w:val="1"/>
+        </w:numPr>
+        <w:spacing w:after="60"/>
+      </w:pPr>
+      <w:r>
+        <w:t xml:space="preserve">Return suggestions array with rewritten goals</w:t>
+      </w:r>
+    </w:p>
+    <w:p>
+      <w:pPr>
+        <w:pStyle w:val="ListParagraph"/>
+        <w:numPr>
+          <w:ilvl w:val="0"/>
+          <w:numId w:val="1"/>
+        </w:numPr>
+        <w:spacing w:after="60"/>
+      </w:pPr>
+      <w:r>
+        <w:t xml:space="preserve">Dependencies: S34</w:t>
       </w:r>
     </w:p>
     <w:p/>
@@ -5209,72 +5884,85 @@
         <w:spacing w:after="100" w:before="160"/>
       </w:pPr>
       <w:r>
-        <w:t xml:space="preserve">S44: Direct Messaging Schema &amp; Hook</w:t>
-      </w:r>
-    </w:p>
-    <w:p>
-      <w:pPr>
-        <w:pStyle w:val="ListParagraph"/>
-        <w:numPr>
-          <w:ilvl w:val="0"/>
-          <w:numId w:val="1"/>
-        </w:numPr>
-        <w:spacing w:after="60"/>
-      </w:pPr>
-      <w:r>
-        <w:t xml:space="preserve">Extend forum schema with direct_messages table</w:t>
-      </w:r>
-    </w:p>
-    <w:p>
-      <w:pPr>
-        <w:pStyle w:val="ListParagraph"/>
-        <w:numPr>
-          <w:ilvl w:val="0"/>
-          <w:numId w:val="1"/>
-        </w:numPr>
-        <w:spacing w:after="60"/>
-      </w:pPr>
-      <w:r>
-        <w:t xml:space="preserve">Create src/hooks/useDirectMessages.ts</w:t>
-      </w:r>
-    </w:p>
-    <w:p>
-      <w:pPr>
-        <w:pStyle w:val="ListParagraph"/>
-        <w:numPr>
-          <w:ilvl w:val="0"/>
-          <w:numId w:val="1"/>
-        </w:numPr>
-        <w:spacing w:after="60"/>
-      </w:pPr>
-      <w:r>
-        <w:t xml:space="preserve">Operations: send message, fetch conversation, block user, unblock</w:t>
-      </w:r>
-    </w:p>
-    <w:p>
-      <w:pPr>
-        <w:pStyle w:val="ListParagraph"/>
-        <w:numPr>
-          <w:ilvl w:val="0"/>
-          <w:numId w:val="1"/>
-        </w:numPr>
-        <w:spacing w:after="60"/>
-      </w:pPr>
-      <w:r>
-        <w:t xml:space="preserve">Real-time updates via Supabase RealtimeChannel</w:t>
-      </w:r>
-    </w:p>
-    <w:p>
-      <w:pPr>
-        <w:pStyle w:val="ListParagraph"/>
-        <w:numPr>
-          <w:ilvl w:val="0"/>
-          <w:numId w:val="1"/>
-        </w:numPr>
-        <w:spacing w:after="60"/>
-      </w:pPr>
-      <w:r>
-        <w:t xml:space="preserve">Dependencies: S39</w:t>
+        <w:t xml:space="preserve">S36: DocumentAnalysisScreen</w:t>
+      </w:r>
+    </w:p>
+    <w:p>
+      <w:pPr>
+        <w:pStyle w:val="ListParagraph"/>
+        <w:numPr>
+          <w:ilvl w:val="0"/>
+          <w:numId w:val="1"/>
+        </w:numPr>
+        <w:spacing w:after="60"/>
+      </w:pPr>
+      <w:r>
+        <w:t xml:space="preserve">Create src/screens/main/DocumentAnalysisScreen.tsx</w:t>
+      </w:r>
+    </w:p>
+    <w:p>
+      <w:pPr>
+        <w:pStyle w:val="ListParagraph"/>
+        <w:numPr>
+          <w:ilvl w:val="0"/>
+          <w:numId w:val="1"/>
+        </w:numPr>
+        <w:spacing w:after="60"/>
+      </w:pPr>
+      <w:r>
+        <w:t xml:space="preserve">Show extracted goals in cards; color-coded strength (green/yellow/red)</w:t>
+      </w:r>
+    </w:p>
+    <w:p>
+      <w:pPr>
+        <w:pStyle w:val="ListParagraph"/>
+        <w:numPr>
+          <w:ilvl w:val="0"/>
+          <w:numId w:val="1"/>
+        </w:numPr>
+        <w:spacing w:after="60"/>
+      </w:pPr>
+      <w:r>
+        <w:t xml:space="preserve">Expandable weakness details with AI-generated suggestions</w:t>
+      </w:r>
+    </w:p>
+    <w:p>
+      <w:pPr>
+        <w:pStyle w:val="ListParagraph"/>
+        <w:numPr>
+          <w:ilvl w:val="0"/>
+          <w:numId w:val="1"/>
+        </w:numPr>
+        <w:spacing w:after="60"/>
+      </w:pPr>
+      <w:r>
+        <w:t xml:space="preserve">"Copy improved goal" button; "Save as action item" button</w:t>
+      </w:r>
+    </w:p>
+    <w:p>
+      <w:pPr>
+        <w:pStyle w:val="ListParagraph"/>
+        <w:numPr>
+          <w:ilvl w:val="0"/>
+          <w:numId w:val="1"/>
+        </w:numPr>
+        <w:spacing w:after="60"/>
+      </w:pPr>
+      <w:r>
+        <w:t xml:space="preserve">Empty state when no document selected</w:t>
+      </w:r>
+    </w:p>
+    <w:p>
+      <w:pPr>
+        <w:pStyle w:val="ListParagraph"/>
+        <w:numPr>
+          <w:ilvl w:val="0"/>
+          <w:numId w:val="1"/>
+        </w:numPr>
+        <w:spacing w:after="60"/>
+      </w:pPr>
+      <w:r>
+        <w:t xml:space="preserve">Dependencies: S32, S33, S34, S35</w:t>
       </w:r>
     </w:p>
     <w:p/>
@@ -5284,72 +5972,59 @@
         <w:spacing w:after="100" w:before="160"/>
       </w:pPr>
       <w:r>
-        <w:t xml:space="preserve">S45: MessagesScreen</w:t>
-      </w:r>
-    </w:p>
-    <w:p>
-      <w:pPr>
-        <w:pStyle w:val="ListParagraph"/>
-        <w:numPr>
-          <w:ilvl w:val="0"/>
-          <w:numId w:val="1"/>
-        </w:numPr>
-        <w:spacing w:after="60"/>
-      </w:pPr>
-      <w:r>
-        <w:t xml:space="preserve">Create src/screens/main/MessagesScreen.tsx</w:t>
-      </w:r>
-    </w:p>
-    <w:p>
-      <w:pPr>
-        <w:pStyle w:val="ListParagraph"/>
-        <w:numPr>
-          <w:ilvl w:val="0"/>
-          <w:numId w:val="1"/>
-        </w:numPr>
-        <w:spacing w:after="60"/>
-      </w:pPr>
-      <w:r>
-        <w:t xml:space="preserve">Conversation list with last message preview; unread badge</w:t>
-      </w:r>
-    </w:p>
-    <w:p>
-      <w:pPr>
-        <w:pStyle w:val="ListParagraph"/>
-        <w:numPr>
-          <w:ilvl w:val="0"/>
-          <w:numId w:val="1"/>
-        </w:numPr>
-        <w:spacing w:after="60"/>
-      </w:pPr>
-      <w:r>
-        <w:t xml:space="preserve">Tap opens conversation thread; compose new DM from forum profile</w:t>
-      </w:r>
-    </w:p>
-    <w:p>
-      <w:pPr>
-        <w:pStyle w:val="ListParagraph"/>
-        <w:numPr>
-          <w:ilvl w:val="0"/>
-          <w:numId w:val="1"/>
-        </w:numPr>
-        <w:spacing w:after="60"/>
-      </w:pPr>
-      <w:r>
-        <w:t xml:space="preserve">Add Messages tab to MainTabs</w:t>
-      </w:r>
-    </w:p>
-    <w:p>
-      <w:pPr>
-        <w:pStyle w:val="ListParagraph"/>
-        <w:numPr>
-          <w:ilvl w:val="0"/>
-          <w:numId w:val="1"/>
-        </w:numPr>
-        <w:spacing w:after="60"/>
-      </w:pPr>
-      <w:r>
-        <w:t xml:space="preserve">Dependencies: S44</w:t>
+        <w:t xml:space="preserve">S37: Side-by-Side IEP Comparison</w:t>
+      </w:r>
+    </w:p>
+    <w:p>
+      <w:pPr>
+        <w:pStyle w:val="ListParagraph"/>
+        <w:numPr>
+          <w:ilvl w:val="0"/>
+          <w:numId w:val="1"/>
+        </w:numPr>
+        <w:spacing w:after="60"/>
+      </w:pPr>
+      <w:r>
+        <w:t xml:space="preserve">Add comparison mode to DocumentAnalysisScreen</w:t>
+      </w:r>
+    </w:p>
+    <w:p>
+      <w:pPr>
+        <w:pStyle w:val="ListParagraph"/>
+        <w:numPr>
+          <w:ilvl w:val="0"/>
+          <w:numId w:val="1"/>
+        </w:numPr>
+        <w:spacing w:after="60"/>
+      </w:pPr>
+      <w:r>
+        <w:t xml:space="preserve">Select two IEPs; show goals side-by-side</w:t>
+      </w:r>
+    </w:p>
+    <w:p>
+      <w:pPr>
+        <w:pStyle w:val="ListParagraph"/>
+        <w:numPr>
+          <w:ilvl w:val="0"/>
+          <w:numId w:val="1"/>
+        </w:numPr>
+        <w:spacing w:after="60"/>
+      </w:pPr>
+      <w:r>
+        <w:t xml:space="preserve">Highlight new/removed/changed goals; show progress (baseline → current → target)</w:t>
+      </w:r>
+    </w:p>
+    <w:p>
+      <w:pPr>
+        <w:pStyle w:val="ListParagraph"/>
+        <w:numPr>
+          <w:ilvl w:val="0"/>
+          <w:numId w:val="1"/>
+        </w:numPr>
+        <w:spacing w:after="60"/>
+      </w:pPr>
+      <w:r>
+        <w:t xml:space="preserve">Dependencies: S36</w:t>
       </w:r>
     </w:p>
     <w:p/>
@@ -5359,59 +6034,72 @@
         <w:spacing w:after="100" w:before="160"/>
       </w:pPr>
       <w:r>
-        <w:t xml:space="preserve">S46: Moderation Tools</w:t>
-      </w:r>
-    </w:p>
-    <w:p>
-      <w:pPr>
-        <w:pStyle w:val="ListParagraph"/>
-        <w:numPr>
-          <w:ilvl w:val="0"/>
-          <w:numId w:val="1"/>
-        </w:numPr>
-        <w:spacing w:after="60"/>
-      </w:pPr>
-      <w:r>
-        <w:t xml:space="preserve">Add moderation capabilities (admin role)</w:t>
-      </w:r>
-    </w:p>
-    <w:p>
-      <w:pPr>
-        <w:pStyle w:val="ListParagraph"/>
-        <w:numPr>
-          <w:ilvl w:val="0"/>
-          <w:numId w:val="1"/>
-        </w:numPr>
-        <w:spacing w:after="60"/>
-      </w:pPr>
-      <w:r>
-        <w:t xml:space="preserve">Reported posts queue; hide/remove post action; warn/ban user</w:t>
-      </w:r>
-    </w:p>
-    <w:p>
-      <w:pPr>
-        <w:pStyle w:val="ListParagraph"/>
-        <w:numPr>
-          <w:ilvl w:val="0"/>
-          <w:numId w:val="1"/>
-        </w:numPr>
-        <w:spacing w:after="60"/>
-      </w:pPr>
-      <w:r>
-        <w:t xml:space="preserve">Auto-flag keywords (filtered set); moderation audit log</w:t>
-      </w:r>
-    </w:p>
-    <w:p>
-      <w:pPr>
-        <w:pStyle w:val="ListParagraph"/>
-        <w:numPr>
-          <w:ilvl w:val="0"/>
-          <w:numId w:val="1"/>
-        </w:numPr>
-        <w:spacing w:after="60"/>
-      </w:pPr>
-      <w:r>
-        <w:t xml:space="preserve">Dependencies: S42</w:t>
+        <w:t xml:space="preserve">S38: IEP Meeting Prep Generator</w:t>
+      </w:r>
+    </w:p>
+    <w:p>
+      <w:pPr>
+        <w:pStyle w:val="ListParagraph"/>
+        <w:numPr>
+          <w:ilvl w:val="0"/>
+          <w:numId w:val="1"/>
+        </w:numPr>
+        <w:spacing w:after="60"/>
+      </w:pPr>
+      <w:r>
+        <w:t xml:space="preserve">Add "Prepare for Meeting" button on DocumentAnalysisScreen</w:t>
+      </w:r>
+    </w:p>
+    <w:p>
+      <w:pPr>
+        <w:pStyle w:val="ListParagraph"/>
+        <w:numPr>
+          <w:ilvl w:val="0"/>
+          <w:numId w:val="1"/>
+        </w:numPr>
+        <w:spacing w:after="60"/>
+      </w:pPr>
+      <w:r>
+        <w:t xml:space="preserve">Generate: talking points, questions to ask, rights to invoke, documents to bring</w:t>
+      </w:r>
+    </w:p>
+    <w:p>
+      <w:pPr>
+        <w:pStyle w:val="ListParagraph"/>
+        <w:numPr>
+          <w:ilvl w:val="0"/>
+          <w:numId w:val="1"/>
+        </w:numPr>
+        <w:spacing w:after="60"/>
+      </w:pPr>
+      <w:r>
+        <w:t xml:space="preserve">Customized to family's Regional Center and school district</w:t>
+      </w:r>
+    </w:p>
+    <w:p>
+      <w:pPr>
+        <w:pStyle w:val="ListParagraph"/>
+        <w:numPr>
+          <w:ilvl w:val="0"/>
+          <w:numId w:val="1"/>
+        </w:numPr>
+        <w:spacing w:after="60"/>
+      </w:pPr>
+      <w:r>
+        <w:t xml:space="preserve">Include law citations; save as action items</w:t>
+      </w:r>
+    </w:p>
+    <w:p>
+      <w:pPr>
+        <w:pStyle w:val="ListParagraph"/>
+        <w:numPr>
+          <w:ilvl w:val="0"/>
+          <w:numId w:val="1"/>
+        </w:numPr>
+        <w:spacing w:after="60"/>
+      </w:pPr>
+      <w:r>
+        <w:t xml:space="preserve">Dependencies: S36</w:t>
       </w:r>
     </w:p>
     <w:p/>
@@ -5426,7 +6114,7 @@
         <w:spacing w:after="120" w:before="200"/>
       </w:pPr>
       <w:r>
-        <w:t xml:space="preserve">Phase 6: Co-Parent Coordination (S47–S52)</w:t>
+        <w:t xml:space="preserve">Phase 5: Community Forum (S39–S46)</w:t>
       </w:r>
     </w:p>
     <w:p>
@@ -5434,7 +6122,7 @@
         <w:spacing w:after="100"/>
       </w:pPr>
       <w:r>
-        <w:t xml:space="preserve">Multi-user family sharing, shared calendars, responsibility assignment.</w:t>
+        <w:t xml:space="preserve">Diagnosis-specific forums, direct messaging, moderation.</w:t>
       </w:r>
     </w:p>
     <w:p/>
@@ -5444,59 +6132,72 @@
         <w:spacing w:after="100" w:before="160"/>
       </w:pPr>
       <w:r>
-        <w:t xml:space="preserve">S47: Family Sharing Schema</w:t>
-      </w:r>
-    </w:p>
-    <w:p>
-      <w:pPr>
-        <w:pStyle w:val="ListParagraph"/>
-        <w:numPr>
-          <w:ilvl w:val="0"/>
-          <w:numId w:val="1"/>
-        </w:numPr>
-        <w:spacing w:after="60"/>
-      </w:pPr>
-      <w:r>
-        <w:t xml:space="preserve">Create supabase/migrations/006_family_sharing.sql</w:t>
-      </w:r>
-    </w:p>
-    <w:p>
-      <w:pPr>
-        <w:pStyle w:val="ListParagraph"/>
-        <w:numPr>
-          <w:ilvl w:val="0"/>
-          <w:numId w:val="1"/>
-        </w:numPr>
-        <w:spacing w:after="60"/>
-      </w:pPr>
-      <w:r>
-        <w:t xml:space="preserve">Tables: family_members (user_id, family_id, role, permissions, invited_by, accepted_at)</w:t>
-      </w:r>
-    </w:p>
-    <w:p>
-      <w:pPr>
-        <w:pStyle w:val="ListParagraph"/>
-        <w:numPr>
-          <w:ilvl w:val="0"/>
-          <w:numId w:val="1"/>
-        </w:numPr>
-        <w:spacing w:after="60"/>
-      </w:pPr>
-      <w:r>
-        <w:t xml:space="preserve">Table: activity_log (user_id, family_id, action_type, resource_id, timestamp)</w:t>
-      </w:r>
-    </w:p>
-    <w:p>
-      <w:pPr>
-        <w:pStyle w:val="ListParagraph"/>
-        <w:numPr>
-          <w:ilvl w:val="0"/>
-          <w:numId w:val="1"/>
-        </w:numPr>
-        <w:spacing w:after="60"/>
-      </w:pPr>
-      <w:r>
-        <w:t xml:space="preserve">Roles: admin, member, viewer; permissions enforced via RLS</w:t>
+        <w:t xml:space="preserve">S39: Forum DB Schema</w:t>
+      </w:r>
+    </w:p>
+    <w:p>
+      <w:pPr>
+        <w:pStyle w:val="ListParagraph"/>
+        <w:numPr>
+          <w:ilvl w:val="0"/>
+          <w:numId w:val="1"/>
+        </w:numPr>
+        <w:spacing w:after="60"/>
+      </w:pPr>
+      <w:r>
+        <w:t xml:space="preserve">Create supabase/migrations/005_forum_schema.sql</w:t>
+      </w:r>
+    </w:p>
+    <w:p>
+      <w:pPr>
+        <w:pStyle w:val="ListParagraph"/>
+        <w:numPr>
+          <w:ilvl w:val="0"/>
+          <w:numId w:val="1"/>
+        </w:numPr>
+        <w:spacing w:after="60"/>
+      </w:pPr>
+      <w:r>
+        <w:t xml:space="preserve">Tables: forum_categories, forum_threads, forum_posts, forum_reactions, forum_reports, direct_messages</w:t>
+      </w:r>
+    </w:p>
+    <w:p>
+      <w:pPr>
+        <w:pStyle w:val="ListParagraph"/>
+        <w:numPr>
+          <w:ilvl w:val="0"/>
+          <w:numId w:val="1"/>
+        </w:numPr>
+        <w:spacing w:after="60"/>
+      </w:pPr>
+      <w:r>
+        <w:t xml:space="preserve">Add proper indexes on foreign keys and timestamps</w:t>
+      </w:r>
+    </w:p>
+    <w:p>
+      <w:pPr>
+        <w:pStyle w:val="ListParagraph"/>
+        <w:numPr>
+          <w:ilvl w:val="0"/>
+          <w:numId w:val="1"/>
+        </w:numPr>
+        <w:spacing w:after="60"/>
+      </w:pPr>
+      <w:r>
+        <w:t xml:space="preserve">RLS policies: users can only see categories; posts filtered by category privacy</w:t>
+      </w:r>
+    </w:p>
+    <w:p>
+      <w:pPr>
+        <w:pStyle w:val="ListParagraph"/>
+        <w:numPr>
+          <w:ilvl w:val="0"/>
+          <w:numId w:val="1"/>
+        </w:numPr>
+        <w:spacing w:after="60"/>
+      </w:pPr>
+      <w:r>
+        <w:t xml:space="preserve">Cascade deletes for thread/post deletion</w:t>
       </w:r>
     </w:p>
     <w:p>
@@ -5519,59 +6220,59 @@
         <w:spacing w:after="100" w:before="160"/>
       </w:pPr>
       <w:r>
-        <w:t xml:space="preserve">S48: useFamilySharing Hook</w:t>
-      </w:r>
-    </w:p>
-    <w:p>
-      <w:pPr>
-        <w:pStyle w:val="ListParagraph"/>
-        <w:numPr>
-          <w:ilvl w:val="0"/>
-          <w:numId w:val="1"/>
-        </w:numPr>
-        <w:spacing w:after="60"/>
-      </w:pPr>
-      <w:r>
-        <w:t xml:space="preserve">Create src/hooks/useFamilySharing.ts</w:t>
-      </w:r>
-    </w:p>
-    <w:p>
-      <w:pPr>
-        <w:pStyle w:val="ListParagraph"/>
-        <w:numPr>
-          <w:ilvl w:val="0"/>
-          <w:numId w:val="1"/>
-        </w:numPr>
-        <w:spacing w:after="60"/>
-      </w:pPr>
-      <w:r>
-        <w:t xml:space="preserve">Operations: invite by email, accept/decline, list family members, update permissions, remove</w:t>
-      </w:r>
-    </w:p>
-    <w:p>
-      <w:pPr>
-        <w:pStyle w:val="ListParagraph"/>
-        <w:numPr>
-          <w:ilvl w:val="0"/>
-          <w:numId w:val="1"/>
-        </w:numPr>
-        <w:spacing w:after="60"/>
-      </w:pPr>
-      <w:r>
-        <w:t xml:space="preserve">Send invitation email via Gmail integration or Supabase email</w:t>
-      </w:r>
-    </w:p>
-    <w:p>
-      <w:pPr>
-        <w:pStyle w:val="ListParagraph"/>
-        <w:numPr>
-          <w:ilvl w:val="0"/>
-          <w:numId w:val="1"/>
-        </w:numPr>
-        <w:spacing w:after="60"/>
-      </w:pPr>
-      <w:r>
-        <w:t xml:space="preserve">Dependencies: S47</w:t>
+        <w:t xml:space="preserve">S40: useForum Hook</w:t>
+      </w:r>
+    </w:p>
+    <w:p>
+      <w:pPr>
+        <w:pStyle w:val="ListParagraph"/>
+        <w:numPr>
+          <w:ilvl w:val="0"/>
+          <w:numId w:val="1"/>
+        </w:numPr>
+        <w:spacing w:after="60"/>
+      </w:pPr>
+      <w:r>
+        <w:t xml:space="preserve">Create src/hooks/useForum.ts</w:t>
+      </w:r>
+    </w:p>
+    <w:p>
+      <w:pPr>
+        <w:pStyle w:val="ListParagraph"/>
+        <w:numPr>
+          <w:ilvl w:val="0"/>
+          <w:numId w:val="1"/>
+        </w:numPr>
+        <w:spacing w:after="60"/>
+      </w:pPr>
+      <w:r>
+        <w:t xml:space="preserve">Operations: fetch categories, fetch threads (paginated), create thread, reply, react, report</w:t>
+      </w:r>
+    </w:p>
+    <w:p>
+      <w:pPr>
+        <w:pStyle w:val="ListParagraph"/>
+        <w:numPr>
+          <w:ilvl w:val="0"/>
+          <w:numId w:val="1"/>
+        </w:numPr>
+        <w:spacing w:after="60"/>
+      </w:pPr>
+      <w:r>
+        <w:t xml:space="preserve">Handle offline queue</w:t>
+      </w:r>
+    </w:p>
+    <w:p>
+      <w:pPr>
+        <w:pStyle w:val="ListParagraph"/>
+        <w:numPr>
+          <w:ilvl w:val="0"/>
+          <w:numId w:val="1"/>
+        </w:numPr>
+        <w:spacing w:after="60"/>
+      </w:pPr>
+      <w:r>
+        <w:t xml:space="preserve">Dependencies: S39</w:t>
       </w:r>
     </w:p>
     <w:p/>
@@ -5581,72 +6282,72 @@
         <w:spacing w:after="100" w:before="160"/>
       </w:pPr>
       <w:r>
-        <w:t xml:space="preserve">S49: InviteCoParentScreen</w:t>
-      </w:r>
-    </w:p>
-    <w:p>
-      <w:pPr>
-        <w:pStyle w:val="ListParagraph"/>
-        <w:numPr>
-          <w:ilvl w:val="0"/>
-          <w:numId w:val="1"/>
-        </w:numPr>
-        <w:spacing w:after="60"/>
-      </w:pPr>
-      <w:r>
-        <w:t xml:space="preserve">Create src/screens/main/InviteCoParentScreen.tsx</w:t>
-      </w:r>
-    </w:p>
-    <w:p>
-      <w:pPr>
-        <w:pStyle w:val="ListParagraph"/>
-        <w:numPr>
-          <w:ilvl w:val="0"/>
-          <w:numId w:val="1"/>
-        </w:numPr>
-        <w:spacing w:after="60"/>
-      </w:pPr>
-      <w:r>
-        <w:t xml:space="preserve">Add "Invite Co-Parent" button to ProfileScreen</w:t>
-      </w:r>
-    </w:p>
-    <w:p>
-      <w:pPr>
-        <w:pStyle w:val="ListParagraph"/>
-        <w:numPr>
-          <w:ilvl w:val="0"/>
-          <w:numId w:val="1"/>
-        </w:numPr>
-        <w:spacing w:after="60"/>
-      </w:pPr>
-      <w:r>
-        <w:t xml:space="preserve">Form: email input, custom message, role selector</w:t>
-      </w:r>
-    </w:p>
-    <w:p>
-      <w:pPr>
-        <w:pStyle w:val="ListParagraph"/>
-        <w:numPr>
-          <w:ilvl w:val="0"/>
-          <w:numId w:val="1"/>
-        </w:numPr>
-        <w:spacing w:after="60"/>
-      </w:pPr>
-      <w:r>
-        <w:t xml:space="preserve">Pending invitations list (resend/cancel); accepted members with role</w:t>
-      </w:r>
-    </w:p>
-    <w:p>
-      <w:pPr>
-        <w:pStyle w:val="ListParagraph"/>
-        <w:numPr>
-          <w:ilvl w:val="0"/>
-          <w:numId w:val="1"/>
-        </w:numPr>
-        <w:spacing w:after="60"/>
-      </w:pPr>
-      <w:r>
-        <w:t xml:space="preserve">Dependencies: S48</w:t>
+        <w:t xml:space="preserve">S41: ForumScreen – Category List</w:t>
+      </w:r>
+    </w:p>
+    <w:p>
+      <w:pPr>
+        <w:pStyle w:val="ListParagraph"/>
+        <w:numPr>
+          <w:ilvl w:val="0"/>
+          <w:numId w:val="1"/>
+        </w:numPr>
+        <w:spacing w:after="60"/>
+      </w:pPr>
+      <w:r>
+        <w:t xml:space="preserve">Create src/screens/main/ForumScreen.tsx</w:t>
+      </w:r>
+    </w:p>
+    <w:p>
+      <w:pPr>
+        <w:pStyle w:val="ListParagraph"/>
+        <w:numPr>
+          <w:ilvl w:val="0"/>
+          <w:numId w:val="1"/>
+        </w:numPr>
+        <w:spacing w:after="60"/>
+      </w:pPr>
+      <w:r>
+        <w:t xml:space="preserve">Add Forum tab to MainTabs</w:t>
+      </w:r>
+    </w:p>
+    <w:p>
+      <w:pPr>
+        <w:pStyle w:val="ListParagraph"/>
+        <w:numPr>
+          <w:ilvl w:val="0"/>
+          <w:numId w:val="1"/>
+        </w:numPr>
+        <w:spacing w:after="60"/>
+      </w:pPr>
+      <w:r>
+        <w:t xml:space="preserve">Show categories with thread counts; diagnosis-specific, local region, general</w:t>
+      </w:r>
+    </w:p>
+    <w:p>
+      <w:pPr>
+        <w:pStyle w:val="ListParagraph"/>
+        <w:numPr>
+          <w:ilvl w:val="0"/>
+          <w:numId w:val="1"/>
+        </w:numPr>
+        <w:spacing w:after="60"/>
+      </w:pPr>
+      <w:r>
+        <w:t xml:space="preserve">Trending indicator (most active this week); tap opens category</w:t>
+      </w:r>
+    </w:p>
+    <w:p>
+      <w:pPr>
+        <w:pStyle w:val="ListParagraph"/>
+        <w:numPr>
+          <w:ilvl w:val="0"/>
+          <w:numId w:val="1"/>
+        </w:numPr>
+        <w:spacing w:after="60"/>
+      </w:pPr>
+      <w:r>
+        <w:t xml:space="preserve">Dependencies: S40</w:t>
       </w:r>
     </w:p>
     <w:p/>
@@ -5656,72 +6357,72 @@
         <w:spacing w:after="100" w:before="160"/>
       </w:pPr>
       <w:r>
-        <w:t xml:space="preserve">S50: Shared Calendar &amp; Action Visibility</w:t>
-      </w:r>
-    </w:p>
-    <w:p>
-      <w:pPr>
-        <w:pStyle w:val="ListParagraph"/>
-        <w:numPr>
-          <w:ilvl w:val="0"/>
-          <w:numId w:val="1"/>
-        </w:numPr>
-        <w:spacing w:after="60"/>
-      </w:pPr>
-      <w:r>
-        <w:t xml:space="preserve">Update CalendarScreen and ActionsScreen for multi-user</w:t>
-      </w:r>
-    </w:p>
-    <w:p>
-      <w:pPr>
-        <w:pStyle w:val="ListParagraph"/>
-        <w:numPr>
-          <w:ilvl w:val="0"/>
-          <w:numId w:val="1"/>
-        </w:numPr>
-        <w:spacing w:after="60"/>
-      </w:pPr>
-      <w:r>
-        <w:t xml:space="preserve">Both parents see same appointments/actions/deadlines</w:t>
-      </w:r>
-    </w:p>
-    <w:p>
-      <w:pPr>
-        <w:pStyle w:val="ListParagraph"/>
-        <w:numPr>
-          <w:ilvl w:val="0"/>
-          <w:numId w:val="1"/>
-        </w:numPr>
-        <w:spacing w:after="60"/>
-      </w:pPr>
-      <w:r>
-        <w:t xml:space="preserve">Show creator name on each item; filter "mine" vs "all"</w:t>
-      </w:r>
-    </w:p>
-    <w:p>
-      <w:pPr>
-        <w:pStyle w:val="ListParagraph"/>
-        <w:numPr>
-          <w:ilvl w:val="0"/>
-          <w:numId w:val="1"/>
-        </w:numPr>
-        <w:spacing w:after="60"/>
-      </w:pPr>
-      <w:r>
-        <w:t xml:space="preserve">Real-time sync via Supabase RealtimeChannel</w:t>
-      </w:r>
-    </w:p>
-    <w:p>
-      <w:pPr>
-        <w:pStyle w:val="ListParagraph"/>
-        <w:numPr>
-          <w:ilvl w:val="0"/>
-          <w:numId w:val="1"/>
-        </w:numPr>
-        <w:spacing w:after="60"/>
-      </w:pPr>
-      <w:r>
-        <w:t xml:space="preserve">Dependencies: S47, S48</w:t>
+        <w:t xml:space="preserve">S42: ThreadScreen – Posts &amp; Replies</w:t>
+      </w:r>
+    </w:p>
+    <w:p>
+      <w:pPr>
+        <w:pStyle w:val="ListParagraph"/>
+        <w:numPr>
+          <w:ilvl w:val="0"/>
+          <w:numId w:val="1"/>
+        </w:numPr>
+        <w:spacing w:after="60"/>
+      </w:pPr>
+      <w:r>
+        <w:t xml:space="preserve">Create src/screens/main/ThreadScreen.tsx</w:t>
+      </w:r>
+    </w:p>
+    <w:p>
+      <w:pPr>
+        <w:pStyle w:val="ListParagraph"/>
+        <w:numPr>
+          <w:ilvl w:val="0"/>
+          <w:numId w:val="1"/>
+        </w:numPr>
+        <w:spacing w:after="60"/>
+      </w:pPr>
+      <w:r>
+        <w:t xml:space="preserve">Show thread title and all posts; nested replies (1 level)</w:t>
+      </w:r>
+    </w:p>
+    <w:p>
+      <w:pPr>
+        <w:pStyle w:val="ListParagraph"/>
+        <w:numPr>
+          <w:ilvl w:val="0"/>
+          <w:numId w:val="1"/>
+        </w:numPr>
+        <w:spacing w:after="60"/>
+      </w:pPr>
+      <w:r>
+        <w:t xml:space="preserve">Reaction buttons (heart, thumbs up); report button</w:t>
+      </w:r>
+    </w:p>
+    <w:p>
+      <w:pPr>
+        <w:pStyle w:val="ListParagraph"/>
+        <w:numPr>
+          <w:ilvl w:val="0"/>
+          <w:numId w:val="1"/>
+        </w:numPr>
+        <w:spacing w:after="60"/>
+      </w:pPr>
+      <w:r>
+        <w:t xml:space="preserve">Auto-scroll to new posts; loading indicator</w:t>
+      </w:r>
+    </w:p>
+    <w:p>
+      <w:pPr>
+        <w:pStyle w:val="ListParagraph"/>
+        <w:numPr>
+          <w:ilvl w:val="0"/>
+          <w:numId w:val="1"/>
+        </w:numPr>
+        <w:spacing w:after="60"/>
+      </w:pPr>
+      <w:r>
+        <w:t xml:space="preserve">Dependencies: S41</w:t>
       </w:r>
     </w:p>
     <w:p/>
@@ -5731,72 +6432,59 @@
         <w:spacing w:after="100" w:before="160"/>
       </w:pPr>
       <w:r>
-        <w:t xml:space="preserve">S51: Responsibility Assignment</w:t>
-      </w:r>
-    </w:p>
-    <w:p>
-      <w:pPr>
-        <w:pStyle w:val="ListParagraph"/>
-        <w:numPr>
-          <w:ilvl w:val="0"/>
-          <w:numId w:val="1"/>
-        </w:numPr>
-        <w:spacing w:after="60"/>
-      </w:pPr>
-      <w:r>
-        <w:t xml:space="preserve">Add assignment feature to actions and appointments</w:t>
-      </w:r>
-    </w:p>
-    <w:p>
-      <w:pPr>
-        <w:pStyle w:val="ListParagraph"/>
-        <w:numPr>
-          <w:ilvl w:val="0"/>
-          <w:numId w:val="1"/>
-        </w:numPr>
-        <w:spacing w:after="60"/>
-      </w:pPr>
-      <w:r>
-        <w:t xml:space="preserve">Assign to specific family member; assignee gets push notification</w:t>
-      </w:r>
-    </w:p>
-    <w:p>
-      <w:pPr>
-        <w:pStyle w:val="ListParagraph"/>
-        <w:numPr>
-          <w:ilvl w:val="0"/>
-          <w:numId w:val="1"/>
-        </w:numPr>
-        <w:spacing w:after="60"/>
-      </w:pPr>
-      <w:r>
-        <w:t xml:space="preserve">Filter "assigned to me"; reassignment capability</w:t>
-      </w:r>
-    </w:p>
-    <w:p>
-      <w:pPr>
-        <w:pStyle w:val="ListParagraph"/>
-        <w:numPr>
-          <w:ilvl w:val="0"/>
-          <w:numId w:val="1"/>
-        </w:numPr>
-        <w:spacing w:after="60"/>
-      </w:pPr>
-      <w:r>
-        <w:t xml:space="preserve">Show assignment in list view; indicate completion status per assignee</w:t>
-      </w:r>
-    </w:p>
-    <w:p>
-      <w:pPr>
-        <w:pStyle w:val="ListParagraph"/>
-        <w:numPr>
-          <w:ilvl w:val="0"/>
-          <w:numId w:val="1"/>
-        </w:numPr>
-        <w:spacing w:after="60"/>
-      </w:pPr>
-      <w:r>
-        <w:t xml:space="preserve">Dependencies: S50</w:t>
+        <w:t xml:space="preserve">S43: New Thread Composer</w:t>
+      </w:r>
+    </w:p>
+    <w:p>
+      <w:pPr>
+        <w:pStyle w:val="ListParagraph"/>
+        <w:numPr>
+          <w:ilvl w:val="0"/>
+          <w:numId w:val="1"/>
+        </w:numPr>
+        <w:spacing w:after="60"/>
+      </w:pPr>
+      <w:r>
+        <w:t xml:space="preserve">Add compose modal/screen to ForumScreen</w:t>
+      </w:r>
+    </w:p>
+    <w:p>
+      <w:pPr>
+        <w:pStyle w:val="ListParagraph"/>
+        <w:numPr>
+          <w:ilvl w:val="0"/>
+          <w:numId w:val="1"/>
+        </w:numPr>
+        <w:spacing w:after="60"/>
+      </w:pPr>
+      <w:r>
+        <w:t xml:space="preserve">Form: title, body, category selector, tags (diagnosis, age range, region)</w:t>
+      </w:r>
+    </w:p>
+    <w:p>
+      <w:pPr>
+        <w:pStyle w:val="ListParagraph"/>
+        <w:numPr>
+          <w:ilvl w:val="0"/>
+          <w:numId w:val="1"/>
+        </w:numPr>
+        <w:spacing w:after="60"/>
+      </w:pPr>
+      <w:r>
+        <w:t xml:space="preserve">Markdown support; preview before post; character count</w:t>
+      </w:r>
+    </w:p>
+    <w:p>
+      <w:pPr>
+        <w:pStyle w:val="ListParagraph"/>
+        <w:numPr>
+          <w:ilvl w:val="0"/>
+          <w:numId w:val="1"/>
+        </w:numPr>
+        <w:spacing w:after="60"/>
+      </w:pPr>
+      <w:r>
+        <w:t xml:space="preserve">Dependencies: S41</w:t>
       </w:r>
     </w:p>
     <w:p/>
@@ -5806,72 +6494,209 @@
         <w:spacing w:after="100" w:before="160"/>
       </w:pPr>
       <w:r>
-        <w:t xml:space="preserve">S52: Activity Feed</w:t>
-      </w:r>
-    </w:p>
-    <w:p>
-      <w:pPr>
-        <w:pStyle w:val="ListParagraph"/>
-        <w:numPr>
-          <w:ilvl w:val="0"/>
-          <w:numId w:val="1"/>
-        </w:numPr>
-        <w:spacing w:after="60"/>
-      </w:pPr>
-      <w:r>
-        <w:t xml:space="preserve">Create activity_log view on HomeScreen</w:t>
-      </w:r>
-    </w:p>
-    <w:p>
-      <w:pPr>
-        <w:pStyle w:val="ListParagraph"/>
-        <w:numPr>
-          <w:ilvl w:val="0"/>
-          <w:numId w:val="1"/>
-        </w:numPr>
-        <w:spacing w:after="60"/>
-      </w:pPr>
-      <w:r>
-        <w:t xml:space="preserve">Shows: actions completed, appointments created, documents uploaded, members invited</w:t>
-      </w:r>
-    </w:p>
-    <w:p>
-      <w:pPr>
-        <w:pStyle w:val="ListParagraph"/>
-        <w:numPr>
-          <w:ilvl w:val="0"/>
-          <w:numId w:val="1"/>
-        </w:numPr>
-        <w:spacing w:after="60"/>
-      </w:pPr>
-      <w:r>
-        <w:t xml:space="preserve">Attributed to family member; chronological order; read/unread state</w:t>
-      </w:r>
-    </w:p>
-    <w:p>
-      <w:pPr>
-        <w:pStyle w:val="ListParagraph"/>
-        <w:numPr>
-          <w:ilvl w:val="0"/>
-          <w:numId w:val="1"/>
-        </w:numPr>
-        <w:spacing w:after="60"/>
-      </w:pPr>
-      <w:r>
-        <w:t xml:space="preserve">Tap to navigate to resource</w:t>
-      </w:r>
-    </w:p>
-    <w:p>
-      <w:pPr>
-        <w:pStyle w:val="ListParagraph"/>
-        <w:numPr>
-          <w:ilvl w:val="0"/>
-          <w:numId w:val="1"/>
-        </w:numPr>
-        <w:spacing w:after="60"/>
-      </w:pPr>
-      <w:r>
-        <w:t xml:space="preserve">Dependencies: S47, S50</w:t>
+        <w:t xml:space="preserve">S44: Direct Messaging Schema &amp; Hook</w:t>
+      </w:r>
+    </w:p>
+    <w:p>
+      <w:pPr>
+        <w:pStyle w:val="ListParagraph"/>
+        <w:numPr>
+          <w:ilvl w:val="0"/>
+          <w:numId w:val="1"/>
+        </w:numPr>
+        <w:spacing w:after="60"/>
+      </w:pPr>
+      <w:r>
+        <w:t xml:space="preserve">Extend forum schema with direct_messages table</w:t>
+      </w:r>
+    </w:p>
+    <w:p>
+      <w:pPr>
+        <w:pStyle w:val="ListParagraph"/>
+        <w:numPr>
+          <w:ilvl w:val="0"/>
+          <w:numId w:val="1"/>
+        </w:numPr>
+        <w:spacing w:after="60"/>
+      </w:pPr>
+      <w:r>
+        <w:t xml:space="preserve">Create src/hooks/useDirectMessages.ts</w:t>
+      </w:r>
+    </w:p>
+    <w:p>
+      <w:pPr>
+        <w:pStyle w:val="ListParagraph"/>
+        <w:numPr>
+          <w:ilvl w:val="0"/>
+          <w:numId w:val="1"/>
+        </w:numPr>
+        <w:spacing w:after="60"/>
+      </w:pPr>
+      <w:r>
+        <w:t xml:space="preserve">Operations: send message, fetch conversation, block user, unblock</w:t>
+      </w:r>
+    </w:p>
+    <w:p>
+      <w:pPr>
+        <w:pStyle w:val="ListParagraph"/>
+        <w:numPr>
+          <w:ilvl w:val="0"/>
+          <w:numId w:val="1"/>
+        </w:numPr>
+        <w:spacing w:after="60"/>
+      </w:pPr>
+      <w:r>
+        <w:t xml:space="preserve">Real-time updates via Supabase RealtimeChannel</w:t>
+      </w:r>
+    </w:p>
+    <w:p>
+      <w:pPr>
+        <w:pStyle w:val="ListParagraph"/>
+        <w:numPr>
+          <w:ilvl w:val="0"/>
+          <w:numId w:val="1"/>
+        </w:numPr>
+        <w:spacing w:after="60"/>
+      </w:pPr>
+      <w:r>
+        <w:t xml:space="preserve">Dependencies: S39</w:t>
+      </w:r>
+    </w:p>
+    <w:p/>
+    <w:p>
+      <w:pPr>
+        <w:pStyle w:val="Heading3"/>
+        <w:spacing w:after="100" w:before="160"/>
+      </w:pPr>
+      <w:r>
+        <w:t xml:space="preserve">S45: MessagesScreen</w:t>
+      </w:r>
+    </w:p>
+    <w:p>
+      <w:pPr>
+        <w:pStyle w:val="ListParagraph"/>
+        <w:numPr>
+          <w:ilvl w:val="0"/>
+          <w:numId w:val="1"/>
+        </w:numPr>
+        <w:spacing w:after="60"/>
+      </w:pPr>
+      <w:r>
+        <w:t xml:space="preserve">Create src/screens/main/MessagesScreen.tsx</w:t>
+      </w:r>
+    </w:p>
+    <w:p>
+      <w:pPr>
+        <w:pStyle w:val="ListParagraph"/>
+        <w:numPr>
+          <w:ilvl w:val="0"/>
+          <w:numId w:val="1"/>
+        </w:numPr>
+        <w:spacing w:after="60"/>
+      </w:pPr>
+      <w:r>
+        <w:t xml:space="preserve">Conversation list with last message preview; unread badge</w:t>
+      </w:r>
+    </w:p>
+    <w:p>
+      <w:pPr>
+        <w:pStyle w:val="ListParagraph"/>
+        <w:numPr>
+          <w:ilvl w:val="0"/>
+          <w:numId w:val="1"/>
+        </w:numPr>
+        <w:spacing w:after="60"/>
+      </w:pPr>
+      <w:r>
+        <w:t xml:space="preserve">Tap opens conversation thread; compose new DM from forum profile</w:t>
+      </w:r>
+    </w:p>
+    <w:p>
+      <w:pPr>
+        <w:pStyle w:val="ListParagraph"/>
+        <w:numPr>
+          <w:ilvl w:val="0"/>
+          <w:numId w:val="1"/>
+        </w:numPr>
+        <w:spacing w:after="60"/>
+      </w:pPr>
+      <w:r>
+        <w:t xml:space="preserve">Add Messages tab to MainTabs</w:t>
+      </w:r>
+    </w:p>
+    <w:p>
+      <w:pPr>
+        <w:pStyle w:val="ListParagraph"/>
+        <w:numPr>
+          <w:ilvl w:val="0"/>
+          <w:numId w:val="1"/>
+        </w:numPr>
+        <w:spacing w:after="60"/>
+      </w:pPr>
+      <w:r>
+        <w:t xml:space="preserve">Dependencies: S44</w:t>
+      </w:r>
+    </w:p>
+    <w:p/>
+    <w:p>
+      <w:pPr>
+        <w:pStyle w:val="Heading3"/>
+        <w:spacing w:after="100" w:before="160"/>
+      </w:pPr>
+      <w:r>
+        <w:t xml:space="preserve">S46: Moderation Tools</w:t>
+      </w:r>
+    </w:p>
+    <w:p>
+      <w:pPr>
+        <w:pStyle w:val="ListParagraph"/>
+        <w:numPr>
+          <w:ilvl w:val="0"/>
+          <w:numId w:val="1"/>
+        </w:numPr>
+        <w:spacing w:after="60"/>
+      </w:pPr>
+      <w:r>
+        <w:t xml:space="preserve">Add moderation capabilities (admin role)</w:t>
+      </w:r>
+    </w:p>
+    <w:p>
+      <w:pPr>
+        <w:pStyle w:val="ListParagraph"/>
+        <w:numPr>
+          <w:ilvl w:val="0"/>
+          <w:numId w:val="1"/>
+        </w:numPr>
+        <w:spacing w:after="60"/>
+      </w:pPr>
+      <w:r>
+        <w:t xml:space="preserve">Reported posts queue; hide/remove post action; warn/ban user</w:t>
+      </w:r>
+    </w:p>
+    <w:p>
+      <w:pPr>
+        <w:pStyle w:val="ListParagraph"/>
+        <w:numPr>
+          <w:ilvl w:val="0"/>
+          <w:numId w:val="1"/>
+        </w:numPr>
+        <w:spacing w:after="60"/>
+      </w:pPr>
+      <w:r>
+        <w:t xml:space="preserve">Auto-flag keywords (filtered set); moderation audit log</w:t>
+      </w:r>
+    </w:p>
+    <w:p>
+      <w:pPr>
+        <w:pStyle w:val="ListParagraph"/>
+        <w:numPr>
+          <w:ilvl w:val="0"/>
+          <w:numId w:val="1"/>
+        </w:numPr>
+        <w:spacing w:after="60"/>
+      </w:pPr>
+      <w:r>
+        <w:t xml:space="preserve">Dependencies: S42</w:t>
       </w:r>
     </w:p>
     <w:p/>
@@ -5886,7 +6711,7 @@
         <w:spacing w:after="120" w:before="200"/>
       </w:pPr>
       <w:r>
-        <w:t xml:space="preserve">Phase 7: Provider Portal / B2B (S53–S58)</w:t>
+        <w:t xml:space="preserve">Phase 6: Co-Parent Coordination (S47–S52)</w:t>
       </w:r>
     </w:p>
     <w:p>
@@ -5894,7 +6719,7 @@
         <w:spacing w:after="100"/>
       </w:pPr>
       <w:r>
-        <w:t xml:space="preserve">Provider registration, family connections, shared documents, messaging, directory listing.</w:t>
+        <w:t xml:space="preserve">Multi-user family sharing, shared calendars, responsibility assignment.</w:t>
       </w:r>
     </w:p>
     <w:p/>
@@ -5904,59 +6729,59 @@
         <w:spacing w:after="100" w:before="160"/>
       </w:pPr>
       <w:r>
-        <w:t xml:space="preserve">S53: Provider User Type &amp; Auth</w:t>
-      </w:r>
-    </w:p>
-    <w:p>
-      <w:pPr>
-        <w:pStyle w:val="ListParagraph"/>
-        <w:numPr>
-          <w:ilvl w:val="0"/>
-          <w:numId w:val="1"/>
-        </w:numPr>
-        <w:spacing w:after="60"/>
-      </w:pPr>
-      <w:r>
-        <w:t xml:space="preserve">Create supabase/migrations/007_provider_portal.sql</w:t>
-      </w:r>
-    </w:p>
-    <w:p>
-      <w:pPr>
-        <w:pStyle w:val="ListParagraph"/>
-        <w:numPr>
-          <w:ilvl w:val="0"/>
-          <w:numId w:val="1"/>
-        </w:numPr>
-        <w:spacing w:after="60"/>
-      </w:pPr>
-      <w:r>
-        <w:t xml:space="preserve">Tables: provider_users, provider_organizations, provider_family_links</w:t>
-      </w:r>
-    </w:p>
-    <w:p>
-      <w:pPr>
-        <w:pStyle w:val="ListParagraph"/>
-        <w:numPr>
-          <w:ilvl w:val="0"/>
-          <w:numId w:val="1"/>
-        </w:numPr>
-        <w:spacing w:after="60"/>
-      </w:pPr>
-      <w:r>
-        <w:t xml:space="preserve">Add auth.users role support for "provider" type</w:t>
-      </w:r>
-    </w:p>
-    <w:p>
-      <w:pPr>
-        <w:pStyle w:val="ListParagraph"/>
-        <w:numPr>
-          <w:ilvl w:val="0"/>
-          <w:numId w:val="1"/>
-        </w:numPr>
-        <w:spacing w:after="60"/>
-      </w:pPr>
-      <w:r>
-        <w:t xml:space="preserve">Providers request family connections; families approve/deny</w:t>
+        <w:t xml:space="preserve">S47: Family Sharing Schema</w:t>
+      </w:r>
+    </w:p>
+    <w:p>
+      <w:pPr>
+        <w:pStyle w:val="ListParagraph"/>
+        <w:numPr>
+          <w:ilvl w:val="0"/>
+          <w:numId w:val="1"/>
+        </w:numPr>
+        <w:spacing w:after="60"/>
+      </w:pPr>
+      <w:r>
+        <w:t xml:space="preserve">Create supabase/migrations/006_family_sharing.sql</w:t>
+      </w:r>
+    </w:p>
+    <w:p>
+      <w:pPr>
+        <w:pStyle w:val="ListParagraph"/>
+        <w:numPr>
+          <w:ilvl w:val="0"/>
+          <w:numId w:val="1"/>
+        </w:numPr>
+        <w:spacing w:after="60"/>
+      </w:pPr>
+      <w:r>
+        <w:t xml:space="preserve">Tables: family_members (user_id, family_id, role, permissions, invited_by, accepted_at)</w:t>
+      </w:r>
+    </w:p>
+    <w:p>
+      <w:pPr>
+        <w:pStyle w:val="ListParagraph"/>
+        <w:numPr>
+          <w:ilvl w:val="0"/>
+          <w:numId w:val="1"/>
+        </w:numPr>
+        <w:spacing w:after="60"/>
+      </w:pPr>
+      <w:r>
+        <w:t xml:space="preserve">Table: activity_log (user_id, family_id, action_type, resource_id, timestamp)</w:t>
+      </w:r>
+    </w:p>
+    <w:p>
+      <w:pPr>
+        <w:pStyle w:val="ListParagraph"/>
+        <w:numPr>
+          <w:ilvl w:val="0"/>
+          <w:numId w:val="1"/>
+        </w:numPr>
+        <w:spacing w:after="60"/>
+      </w:pPr>
+      <w:r>
+        <w:t xml:space="preserve">Roles: admin, member, viewer; permissions enforced via RLS</w:t>
       </w:r>
     </w:p>
     <w:p>
@@ -5979,72 +6804,59 @@
         <w:spacing w:after="100" w:before="160"/>
       </w:pPr>
       <w:r>
-        <w:t xml:space="preserve">S54: Provider Onboarding Screen</w:t>
-      </w:r>
-    </w:p>
-    <w:p>
-      <w:pPr>
-        <w:pStyle w:val="ListParagraph"/>
-        <w:numPr>
-          <w:ilvl w:val="0"/>
-          <w:numId w:val="1"/>
-        </w:numPr>
-        <w:spacing w:after="60"/>
-      </w:pPr>
-      <w:r>
-        <w:t xml:space="preserve">Create src/screens/provider/ProviderOnboardingScreen.tsx</w:t>
-      </w:r>
-    </w:p>
-    <w:p>
-      <w:pPr>
-        <w:pStyle w:val="ListParagraph"/>
-        <w:numPr>
-          <w:ilvl w:val="0"/>
-          <w:numId w:val="1"/>
-        </w:numPr>
-        <w:spacing w:after="60"/>
-      </w:pPr>
-      <w:r>
-        <w:t xml:space="preserve">Form: name, provider type, NPI, organization, specialties, credentials</w:t>
-      </w:r>
-    </w:p>
-    <w:p>
-      <w:pPr>
-        <w:pStyle w:val="ListParagraph"/>
-        <w:numPr>
-          <w:ilvl w:val="0"/>
-          <w:numId w:val="1"/>
-        </w:numPr>
-        <w:spacing w:after="60"/>
-      </w:pPr>
-      <w:r>
-        <w:t xml:space="preserve">Verification placeholder (skeleton for future ID verification)</w:t>
-      </w:r>
-    </w:p>
-    <w:p>
-      <w:pPr>
-        <w:pStyle w:val="ListParagraph"/>
-        <w:numPr>
-          <w:ilvl w:val="0"/>
-          <w:numId w:val="1"/>
-        </w:numPr>
-        <w:spacing w:after="60"/>
-      </w:pPr>
-      <w:r>
-        <w:t xml:space="preserve">Terms acceptance; conditional on successful registration</w:t>
-      </w:r>
-    </w:p>
-    <w:p>
-      <w:pPr>
-        <w:pStyle w:val="ListParagraph"/>
-        <w:numPr>
-          <w:ilvl w:val="0"/>
-          <w:numId w:val="1"/>
-        </w:numPr>
-        <w:spacing w:after="60"/>
-      </w:pPr>
-      <w:r>
-        <w:t xml:space="preserve">Dependencies: S53</w:t>
+        <w:t xml:space="preserve">S48: useFamilySharing Hook</w:t>
+      </w:r>
+    </w:p>
+    <w:p>
+      <w:pPr>
+        <w:pStyle w:val="ListParagraph"/>
+        <w:numPr>
+          <w:ilvl w:val="0"/>
+          <w:numId w:val="1"/>
+        </w:numPr>
+        <w:spacing w:after="60"/>
+      </w:pPr>
+      <w:r>
+        <w:t xml:space="preserve">Create src/hooks/useFamilySharing.ts</w:t>
+      </w:r>
+    </w:p>
+    <w:p>
+      <w:pPr>
+        <w:pStyle w:val="ListParagraph"/>
+        <w:numPr>
+          <w:ilvl w:val="0"/>
+          <w:numId w:val="1"/>
+        </w:numPr>
+        <w:spacing w:after="60"/>
+      </w:pPr>
+      <w:r>
+        <w:t xml:space="preserve">Operations: invite by email, accept/decline, list family members, update permissions, remove</w:t>
+      </w:r>
+    </w:p>
+    <w:p>
+      <w:pPr>
+        <w:pStyle w:val="ListParagraph"/>
+        <w:numPr>
+          <w:ilvl w:val="0"/>
+          <w:numId w:val="1"/>
+        </w:numPr>
+        <w:spacing w:after="60"/>
+      </w:pPr>
+      <w:r>
+        <w:t xml:space="preserve">Send invitation email via Gmail integration or Supabase email</w:t>
+      </w:r>
+    </w:p>
+    <w:p>
+      <w:pPr>
+        <w:pStyle w:val="ListParagraph"/>
+        <w:numPr>
+          <w:ilvl w:val="0"/>
+          <w:numId w:val="1"/>
+        </w:numPr>
+        <w:spacing w:after="60"/>
+      </w:pPr>
+      <w:r>
+        <w:t xml:space="preserve">Dependencies: S47</w:t>
       </w:r>
     </w:p>
     <w:p/>
@@ -6054,59 +6866,72 @@
         <w:spacing w:after="100" w:before="160"/>
       </w:pPr>
       <w:r>
-        <w:t xml:space="preserve">S55: Provider Dashboard Screen</w:t>
-      </w:r>
-    </w:p>
-    <w:p>
-      <w:pPr>
-        <w:pStyle w:val="ListParagraph"/>
-        <w:numPr>
-          <w:ilvl w:val="0"/>
-          <w:numId w:val="1"/>
-        </w:numPr>
-        <w:spacing w:after="60"/>
-      </w:pPr>
-      <w:r>
-        <w:t xml:space="preserve">Create src/screens/provider/ProviderDashboardScreen.tsx</w:t>
-      </w:r>
-    </w:p>
-    <w:p>
-      <w:pPr>
-        <w:pStyle w:val="ListParagraph"/>
-        <w:numPr>
-          <w:ilvl w:val="0"/>
-          <w:numId w:val="1"/>
-        </w:numPr>
-        <w:spacing w:after="60"/>
-      </w:pPr>
-      <w:r>
-        <w:t xml:space="preserve">Shows: connected families count, recent shared documents, upcoming shared appointments</w:t>
-      </w:r>
-    </w:p>
-    <w:p>
-      <w:pPr>
-        <w:pStyle w:val="ListParagraph"/>
-        <w:numPr>
-          <w:ilvl w:val="0"/>
-          <w:numId w:val="1"/>
-        </w:numPr>
-        <w:spacing w:after="60"/>
-      </w:pPr>
-      <w:r>
-        <w:t xml:space="preserve">Quick actions: message family, view documents, request new connection</w:t>
-      </w:r>
-    </w:p>
-    <w:p>
-      <w:pPr>
-        <w:pStyle w:val="ListParagraph"/>
-        <w:numPr>
-          <w:ilvl w:val="0"/>
-          <w:numId w:val="1"/>
-        </w:numPr>
-        <w:spacing w:after="60"/>
-      </w:pPr>
-      <w:r>
-        <w:t xml:space="preserve">Dependencies: S53, S54</w:t>
+        <w:t xml:space="preserve">S49: InviteCoParentScreen</w:t>
+      </w:r>
+    </w:p>
+    <w:p>
+      <w:pPr>
+        <w:pStyle w:val="ListParagraph"/>
+        <w:numPr>
+          <w:ilvl w:val="0"/>
+          <w:numId w:val="1"/>
+        </w:numPr>
+        <w:spacing w:after="60"/>
+      </w:pPr>
+      <w:r>
+        <w:t xml:space="preserve">Create src/screens/main/InviteCoParentScreen.tsx</w:t>
+      </w:r>
+    </w:p>
+    <w:p>
+      <w:pPr>
+        <w:pStyle w:val="ListParagraph"/>
+        <w:numPr>
+          <w:ilvl w:val="0"/>
+          <w:numId w:val="1"/>
+        </w:numPr>
+        <w:spacing w:after="60"/>
+      </w:pPr>
+      <w:r>
+        <w:t xml:space="preserve">Add "Invite Co-Parent" button to ProfileScreen</w:t>
+      </w:r>
+    </w:p>
+    <w:p>
+      <w:pPr>
+        <w:pStyle w:val="ListParagraph"/>
+        <w:numPr>
+          <w:ilvl w:val="0"/>
+          <w:numId w:val="1"/>
+        </w:numPr>
+        <w:spacing w:after="60"/>
+      </w:pPr>
+      <w:r>
+        <w:t xml:space="preserve">Form: email input, custom message, role selector</w:t>
+      </w:r>
+    </w:p>
+    <w:p>
+      <w:pPr>
+        <w:pStyle w:val="ListParagraph"/>
+        <w:numPr>
+          <w:ilvl w:val="0"/>
+          <w:numId w:val="1"/>
+        </w:numPr>
+        <w:spacing w:after="60"/>
+      </w:pPr>
+      <w:r>
+        <w:t xml:space="preserve">Pending invitations list (resend/cancel); accepted members with role</w:t>
+      </w:r>
+    </w:p>
+    <w:p>
+      <w:pPr>
+        <w:pStyle w:val="ListParagraph"/>
+        <w:numPr>
+          <w:ilvl w:val="0"/>
+          <w:numId w:val="1"/>
+        </w:numPr>
+        <w:spacing w:after="60"/>
+      </w:pPr>
+      <w:r>
+        <w:t xml:space="preserve">Dependencies: S48</w:t>
       </w:r>
     </w:p>
     <w:p/>
@@ -6116,59 +6941,72 @@
         <w:spacing w:after="100" w:before="160"/>
       </w:pPr>
       <w:r>
-        <w:t xml:space="preserve">S56: Shared Document Viewer</w:t>
-      </w:r>
-    </w:p>
-    <w:p>
-      <w:pPr>
-        <w:pStyle w:val="ListParagraph"/>
-        <w:numPr>
-          <w:ilvl w:val="0"/>
-          <w:numId w:val="1"/>
-        </w:numPr>
-        <w:spacing w:after="60"/>
-      </w:pPr>
-      <w:r>
-        <w:t xml:space="preserve">Add provider read access to family documents</w:t>
-      </w:r>
-    </w:p>
-    <w:p>
-      <w:pPr>
-        <w:pStyle w:val="ListParagraph"/>
-        <w:numPr>
-          <w:ilvl w:val="0"/>
-          <w:numId w:val="1"/>
-        </w:numPr>
-        <w:spacing w:after="60"/>
-      </w:pPr>
-      <w:r>
-        <w:t xml:space="preserve">Providers see only documents family has explicitly shared</w:t>
-      </w:r>
-    </w:p>
-    <w:p>
-      <w:pPr>
-        <w:pStyle w:val="ListParagraph"/>
-        <w:numPr>
-          <w:ilvl w:val="0"/>
-          <w:numId w:val="1"/>
-        </w:numPr>
-        <w:spacing w:after="60"/>
-      </w:pPr>
-      <w:r>
-        <w:t xml:space="preserve">Download capability; no edit access; audit log of views</w:t>
-      </w:r>
-    </w:p>
-    <w:p>
-      <w:pPr>
-        <w:pStyle w:val="ListParagraph"/>
-        <w:numPr>
-          <w:ilvl w:val="0"/>
-          <w:numId w:val="1"/>
-        </w:numPr>
-        <w:spacing w:after="60"/>
-      </w:pPr>
-      <w:r>
-        <w:t xml:space="preserve">Dependencies: S53, S5</w:t>
+        <w:t xml:space="preserve">S50: Shared Calendar &amp; Action Visibility</w:t>
+      </w:r>
+    </w:p>
+    <w:p>
+      <w:pPr>
+        <w:pStyle w:val="ListParagraph"/>
+        <w:numPr>
+          <w:ilvl w:val="0"/>
+          <w:numId w:val="1"/>
+        </w:numPr>
+        <w:spacing w:after="60"/>
+      </w:pPr>
+      <w:r>
+        <w:t xml:space="preserve">Update CalendarScreen and ActionsScreen for multi-user</w:t>
+      </w:r>
+    </w:p>
+    <w:p>
+      <w:pPr>
+        <w:pStyle w:val="ListParagraph"/>
+        <w:numPr>
+          <w:ilvl w:val="0"/>
+          <w:numId w:val="1"/>
+        </w:numPr>
+        <w:spacing w:after="60"/>
+      </w:pPr>
+      <w:r>
+        <w:t xml:space="preserve">Both parents see same appointments/actions/deadlines</w:t>
+      </w:r>
+    </w:p>
+    <w:p>
+      <w:pPr>
+        <w:pStyle w:val="ListParagraph"/>
+        <w:numPr>
+          <w:ilvl w:val="0"/>
+          <w:numId w:val="1"/>
+        </w:numPr>
+        <w:spacing w:after="60"/>
+      </w:pPr>
+      <w:r>
+        <w:t xml:space="preserve">Show creator name on each item; filter "mine" vs "all"</w:t>
+      </w:r>
+    </w:p>
+    <w:p>
+      <w:pPr>
+        <w:pStyle w:val="ListParagraph"/>
+        <w:numPr>
+          <w:ilvl w:val="0"/>
+          <w:numId w:val="1"/>
+        </w:numPr>
+        <w:spacing w:after="60"/>
+      </w:pPr>
+      <w:r>
+        <w:t xml:space="preserve">Real-time sync via Supabase RealtimeChannel</w:t>
+      </w:r>
+    </w:p>
+    <w:p>
+      <w:pPr>
+        <w:pStyle w:val="ListParagraph"/>
+        <w:numPr>
+          <w:ilvl w:val="0"/>
+          <w:numId w:val="1"/>
+        </w:numPr>
+        <w:spacing w:after="60"/>
+      </w:pPr>
+      <w:r>
+        <w:t xml:space="preserve">Dependencies: S47, S48</w:t>
       </w:r>
     </w:p>
     <w:p/>
@@ -6178,59 +7016,72 @@
         <w:spacing w:after="100" w:before="160"/>
       </w:pPr>
       <w:r>
-        <w:t xml:space="preserve">S57: Provider-Family Messaging</w:t>
-      </w:r>
-    </w:p>
-    <w:p>
-      <w:pPr>
-        <w:pStyle w:val="ListParagraph"/>
-        <w:numPr>
-          <w:ilvl w:val="0"/>
-          <w:numId w:val="1"/>
-        </w:numPr>
-        <w:spacing w:after="60"/>
-      </w:pPr>
-      <w:r>
-        <w:t xml:space="preserve">Add secure messaging thread per provider-family pair</w:t>
-      </w:r>
-    </w:p>
-    <w:p>
-      <w:pPr>
-        <w:pStyle w:val="ListParagraph"/>
-        <w:numPr>
-          <w:ilvl w:val="0"/>
-          <w:numId w:val="1"/>
-        </w:numPr>
-        <w:spacing w:after="60"/>
-      </w:pPr>
-      <w:r>
-        <w:t xml:space="preserve">Push notifications on new message; message history persisted</w:t>
-      </w:r>
-    </w:p>
-    <w:p>
-      <w:pPr>
-        <w:pStyle w:val="ListParagraph"/>
-        <w:numPr>
-          <w:ilvl w:val="0"/>
-          <w:numId w:val="1"/>
-        </w:numPr>
-        <w:spacing w:after="60"/>
-      </w:pPr>
-      <w:r>
-        <w:t xml:space="preserve">Families can disable messaging from specific providers</w:t>
-      </w:r>
-    </w:p>
-    <w:p>
-      <w:pPr>
-        <w:pStyle w:val="ListParagraph"/>
-        <w:numPr>
-          <w:ilvl w:val="0"/>
-          <w:numId w:val="1"/>
-        </w:numPr>
-        <w:spacing w:after="60"/>
-      </w:pPr>
-      <w:r>
-        <w:t xml:space="preserve">Dependencies: S53</w:t>
+        <w:t xml:space="preserve">S51: Responsibility Assignment</w:t>
+      </w:r>
+    </w:p>
+    <w:p>
+      <w:pPr>
+        <w:pStyle w:val="ListParagraph"/>
+        <w:numPr>
+          <w:ilvl w:val="0"/>
+          <w:numId w:val="1"/>
+        </w:numPr>
+        <w:spacing w:after="60"/>
+      </w:pPr>
+      <w:r>
+        <w:t xml:space="preserve">Add assignment feature to actions and appointments</w:t>
+      </w:r>
+    </w:p>
+    <w:p>
+      <w:pPr>
+        <w:pStyle w:val="ListParagraph"/>
+        <w:numPr>
+          <w:ilvl w:val="0"/>
+          <w:numId w:val="1"/>
+        </w:numPr>
+        <w:spacing w:after="60"/>
+      </w:pPr>
+      <w:r>
+        <w:t xml:space="preserve">Assign to specific family member; assignee gets push notification</w:t>
+      </w:r>
+    </w:p>
+    <w:p>
+      <w:pPr>
+        <w:pStyle w:val="ListParagraph"/>
+        <w:numPr>
+          <w:ilvl w:val="0"/>
+          <w:numId w:val="1"/>
+        </w:numPr>
+        <w:spacing w:after="60"/>
+      </w:pPr>
+      <w:r>
+        <w:t xml:space="preserve">Filter "assigned to me"; reassignment capability</w:t>
+      </w:r>
+    </w:p>
+    <w:p>
+      <w:pPr>
+        <w:pStyle w:val="ListParagraph"/>
+        <w:numPr>
+          <w:ilvl w:val="0"/>
+          <w:numId w:val="1"/>
+        </w:numPr>
+        <w:spacing w:after="60"/>
+      </w:pPr>
+      <w:r>
+        <w:t xml:space="preserve">Show assignment in list view; indicate completion status per assignee</w:t>
+      </w:r>
+    </w:p>
+    <w:p>
+      <w:pPr>
+        <w:pStyle w:val="ListParagraph"/>
+        <w:numPr>
+          <w:ilvl w:val="0"/>
+          <w:numId w:val="1"/>
+        </w:numPr>
+        <w:spacing w:after="60"/>
+      </w:pPr>
+      <w:r>
+        <w:t xml:space="preserve">Dependencies: S50</w:t>
       </w:r>
     </w:p>
     <w:p/>
@@ -6240,72 +7091,72 @@
         <w:spacing w:after="100" w:before="160"/>
       </w:pPr>
       <w:r>
-        <w:t xml:space="preserve">S58: Provider Directory Listing</w:t>
-      </w:r>
-    </w:p>
-    <w:p>
-      <w:pPr>
-        <w:pStyle w:val="ListParagraph"/>
-        <w:numPr>
-          <w:ilvl w:val="0"/>
-          <w:numId w:val="1"/>
-        </w:numPr>
-        <w:spacing w:after="60"/>
-      </w:pPr>
-      <w:r>
-        <w:t xml:space="preserve">Create public provider search screen (non-authenticated users can browse)</w:t>
-      </w:r>
-    </w:p>
-    <w:p>
-      <w:pPr>
-        <w:pStyle w:val="ListParagraph"/>
-        <w:numPr>
-          <w:ilvl w:val="0"/>
-          <w:numId w:val="1"/>
-        </w:numPr>
-        <w:spacing w:after="60"/>
-      </w:pPr>
-      <w:r>
-        <w:t xml:space="preserve">Search by: provider type, specialty, location, insurance accepted</w:t>
-      </w:r>
-    </w:p>
-    <w:p>
-      <w:pPr>
-        <w:pStyle w:val="ListParagraph"/>
-        <w:numPr>
-          <w:ilvl w:val="0"/>
-          <w:numId w:val="1"/>
-        </w:numPr>
-        <w:spacing w:after="60"/>
-      </w:pPr>
-      <w:r>
-        <w:t xml:space="preserve">Verified badge for portal-registered providers; contact/connect button</w:t>
-      </w:r>
-    </w:p>
-    <w:p>
-      <w:pPr>
-        <w:pStyle w:val="ListParagraph"/>
-        <w:numPr>
-          <w:ilvl w:val="0"/>
-          <w:numId w:val="1"/>
-        </w:numPr>
-        <w:spacing w:after="60"/>
-      </w:pPr>
-      <w:r>
-        <w:t xml:space="preserve">Reviews placeholder (for future implementation)</w:t>
-      </w:r>
-    </w:p>
-    <w:p>
-      <w:pPr>
-        <w:pStyle w:val="ListParagraph"/>
-        <w:numPr>
-          <w:ilvl w:val="0"/>
-          <w:numId w:val="1"/>
-        </w:numPr>
-        <w:spacing w:after="60"/>
-      </w:pPr>
-      <w:r>
-        <w:t xml:space="preserve">Dependencies: S53, S26</w:t>
+        <w:t xml:space="preserve">S52: Activity Feed</w:t>
+      </w:r>
+    </w:p>
+    <w:p>
+      <w:pPr>
+        <w:pStyle w:val="ListParagraph"/>
+        <w:numPr>
+          <w:ilvl w:val="0"/>
+          <w:numId w:val="1"/>
+        </w:numPr>
+        <w:spacing w:after="60"/>
+      </w:pPr>
+      <w:r>
+        <w:t xml:space="preserve">Create activity_log view on HomeScreen</w:t>
+      </w:r>
+    </w:p>
+    <w:p>
+      <w:pPr>
+        <w:pStyle w:val="ListParagraph"/>
+        <w:numPr>
+          <w:ilvl w:val="0"/>
+          <w:numId w:val="1"/>
+        </w:numPr>
+        <w:spacing w:after="60"/>
+      </w:pPr>
+      <w:r>
+        <w:t xml:space="preserve">Shows: actions completed, appointments created, documents uploaded, members invited</w:t>
+      </w:r>
+    </w:p>
+    <w:p>
+      <w:pPr>
+        <w:pStyle w:val="ListParagraph"/>
+        <w:numPr>
+          <w:ilvl w:val="0"/>
+          <w:numId w:val="1"/>
+        </w:numPr>
+        <w:spacing w:after="60"/>
+      </w:pPr>
+      <w:r>
+        <w:t xml:space="preserve">Attributed to family member; chronological order; read/unread state</w:t>
+      </w:r>
+    </w:p>
+    <w:p>
+      <w:pPr>
+        <w:pStyle w:val="ListParagraph"/>
+        <w:numPr>
+          <w:ilvl w:val="0"/>
+          <w:numId w:val="1"/>
+        </w:numPr>
+        <w:spacing w:after="60"/>
+      </w:pPr>
+      <w:r>
+        <w:t xml:space="preserve">Tap to navigate to resource</w:t>
+      </w:r>
+    </w:p>
+    <w:p>
+      <w:pPr>
+        <w:pStyle w:val="ListParagraph"/>
+        <w:numPr>
+          <w:ilvl w:val="0"/>
+          <w:numId w:val="1"/>
+        </w:numPr>
+        <w:spacing w:after="60"/>
+      </w:pPr>
+      <w:r>
+        <w:t xml:space="preserve">Dependencies: S47, S50</w:t>
       </w:r>
     </w:p>
     <w:p/>
@@ -6320,7 +7171,7 @@
         <w:spacing w:after="120" w:before="200"/>
       </w:pPr>
       <w:r>
-        <w:t xml:space="preserve">Phase 8: Data Moat &amp; Analytics (S59–S63)</w:t>
+        <w:t xml:space="preserve">Phase 7: Provider Portal / B2B (S53–S58)</w:t>
       </w:r>
     </w:p>
     <w:p>
@@ -6328,7 +7179,7 @@
         <w:spacing w:after="100"/>
       </w:pPr>
       <w:r>
-        <w:t xml:space="preserve">Track outcomes, aggregate insights, enable evidence-based recommendations.</w:t>
+        <w:t xml:space="preserve">Provider registration, family connections, shared documents, messaging, directory listing.</w:t>
       </w:r>
     </w:p>
     <w:p/>
@@ -6338,59 +7189,59 @@
         <w:spacing w:after="100" w:before="160"/>
       </w:pPr>
       <w:r>
-        <w:t xml:space="preserve">S59: Outcome Instrumentation</w:t>
-      </w:r>
-    </w:p>
-    <w:p>
-      <w:pPr>
-        <w:pStyle w:val="ListParagraph"/>
-        <w:numPr>
-          <w:ilvl w:val="0"/>
-          <w:numId w:val="1"/>
-        </w:numPr>
-        <w:spacing w:after="60"/>
-      </w:pPr>
-      <w:r>
-        <w:t xml:space="preserve">Create supabase/migrations/008_analytics.sql</w:t>
-      </w:r>
-    </w:p>
-    <w:p>
-      <w:pPr>
-        <w:pStyle w:val="ListParagraph"/>
-        <w:numPr>
-          <w:ilvl w:val="0"/>
-          <w:numId w:val="1"/>
-        </w:numPr>
-        <w:spacing w:after="60"/>
-      </w:pPr>
-      <w:r>
-        <w:t xml:space="preserve">Create src/lib/analytics.ts for event logging</w:t>
-      </w:r>
-    </w:p>
-    <w:p>
-      <w:pPr>
-        <w:pStyle w:val="ListParagraph"/>
-        <w:numPr>
-          <w:ilvl w:val="0"/>
-          <w:numId w:val="1"/>
-        </w:numPr>
-        <w:spacing w:after="60"/>
-      </w:pPr>
-      <w:r>
-        <w:t xml:space="preserve">Track: action completion (outcome: approved/denied/pending), draft usage, KB helpfulness</w:t>
-      </w:r>
-    </w:p>
-    <w:p>
-      <w:pPr>
-        <w:pStyle w:val="ListParagraph"/>
-        <w:numPr>
-          <w:ilvl w:val="0"/>
-          <w:numId w:val="1"/>
-        </w:numPr>
-        <w:spacing w:after="60"/>
-      </w:pPr>
-      <w:r>
-        <w:t xml:space="preserve">Anonymous + GDPR-compliant: no PII in events; hash user IDs</w:t>
+        <w:t xml:space="preserve">S53: Provider User Type &amp; Auth</w:t>
+      </w:r>
+    </w:p>
+    <w:p>
+      <w:pPr>
+        <w:pStyle w:val="ListParagraph"/>
+        <w:numPr>
+          <w:ilvl w:val="0"/>
+          <w:numId w:val="1"/>
+        </w:numPr>
+        <w:spacing w:after="60"/>
+      </w:pPr>
+      <w:r>
+        <w:t xml:space="preserve">Create supabase/migrations/007_provider_portal.sql</w:t>
+      </w:r>
+    </w:p>
+    <w:p>
+      <w:pPr>
+        <w:pStyle w:val="ListParagraph"/>
+        <w:numPr>
+          <w:ilvl w:val="0"/>
+          <w:numId w:val="1"/>
+        </w:numPr>
+        <w:spacing w:after="60"/>
+      </w:pPr>
+      <w:r>
+        <w:t xml:space="preserve">Tables: provider_users, provider_organizations, provider_family_links</w:t>
+      </w:r>
+    </w:p>
+    <w:p>
+      <w:pPr>
+        <w:pStyle w:val="ListParagraph"/>
+        <w:numPr>
+          <w:ilvl w:val="0"/>
+          <w:numId w:val="1"/>
+        </w:numPr>
+        <w:spacing w:after="60"/>
+      </w:pPr>
+      <w:r>
+        <w:t xml:space="preserve">Add auth.users role support for "provider" type</w:t>
+      </w:r>
+    </w:p>
+    <w:p>
+      <w:pPr>
+        <w:pStyle w:val="ListParagraph"/>
+        <w:numPr>
+          <w:ilvl w:val="0"/>
+          <w:numId w:val="1"/>
+        </w:numPr>
+        <w:spacing w:after="60"/>
+      </w:pPr>
+      <w:r>
+        <w:t xml:space="preserve">Providers request family connections; families approve/deny</w:t>
       </w:r>
     </w:p>
     <w:p>
@@ -6413,72 +7264,72 @@
         <w:spacing w:after="100" w:before="160"/>
       </w:pPr>
       <w:r>
-        <w:t xml:space="preserve">S60: Anonymous Insights Aggregation</w:t>
-      </w:r>
-    </w:p>
-    <w:p>
-      <w:pPr>
-        <w:pStyle w:val="ListParagraph"/>
-        <w:numPr>
-          <w:ilvl w:val="0"/>
-          <w:numId w:val="1"/>
-        </w:numPr>
-        <w:spacing w:after="60"/>
-      </w:pPr>
-      <w:r>
-        <w:t xml:space="preserve">Create supabase/functions/insights/index.ts</w:t>
-      </w:r>
-    </w:p>
-    <w:p>
-      <w:pPr>
-        <w:pStyle w:val="ListParagraph"/>
-        <w:numPr>
-          <w:ilvl w:val="0"/>
-          <w:numId w:val="1"/>
-        </w:numPr>
-        <w:spacing w:after="60"/>
-      </w:pPr>
-      <w:r>
-        <w:t xml:space="preserve">Aggregate success rates by RC (Regional Center), diagnosis, action type</w:t>
-      </w:r>
-    </w:p>
-    <w:p>
-      <w:pPr>
-        <w:pStyle w:val="ListParagraph"/>
-        <w:numPr>
-          <w:ilvl w:val="0"/>
-          <w:numId w:val="1"/>
-        </w:numPr>
-        <w:spacing w:after="60"/>
-      </w:pPr>
-      <w:r>
-        <w:t xml:space="preserve">Minimum threshold (10+ families) before showing insights</w:t>
-      </w:r>
-    </w:p>
-    <w:p>
-      <w:pPr>
-        <w:pStyle w:val="ListParagraph"/>
-        <w:numPr>
-          <w:ilvl w:val="0"/>
-          <w:numId w:val="1"/>
-        </w:numPr>
-        <w:spacing w:after="60"/>
-      </w:pPr>
-      <w:r>
-        <w:t xml:space="preserve">Weekly refresh; cache results</w:t>
-      </w:r>
-    </w:p>
-    <w:p>
-      <w:pPr>
-        <w:pStyle w:val="ListParagraph"/>
-        <w:numPr>
-          <w:ilvl w:val="0"/>
-          <w:numId w:val="1"/>
-        </w:numPr>
-        <w:spacing w:after="60"/>
-      </w:pPr>
-      <w:r>
-        <w:t xml:space="preserve">Dependencies: S59</w:t>
+        <w:t xml:space="preserve">S54: Provider Onboarding Screen</w:t>
+      </w:r>
+    </w:p>
+    <w:p>
+      <w:pPr>
+        <w:pStyle w:val="ListParagraph"/>
+        <w:numPr>
+          <w:ilvl w:val="0"/>
+          <w:numId w:val="1"/>
+        </w:numPr>
+        <w:spacing w:after="60"/>
+      </w:pPr>
+      <w:r>
+        <w:t xml:space="preserve">Create src/screens/provider/ProviderOnboardingScreen.tsx</w:t>
+      </w:r>
+    </w:p>
+    <w:p>
+      <w:pPr>
+        <w:pStyle w:val="ListParagraph"/>
+        <w:numPr>
+          <w:ilvl w:val="0"/>
+          <w:numId w:val="1"/>
+        </w:numPr>
+        <w:spacing w:after="60"/>
+      </w:pPr>
+      <w:r>
+        <w:t xml:space="preserve">Form: name, provider type, NPI, organization, specialties, credentials</w:t>
+      </w:r>
+    </w:p>
+    <w:p>
+      <w:pPr>
+        <w:pStyle w:val="ListParagraph"/>
+        <w:numPr>
+          <w:ilvl w:val="0"/>
+          <w:numId w:val="1"/>
+        </w:numPr>
+        <w:spacing w:after="60"/>
+      </w:pPr>
+      <w:r>
+        <w:t xml:space="preserve">Verification placeholder (skeleton for future ID verification)</w:t>
+      </w:r>
+    </w:p>
+    <w:p>
+      <w:pPr>
+        <w:pStyle w:val="ListParagraph"/>
+        <w:numPr>
+          <w:ilvl w:val="0"/>
+          <w:numId w:val="1"/>
+        </w:numPr>
+        <w:spacing w:after="60"/>
+      </w:pPr>
+      <w:r>
+        <w:t xml:space="preserve">Terms acceptance; conditional on successful registration</w:t>
+      </w:r>
+    </w:p>
+    <w:p>
+      <w:pPr>
+        <w:pStyle w:val="ListParagraph"/>
+        <w:numPr>
+          <w:ilvl w:val="0"/>
+          <w:numId w:val="1"/>
+        </w:numPr>
+        <w:spacing w:after="60"/>
+      </w:pPr>
+      <w:r>
+        <w:t xml:space="preserve">Dependencies: S53</w:t>
       </w:r>
     </w:p>
     <w:p/>
@@ -6488,59 +7339,59 @@
         <w:spacing w:after="100" w:before="160"/>
       </w:pPr>
       <w:r>
-        <w:t xml:space="preserve">S61: RC-Specific Success Rates</w:t>
-      </w:r>
-    </w:p>
-    <w:p>
-      <w:pPr>
-        <w:pStyle w:val="ListParagraph"/>
-        <w:numPr>
-          <w:ilvl w:val="0"/>
-          <w:numId w:val="1"/>
-        </w:numPr>
-        <w:spacing w:after="60"/>
-      </w:pPr>
-      <w:r>
-        <w:t xml:space="preserve">Add RC success data to AI system prompt context</w:t>
-      </w:r>
-    </w:p>
-    <w:p>
-      <w:pPr>
-        <w:pStyle w:val="ListParagraph"/>
-        <w:numPr>
-          <w:ilvl w:val="0"/>
-          <w:numId w:val="1"/>
-        </w:numPr>
-        <w:spacing w:after="60"/>
-      </w:pPr>
-      <w:r>
-        <w:t xml:space="preserve">AI responses include: "Families at [RC Name] who used this approach succeeded X% of the time"</w:t>
-      </w:r>
-    </w:p>
-    <w:p>
-      <w:pPr>
-        <w:pStyle w:val="ListParagraph"/>
-        <w:numPr>
-          <w:ilvl w:val="0"/>
-          <w:numId w:val="1"/>
-        </w:numPr>
-        <w:spacing w:after="60"/>
-      </w:pPr>
-      <w:r>
-        <w:t xml:space="preserve">Only show when data is sufficient (&gt;10 families); cite data freshness</w:t>
-      </w:r>
-    </w:p>
-    <w:p>
-      <w:pPr>
-        <w:pStyle w:val="ListParagraph"/>
-        <w:numPr>
-          <w:ilvl w:val="0"/>
-          <w:numId w:val="1"/>
-        </w:numPr>
-        <w:spacing w:after="60"/>
-      </w:pPr>
-      <w:r>
-        <w:t xml:space="preserve">Dependencies: S60</w:t>
+        <w:t xml:space="preserve">S55: Provider Dashboard Screen</w:t>
+      </w:r>
+    </w:p>
+    <w:p>
+      <w:pPr>
+        <w:pStyle w:val="ListParagraph"/>
+        <w:numPr>
+          <w:ilvl w:val="0"/>
+          <w:numId w:val="1"/>
+        </w:numPr>
+        <w:spacing w:after="60"/>
+      </w:pPr>
+      <w:r>
+        <w:t xml:space="preserve">Create src/screens/provider/ProviderDashboardScreen.tsx</w:t>
+      </w:r>
+    </w:p>
+    <w:p>
+      <w:pPr>
+        <w:pStyle w:val="ListParagraph"/>
+        <w:numPr>
+          <w:ilvl w:val="0"/>
+          <w:numId w:val="1"/>
+        </w:numPr>
+        <w:spacing w:after="60"/>
+      </w:pPr>
+      <w:r>
+        <w:t xml:space="preserve">Shows: connected families count, recent shared documents, upcoming shared appointments</w:t>
+      </w:r>
+    </w:p>
+    <w:p>
+      <w:pPr>
+        <w:pStyle w:val="ListParagraph"/>
+        <w:numPr>
+          <w:ilvl w:val="0"/>
+          <w:numId w:val="1"/>
+        </w:numPr>
+        <w:spacing w:after="60"/>
+      </w:pPr>
+      <w:r>
+        <w:t xml:space="preserve">Quick actions: message family, view documents, request new connection</w:t>
+      </w:r>
+    </w:p>
+    <w:p>
+      <w:pPr>
+        <w:pStyle w:val="ListParagraph"/>
+        <w:numPr>
+          <w:ilvl w:val="0"/>
+          <w:numId w:val="1"/>
+        </w:numPr>
+        <w:spacing w:after="60"/>
+      </w:pPr>
+      <w:r>
+        <w:t xml:space="preserve">Dependencies: S53, S54</w:t>
       </w:r>
     </w:p>
     <w:p/>
@@ -6550,72 +7401,59 @@
         <w:spacing w:after="100" w:before="160"/>
       </w:pPr>
       <w:r>
-        <w:t xml:space="preserve">S62: InsightsScreen</w:t>
-      </w:r>
-    </w:p>
-    <w:p>
-      <w:pPr>
-        <w:pStyle w:val="ListParagraph"/>
-        <w:numPr>
-          <w:ilvl w:val="0"/>
-          <w:numId w:val="1"/>
-        </w:numPr>
-        <w:spacing w:after="60"/>
-      </w:pPr>
-      <w:r>
-        <w:t xml:space="preserve">Create src/screens/main/InsightsScreen.tsx</w:t>
-      </w:r>
-    </w:p>
-    <w:p>
-      <w:pPr>
-        <w:pStyle w:val="ListParagraph"/>
-        <w:numPr>
-          <w:ilvl w:val="0"/>
-          <w:numId w:val="1"/>
-        </w:numPr>
-        <w:spacing w:after="60"/>
-      </w:pPr>
-      <w:r>
-        <w:t xml:space="preserve">"What's working" section: top strategies by family's RC/diagnoses</w:t>
-      </w:r>
-    </w:p>
-    <w:p>
-      <w:pPr>
-        <w:pStyle w:val="ListParagraph"/>
-        <w:numPr>
-          <w:ilvl w:val="0"/>
-          <w:numId w:val="1"/>
-        </w:numPr>
-        <w:spacing w:after="60"/>
-      </w:pPr>
-      <w:r>
-        <w:t xml:space="preserve">"Trending strategies" section: successful actions gaining traction</w:t>
-      </w:r>
-    </w:p>
-    <w:p>
-      <w:pPr>
-        <w:pStyle w:val="ListParagraph"/>
-        <w:numPr>
-          <w:ilvl w:val="0"/>
-          <w:numId w:val="1"/>
-        </w:numPr>
-        <w:spacing w:after="60"/>
-      </w:pPr>
-      <w:r>
-        <w:t xml:space="preserve">Tap for detail view (success rate, sample family testimonial)</w:t>
-      </w:r>
-    </w:p>
-    <w:p>
-      <w:pPr>
-        <w:pStyle w:val="ListParagraph"/>
-        <w:numPr>
-          <w:ilvl w:val="0"/>
-          <w:numId w:val="1"/>
-        </w:numPr>
-        <w:spacing w:after="60"/>
-      </w:pPr>
-      <w:r>
-        <w:t xml:space="preserve">Dependencies: S60</w:t>
+        <w:t xml:space="preserve">S56: Shared Document Viewer</w:t>
+      </w:r>
+    </w:p>
+    <w:p>
+      <w:pPr>
+        <w:pStyle w:val="ListParagraph"/>
+        <w:numPr>
+          <w:ilvl w:val="0"/>
+          <w:numId w:val="1"/>
+        </w:numPr>
+        <w:spacing w:after="60"/>
+      </w:pPr>
+      <w:r>
+        <w:t xml:space="preserve">Add provider read access to family documents</w:t>
+      </w:r>
+    </w:p>
+    <w:p>
+      <w:pPr>
+        <w:pStyle w:val="ListParagraph"/>
+        <w:numPr>
+          <w:ilvl w:val="0"/>
+          <w:numId w:val="1"/>
+        </w:numPr>
+        <w:spacing w:after="60"/>
+      </w:pPr>
+      <w:r>
+        <w:t xml:space="preserve">Providers see only documents family has explicitly shared</w:t>
+      </w:r>
+    </w:p>
+    <w:p>
+      <w:pPr>
+        <w:pStyle w:val="ListParagraph"/>
+        <w:numPr>
+          <w:ilvl w:val="0"/>
+          <w:numId w:val="1"/>
+        </w:numPr>
+        <w:spacing w:after="60"/>
+      </w:pPr>
+      <w:r>
+        <w:t xml:space="preserve">Download capability; no edit access; audit log of views</w:t>
+      </w:r>
+    </w:p>
+    <w:p>
+      <w:pPr>
+        <w:pStyle w:val="ListParagraph"/>
+        <w:numPr>
+          <w:ilvl w:val="0"/>
+          <w:numId w:val="1"/>
+        </w:numPr>
+        <w:spacing w:after="60"/>
+      </w:pPr>
+      <w:r>
+        <w:t xml:space="preserve">Dependencies: S53, S5</w:t>
       </w:r>
     </w:p>
     <w:p/>
@@ -6625,72 +7463,134 @@
         <w:spacing w:after="100" w:before="160"/>
       </w:pPr>
       <w:r>
-        <w:t xml:space="preserve">S63: Admin Analytics Dashboard</w:t>
-      </w:r>
-    </w:p>
-    <w:p>
-      <w:pPr>
-        <w:pStyle w:val="ListParagraph"/>
-        <w:numPr>
-          <w:ilvl w:val="0"/>
-          <w:numId w:val="1"/>
-        </w:numPr>
-        <w:spacing w:after="60"/>
-      </w:pPr>
-      <w:r>
-        <w:t xml:space="preserve">Create admin view (web-based or in-app)</w:t>
-      </w:r>
-    </w:p>
-    <w:p>
-      <w:pPr>
-        <w:pStyle w:val="ListParagraph"/>
-        <w:numPr>
-          <w:ilvl w:val="0"/>
-          <w:numId w:val="1"/>
-        </w:numPr>
-        <w:spacing w:after="60"/>
-      </w:pPr>
-      <w:r>
-        <w:t xml:space="preserve">Metrics: total users, active users, actions completed, conversion rates</w:t>
-      </w:r>
-    </w:p>
-    <w:p>
-      <w:pPr>
-        <w:pStyle w:val="ListParagraph"/>
-        <w:numPr>
-          <w:ilvl w:val="0"/>
-          <w:numId w:val="1"/>
-        </w:numPr>
-        <w:spacing w:after="60"/>
-      </w:pPr>
-      <w:r>
-        <w:t xml:space="preserve">Breakdown by RC, diagnosis, action type; date range filtering</w:t>
-      </w:r>
-    </w:p>
-    <w:p>
-      <w:pPr>
-        <w:pStyle w:val="ListParagraph"/>
-        <w:numPr>
-          <w:ilvl w:val="0"/>
-          <w:numId w:val="1"/>
-        </w:numPr>
-        <w:spacing w:after="60"/>
-      </w:pPr>
-      <w:r>
-        <w:t xml:space="preserve">Revenue metrics placeholder (for monetization phase)</w:t>
-      </w:r>
-    </w:p>
-    <w:p>
-      <w:pPr>
-        <w:pStyle w:val="ListParagraph"/>
-        <w:numPr>
-          <w:ilvl w:val="0"/>
-          <w:numId w:val="1"/>
-        </w:numPr>
-        <w:spacing w:after="60"/>
-      </w:pPr>
-      <w:r>
-        <w:t xml:space="preserve">Dependencies: S59</w:t>
+        <w:t xml:space="preserve">S57: Provider-Family Messaging</w:t>
+      </w:r>
+    </w:p>
+    <w:p>
+      <w:pPr>
+        <w:pStyle w:val="ListParagraph"/>
+        <w:numPr>
+          <w:ilvl w:val="0"/>
+          <w:numId w:val="1"/>
+        </w:numPr>
+        <w:spacing w:after="60"/>
+      </w:pPr>
+      <w:r>
+        <w:t xml:space="preserve">Add secure messaging thread per provider-family pair</w:t>
+      </w:r>
+    </w:p>
+    <w:p>
+      <w:pPr>
+        <w:pStyle w:val="ListParagraph"/>
+        <w:numPr>
+          <w:ilvl w:val="0"/>
+          <w:numId w:val="1"/>
+        </w:numPr>
+        <w:spacing w:after="60"/>
+      </w:pPr>
+      <w:r>
+        <w:t xml:space="preserve">Push notifications on new message; message history persisted</w:t>
+      </w:r>
+    </w:p>
+    <w:p>
+      <w:pPr>
+        <w:pStyle w:val="ListParagraph"/>
+        <w:numPr>
+          <w:ilvl w:val="0"/>
+          <w:numId w:val="1"/>
+        </w:numPr>
+        <w:spacing w:after="60"/>
+      </w:pPr>
+      <w:r>
+        <w:t xml:space="preserve">Families can disable messaging from specific providers</w:t>
+      </w:r>
+    </w:p>
+    <w:p>
+      <w:pPr>
+        <w:pStyle w:val="ListParagraph"/>
+        <w:numPr>
+          <w:ilvl w:val="0"/>
+          <w:numId w:val="1"/>
+        </w:numPr>
+        <w:spacing w:after="60"/>
+      </w:pPr>
+      <w:r>
+        <w:t xml:space="preserve">Dependencies: S53</w:t>
+      </w:r>
+    </w:p>
+    <w:p/>
+    <w:p>
+      <w:pPr>
+        <w:pStyle w:val="Heading3"/>
+        <w:spacing w:after="100" w:before="160"/>
+      </w:pPr>
+      <w:r>
+        <w:t xml:space="preserve">S58: Provider Directory Listing</w:t>
+      </w:r>
+    </w:p>
+    <w:p>
+      <w:pPr>
+        <w:pStyle w:val="ListParagraph"/>
+        <w:numPr>
+          <w:ilvl w:val="0"/>
+          <w:numId w:val="1"/>
+        </w:numPr>
+        <w:spacing w:after="60"/>
+      </w:pPr>
+      <w:r>
+        <w:t xml:space="preserve">Create public provider search screen (non-authenticated users can browse)</w:t>
+      </w:r>
+    </w:p>
+    <w:p>
+      <w:pPr>
+        <w:pStyle w:val="ListParagraph"/>
+        <w:numPr>
+          <w:ilvl w:val="0"/>
+          <w:numId w:val="1"/>
+        </w:numPr>
+        <w:spacing w:after="60"/>
+      </w:pPr>
+      <w:r>
+        <w:t xml:space="preserve">Search by: provider type, specialty, location, insurance accepted</w:t>
+      </w:r>
+    </w:p>
+    <w:p>
+      <w:pPr>
+        <w:pStyle w:val="ListParagraph"/>
+        <w:numPr>
+          <w:ilvl w:val="0"/>
+          <w:numId w:val="1"/>
+        </w:numPr>
+        <w:spacing w:after="60"/>
+      </w:pPr>
+      <w:r>
+        <w:t xml:space="preserve">Verified badge for portal-registered providers; contact/connect button</w:t>
+      </w:r>
+    </w:p>
+    <w:p>
+      <w:pPr>
+        <w:pStyle w:val="ListParagraph"/>
+        <w:numPr>
+          <w:ilvl w:val="0"/>
+          <w:numId w:val="1"/>
+        </w:numPr>
+        <w:spacing w:after="60"/>
+      </w:pPr>
+      <w:r>
+        <w:t xml:space="preserve">Reviews placeholder (for future implementation)</w:t>
+      </w:r>
+    </w:p>
+    <w:p>
+      <w:pPr>
+        <w:pStyle w:val="ListParagraph"/>
+        <w:numPr>
+          <w:ilvl w:val="0"/>
+          <w:numId w:val="1"/>
+        </w:numPr>
+        <w:spacing w:after="60"/>
+      </w:pPr>
+      <w:r>
+        <w:t xml:space="preserve">Dependencies: S53, S26</w:t>
       </w:r>
     </w:p>
     <w:p/>
@@ -6705,6 +7605,391 @@
         <w:spacing w:after="120" w:before="200"/>
       </w:pPr>
       <w:r>
+        <w:t xml:space="preserve">Phase 8: Data Moat &amp; Analytics (S59–S63)</w:t>
+      </w:r>
+    </w:p>
+    <w:p>
+      <w:pPr>
+        <w:spacing w:after="100"/>
+      </w:pPr>
+      <w:r>
+        <w:t xml:space="preserve">Track outcomes, aggregate insights, enable evidence-based recommendations.</w:t>
+      </w:r>
+    </w:p>
+    <w:p/>
+    <w:p>
+      <w:pPr>
+        <w:pStyle w:val="Heading3"/>
+        <w:spacing w:after="100" w:before="160"/>
+      </w:pPr>
+      <w:r>
+        <w:t xml:space="preserve">S59: Outcome Instrumentation</w:t>
+      </w:r>
+    </w:p>
+    <w:p>
+      <w:pPr>
+        <w:pStyle w:val="ListParagraph"/>
+        <w:numPr>
+          <w:ilvl w:val="0"/>
+          <w:numId w:val="1"/>
+        </w:numPr>
+        <w:spacing w:after="60"/>
+      </w:pPr>
+      <w:r>
+        <w:t xml:space="preserve">Create supabase/migrations/008_analytics.sql</w:t>
+      </w:r>
+    </w:p>
+    <w:p>
+      <w:pPr>
+        <w:pStyle w:val="ListParagraph"/>
+        <w:numPr>
+          <w:ilvl w:val="0"/>
+          <w:numId w:val="1"/>
+        </w:numPr>
+        <w:spacing w:after="60"/>
+      </w:pPr>
+      <w:r>
+        <w:t xml:space="preserve">Create src/lib/analytics.ts for event logging</w:t>
+      </w:r>
+    </w:p>
+    <w:p>
+      <w:pPr>
+        <w:pStyle w:val="ListParagraph"/>
+        <w:numPr>
+          <w:ilvl w:val="0"/>
+          <w:numId w:val="1"/>
+        </w:numPr>
+        <w:spacing w:after="60"/>
+      </w:pPr>
+      <w:r>
+        <w:t xml:space="preserve">Track: action completion (outcome: approved/denied/pending), draft usage, KB helpfulness</w:t>
+      </w:r>
+    </w:p>
+    <w:p>
+      <w:pPr>
+        <w:pStyle w:val="ListParagraph"/>
+        <w:numPr>
+          <w:ilvl w:val="0"/>
+          <w:numId w:val="1"/>
+        </w:numPr>
+        <w:spacing w:after="60"/>
+      </w:pPr>
+      <w:r>
+        <w:t xml:space="preserve">Anonymous + GDPR-compliant: no PII in events; hash user IDs</w:t>
+      </w:r>
+    </w:p>
+    <w:p>
+      <w:pPr>
+        <w:pStyle w:val="ListParagraph"/>
+        <w:numPr>
+          <w:ilvl w:val="0"/>
+          <w:numId w:val="1"/>
+        </w:numPr>
+        <w:spacing w:after="60"/>
+      </w:pPr>
+      <w:r>
+        <w:t xml:space="preserve">Dependencies: None</w:t>
+      </w:r>
+    </w:p>
+    <w:p/>
+    <w:p>
+      <w:pPr>
+        <w:pStyle w:val="Heading3"/>
+        <w:spacing w:after="100" w:before="160"/>
+      </w:pPr>
+      <w:r>
+        <w:t xml:space="preserve">S60: Anonymous Insights Aggregation</w:t>
+      </w:r>
+    </w:p>
+    <w:p>
+      <w:pPr>
+        <w:pStyle w:val="ListParagraph"/>
+        <w:numPr>
+          <w:ilvl w:val="0"/>
+          <w:numId w:val="1"/>
+        </w:numPr>
+        <w:spacing w:after="60"/>
+      </w:pPr>
+      <w:r>
+        <w:t xml:space="preserve">Create supabase/functions/insights/index.ts</w:t>
+      </w:r>
+    </w:p>
+    <w:p>
+      <w:pPr>
+        <w:pStyle w:val="ListParagraph"/>
+        <w:numPr>
+          <w:ilvl w:val="0"/>
+          <w:numId w:val="1"/>
+        </w:numPr>
+        <w:spacing w:after="60"/>
+      </w:pPr>
+      <w:r>
+        <w:t xml:space="preserve">Aggregate success rates by RC (Regional Center), diagnosis, action type</w:t>
+      </w:r>
+    </w:p>
+    <w:p>
+      <w:pPr>
+        <w:pStyle w:val="ListParagraph"/>
+        <w:numPr>
+          <w:ilvl w:val="0"/>
+          <w:numId w:val="1"/>
+        </w:numPr>
+        <w:spacing w:after="60"/>
+      </w:pPr>
+      <w:r>
+        <w:t xml:space="preserve">Minimum threshold (10+ families) before showing insights</w:t>
+      </w:r>
+    </w:p>
+    <w:p>
+      <w:pPr>
+        <w:pStyle w:val="ListParagraph"/>
+        <w:numPr>
+          <w:ilvl w:val="0"/>
+          <w:numId w:val="1"/>
+        </w:numPr>
+        <w:spacing w:after="60"/>
+      </w:pPr>
+      <w:r>
+        <w:t xml:space="preserve">Weekly refresh; cache results</w:t>
+      </w:r>
+    </w:p>
+    <w:p>
+      <w:pPr>
+        <w:pStyle w:val="ListParagraph"/>
+        <w:numPr>
+          <w:ilvl w:val="0"/>
+          <w:numId w:val="1"/>
+        </w:numPr>
+        <w:spacing w:after="60"/>
+      </w:pPr>
+      <w:r>
+        <w:t xml:space="preserve">Dependencies: S59</w:t>
+      </w:r>
+    </w:p>
+    <w:p/>
+    <w:p>
+      <w:pPr>
+        <w:pStyle w:val="Heading3"/>
+        <w:spacing w:after="100" w:before="160"/>
+      </w:pPr>
+      <w:r>
+        <w:t xml:space="preserve">S61: RC-Specific Success Rates</w:t>
+      </w:r>
+    </w:p>
+    <w:p>
+      <w:pPr>
+        <w:pStyle w:val="ListParagraph"/>
+        <w:numPr>
+          <w:ilvl w:val="0"/>
+          <w:numId w:val="1"/>
+        </w:numPr>
+        <w:spacing w:after="60"/>
+      </w:pPr>
+      <w:r>
+        <w:t xml:space="preserve">Add RC success data to AI system prompt context</w:t>
+      </w:r>
+    </w:p>
+    <w:p>
+      <w:pPr>
+        <w:pStyle w:val="ListParagraph"/>
+        <w:numPr>
+          <w:ilvl w:val="0"/>
+          <w:numId w:val="1"/>
+        </w:numPr>
+        <w:spacing w:after="60"/>
+      </w:pPr>
+      <w:r>
+        <w:t xml:space="preserve">AI responses include: "Families at [RC Name] who used this approach succeeded X% of the time"</w:t>
+      </w:r>
+    </w:p>
+    <w:p>
+      <w:pPr>
+        <w:pStyle w:val="ListParagraph"/>
+        <w:numPr>
+          <w:ilvl w:val="0"/>
+          <w:numId w:val="1"/>
+        </w:numPr>
+        <w:spacing w:after="60"/>
+      </w:pPr>
+      <w:r>
+        <w:t xml:space="preserve">Only show when data is sufficient (&gt;10 families); cite data freshness</w:t>
+      </w:r>
+    </w:p>
+    <w:p>
+      <w:pPr>
+        <w:pStyle w:val="ListParagraph"/>
+        <w:numPr>
+          <w:ilvl w:val="0"/>
+          <w:numId w:val="1"/>
+        </w:numPr>
+        <w:spacing w:after="60"/>
+      </w:pPr>
+      <w:r>
+        <w:t xml:space="preserve">Dependencies: S60</w:t>
+      </w:r>
+    </w:p>
+    <w:p/>
+    <w:p>
+      <w:pPr>
+        <w:pStyle w:val="Heading3"/>
+        <w:spacing w:after="100" w:before="160"/>
+      </w:pPr>
+      <w:r>
+        <w:t xml:space="preserve">S62: InsightsScreen</w:t>
+      </w:r>
+    </w:p>
+    <w:p>
+      <w:pPr>
+        <w:pStyle w:val="ListParagraph"/>
+        <w:numPr>
+          <w:ilvl w:val="0"/>
+          <w:numId w:val="1"/>
+        </w:numPr>
+        <w:spacing w:after="60"/>
+      </w:pPr>
+      <w:r>
+        <w:t xml:space="preserve">Create src/screens/main/InsightsScreen.tsx</w:t>
+      </w:r>
+    </w:p>
+    <w:p>
+      <w:pPr>
+        <w:pStyle w:val="ListParagraph"/>
+        <w:numPr>
+          <w:ilvl w:val="0"/>
+          <w:numId w:val="1"/>
+        </w:numPr>
+        <w:spacing w:after="60"/>
+      </w:pPr>
+      <w:r>
+        <w:t xml:space="preserve">"Whats working" section: top strategies by familys RC/diagnoses</w:t>
+      </w:r>
+    </w:p>
+    <w:p>
+      <w:pPr>
+        <w:pStyle w:val="ListParagraph"/>
+        <w:numPr>
+          <w:ilvl w:val="0"/>
+          <w:numId w:val="1"/>
+        </w:numPr>
+        <w:spacing w:after="60"/>
+      </w:pPr>
+      <w:r>
+        <w:t xml:space="preserve">"Trending strategies" section: successful actions gaining traction</w:t>
+      </w:r>
+    </w:p>
+    <w:p>
+      <w:pPr>
+        <w:pStyle w:val="ListParagraph"/>
+        <w:numPr>
+          <w:ilvl w:val="0"/>
+          <w:numId w:val="1"/>
+        </w:numPr>
+        <w:spacing w:after="60"/>
+      </w:pPr>
+      <w:r>
+        <w:t xml:space="preserve">Tap for detail view (success rate, sample family testimonial)</w:t>
+      </w:r>
+    </w:p>
+    <w:p>
+      <w:pPr>
+        <w:pStyle w:val="ListParagraph"/>
+        <w:numPr>
+          <w:ilvl w:val="0"/>
+          <w:numId w:val="1"/>
+        </w:numPr>
+        <w:spacing w:after="60"/>
+      </w:pPr>
+      <w:r>
+        <w:t xml:space="preserve">Dependencies: S60</w:t>
+      </w:r>
+    </w:p>
+    <w:p/>
+    <w:p>
+      <w:pPr>
+        <w:pStyle w:val="Heading3"/>
+        <w:spacing w:after="100" w:before="160"/>
+      </w:pPr>
+      <w:r>
+        <w:t xml:space="preserve">S63: Admin Analytics Dashboard</w:t>
+      </w:r>
+    </w:p>
+    <w:p>
+      <w:pPr>
+        <w:pStyle w:val="ListParagraph"/>
+        <w:numPr>
+          <w:ilvl w:val="0"/>
+          <w:numId w:val="1"/>
+        </w:numPr>
+        <w:spacing w:after="60"/>
+      </w:pPr>
+      <w:r>
+        <w:t xml:space="preserve">Create admin view (web-based or in-app)</w:t>
+      </w:r>
+    </w:p>
+    <w:p>
+      <w:pPr>
+        <w:pStyle w:val="ListParagraph"/>
+        <w:numPr>
+          <w:ilvl w:val="0"/>
+          <w:numId w:val="1"/>
+        </w:numPr>
+        <w:spacing w:after="60"/>
+      </w:pPr>
+      <w:r>
+        <w:t xml:space="preserve">Metrics: total users, active users, actions completed, conversion rates</w:t>
+      </w:r>
+    </w:p>
+    <w:p>
+      <w:pPr>
+        <w:pStyle w:val="ListParagraph"/>
+        <w:numPr>
+          <w:ilvl w:val="0"/>
+          <w:numId w:val="1"/>
+        </w:numPr>
+        <w:spacing w:after="60"/>
+      </w:pPr>
+      <w:r>
+        <w:t xml:space="preserve">Breakdown by RC, diagnosis, action type; date range filtering</w:t>
+      </w:r>
+    </w:p>
+    <w:p>
+      <w:pPr>
+        <w:pStyle w:val="ListParagraph"/>
+        <w:numPr>
+          <w:ilvl w:val="0"/>
+          <w:numId w:val="1"/>
+        </w:numPr>
+        <w:spacing w:after="60"/>
+      </w:pPr>
+      <w:r>
+        <w:t xml:space="preserve">Revenue metrics placeholder (for monetization phase)</w:t>
+      </w:r>
+    </w:p>
+    <w:p>
+      <w:pPr>
+        <w:pStyle w:val="ListParagraph"/>
+        <w:numPr>
+          <w:ilvl w:val="0"/>
+          <w:numId w:val="1"/>
+        </w:numPr>
+        <w:spacing w:after="60"/>
+      </w:pPr>
+      <w:r>
+        <w:t xml:space="preserve">Dependencies: S59</w:t>
+      </w:r>
+    </w:p>
+    <w:p/>
+    <w:p>
+      <w:pPr>
+        <w:pageBreakBefore/>
+      </w:pPr>
+    </w:p>
+    <w:p>
+      <w:pPr>
+        <w:pStyle w:val="Heading2"/>
+        <w:spacing w:after="120" w:before="200"/>
+      </w:pPr>
+      <w:r>
         <w:t xml:space="preserve">Phase 9: Polish &amp; Launch Prep (S64–S70)</w:t>
       </w:r>
     </w:p>
@@ -7278,6 +8563,617 @@
       </w:pPr>
       <w:r>
         <w:t xml:space="preserve">Dependencies: All prior sprints</w:t>
+      </w:r>
+    </w:p>
+    <w:p/>
+    <w:p>
+      <w:pPr>
+        <w:pageBreakBefore/>
+      </w:pPr>
+    </w:p>
+    <w:p>
+      <w:pPr>
+        <w:pStyle w:val="Heading2"/>
+        <w:spacing w:after="120" w:before="200"/>
+      </w:pPr>
+      <w:r>
+        <w:t xml:space="preserve">Phase 10: Resources, Guides &amp; Blog (S71–S76)</w:t>
+      </w:r>
+    </w:p>
+    <w:p>
+      <w:pPr>
+        <w:spacing w:after="100"/>
+      </w:pPr>
+      <w:r>
+        <w:t xml:space="preserve">Community knowledge base, curated guides, and company blog with comments.</w:t>
+      </w:r>
+    </w:p>
+    <w:p/>
+    <w:p>
+      <w:pPr>
+        <w:pStyle w:val="Heading3"/>
+        <w:spacing w:after="100" w:before="160"/>
+      </w:pPr>
+      <w:r>
+        <w:t xml:space="preserve">S71: Resources DB Schema &amp; Hook</w:t>
+      </w:r>
+    </w:p>
+    <w:p>
+      <w:pPr>
+        <w:pStyle w:val="ListParagraph"/>
+        <w:numPr>
+          <w:ilvl w:val="0"/>
+          <w:numId w:val="1"/>
+        </w:numPr>
+        <w:spacing w:after="60"/>
+      </w:pPr>
+      <w:r>
+        <w:t xml:space="preserve">Files: supabase/migrations/009_resources_blog.sql, src/hooks/useResources.ts</w:t>
+      </w:r>
+    </w:p>
+    <w:p>
+      <w:pPr>
+        <w:pStyle w:val="ListParagraph"/>
+        <w:numPr>
+          <w:ilvl w:val="0"/>
+          <w:numId w:val="1"/>
+        </w:numPr>
+        <w:spacing w:after="60"/>
+      </w:pPr>
+      <w:r>
+        <w:t xml:space="preserve">AC: Table with RLS; fetch with category/tag/search filters; pagination; related KB linking</w:t>
+      </w:r>
+    </w:p>
+    <w:p>
+      <w:pPr>
+        <w:pStyle w:val="ListParagraph"/>
+        <w:numPr>
+          <w:ilvl w:val="0"/>
+          <w:numId w:val="1"/>
+        </w:numPr>
+        <w:spacing w:after="60"/>
+      </w:pPr>
+      <w:r>
+        <w:t xml:space="preserve">Tests: Verify table; verify RLS; verify filters; verify pagination</w:t>
+      </w:r>
+    </w:p>
+    <w:p/>
+    <w:p>
+      <w:pPr>
+        <w:pStyle w:val="Heading3"/>
+        <w:spacing w:after="100" w:before="160"/>
+      </w:pPr>
+      <w:r>
+        <w:t xml:space="preserve">S72: ResourcesScreen - Browse &amp; Search</w:t>
+      </w:r>
+    </w:p>
+    <w:p>
+      <w:pPr>
+        <w:pStyle w:val="ListParagraph"/>
+        <w:numPr>
+          <w:ilvl w:val="0"/>
+          <w:numId w:val="1"/>
+        </w:numPr>
+        <w:spacing w:after="60"/>
+      </w:pPr>
+      <w:r>
+        <w:t xml:space="preserve">Files: src/screens/main/ResourcesScreen.tsx, src/navigation/MainTabs.tsx</w:t>
+      </w:r>
+    </w:p>
+    <w:p>
+      <w:pPr>
+        <w:pStyle w:val="ListParagraph"/>
+        <w:numPr>
+          <w:ilvl w:val="0"/>
+          <w:numId w:val="1"/>
+        </w:numPr>
+        <w:spacing w:after="60"/>
+      </w:pPr>
+      <w:r>
+        <w:t xml:space="preserve">AC: Category cards; search bar; difficulty badges; read time; article navigation</w:t>
+      </w:r>
+    </w:p>
+    <w:p>
+      <w:pPr>
+        <w:pStyle w:val="ListParagraph"/>
+        <w:numPr>
+          <w:ilvl w:val="0"/>
+          <w:numId w:val="1"/>
+        </w:numPr>
+        <w:spacing w:after="60"/>
+      </w:pPr>
+      <w:r>
+        <w:t xml:space="preserve">Tests: Verify categories; verify search; verify filter; verify navigation</w:t>
+      </w:r>
+    </w:p>
+    <w:p/>
+    <w:p>
+      <w:pPr>
+        <w:pStyle w:val="Heading3"/>
+        <w:spacing w:after="100" w:before="160"/>
+      </w:pPr>
+      <w:r>
+        <w:t xml:space="preserve">S73: ResourceDetailScreen - Article View</w:t>
+      </w:r>
+    </w:p>
+    <w:p>
+      <w:pPr>
+        <w:pStyle w:val="ListParagraph"/>
+        <w:numPr>
+          <w:ilvl w:val="0"/>
+          <w:numId w:val="1"/>
+        </w:numPr>
+        <w:spacing w:after="60"/>
+      </w:pPr>
+      <w:r>
+        <w:t xml:space="preserve">Files: src/screens/main/ResourceDetailScreen.tsx</w:t>
+      </w:r>
+    </w:p>
+    <w:p>
+      <w:pPr>
+        <w:pStyle w:val="ListParagraph"/>
+        <w:numPr>
+          <w:ilvl w:val="0"/>
+          <w:numId w:val="1"/>
+        </w:numPr>
+        <w:spacing w:after="60"/>
+      </w:pPr>
+      <w:r>
+        <w:t xml:space="preserve">AC: Markdown rendering; related guides; "Ask Navigator" button; bookmarks; share; reading progress</w:t>
+      </w:r>
+    </w:p>
+    <w:p>
+      <w:pPr>
+        <w:pStyle w:val="ListParagraph"/>
+        <w:numPr>
+          <w:ilvl w:val="0"/>
+          <w:numId w:val="1"/>
+        </w:numPr>
+        <w:spacing w:after="60"/>
+      </w:pPr>
+      <w:r>
+        <w:t xml:space="preserve">Tests: Verify markdown; verify related; verify Navigator integration; verify bookmarks</w:t>
+      </w:r>
+    </w:p>
+    <w:p/>
+    <w:p>
+      <w:pPr>
+        <w:pStyle w:val="Heading3"/>
+        <w:spacing w:after="100" w:before="160"/>
+      </w:pPr>
+      <w:r>
+        <w:t xml:space="preserve">S74: Blog DB Schema &amp; Hook</w:t>
+      </w:r>
+    </w:p>
+    <w:p>
+      <w:pPr>
+        <w:pStyle w:val="ListParagraph"/>
+        <w:numPr>
+          <w:ilvl w:val="0"/>
+          <w:numId w:val="1"/>
+        </w:numPr>
+        <w:spacing w:after="60"/>
+      </w:pPr>
+      <w:r>
+        <w:t xml:space="preserve">Files: supabase/migrations/009_resources_blog.sql (extend), src/hooks/useBlog.ts</w:t>
+      </w:r>
+    </w:p>
+    <w:p>
+      <w:pPr>
+        <w:pStyle w:val="ListParagraph"/>
+        <w:numPr>
+          <w:ilvl w:val="0"/>
+          <w:numId w:val="1"/>
+        </w:numPr>
+        <w:spacing w:after="60"/>
+      </w:pPr>
+      <w:r>
+        <w:t xml:space="preserve">AC: Table with RLS; pagination; category filter; featured posts; draft/published status</w:t>
+      </w:r>
+    </w:p>
+    <w:p>
+      <w:pPr>
+        <w:pStyle w:val="ListParagraph"/>
+        <w:numPr>
+          <w:ilvl w:val="0"/>
+          <w:numId w:val="1"/>
+        </w:numPr>
+        <w:spacing w:after="60"/>
+      </w:pPr>
+      <w:r>
+        <w:t xml:space="preserve">Tests: Verify table; verify RLS; verify pagination; verify featured</w:t>
+      </w:r>
+    </w:p>
+    <w:p/>
+    <w:p>
+      <w:pPr>
+        <w:pStyle w:val="Heading3"/>
+        <w:spacing w:after="100" w:before="160"/>
+      </w:pPr>
+      <w:r>
+        <w:t xml:space="preserve">S75: BlogScreen - Feed &amp; Reader</w:t>
+      </w:r>
+    </w:p>
+    <w:p>
+      <w:pPr>
+        <w:pStyle w:val="ListParagraph"/>
+        <w:numPr>
+          <w:ilvl w:val="0"/>
+          <w:numId w:val="1"/>
+        </w:numPr>
+        <w:spacing w:after="60"/>
+      </w:pPr>
+      <w:r>
+        <w:t xml:space="preserve">Files: src/screens/main/BlogScreen.tsx</w:t>
+      </w:r>
+    </w:p>
+    <w:p>
+      <w:pPr>
+        <w:pStyle w:val="ListParagraph"/>
+        <w:numPr>
+          <w:ilvl w:val="0"/>
+          <w:numId w:val="1"/>
+        </w:numPr>
+        <w:spacing w:after="60"/>
+      </w:pPr>
+      <w:r>
+        <w:t xml:space="preserve">AC: Featured hero; category tabs; article cards; pull-to-refresh; infinite scroll</w:t>
+      </w:r>
+    </w:p>
+    <w:p>
+      <w:pPr>
+        <w:pStyle w:val="ListParagraph"/>
+        <w:numPr>
+          <w:ilvl w:val="0"/>
+          <w:numId w:val="1"/>
+        </w:numPr>
+        <w:spacing w:after="60"/>
+      </w:pPr>
+      <w:r>
+        <w:t xml:space="preserve">Tests: Verify featured; verify tabs; verify pagination; verify navigation</w:t>
+      </w:r>
+    </w:p>
+    <w:p/>
+    <w:p>
+      <w:pPr>
+        <w:pStyle w:val="Heading3"/>
+        <w:spacing w:after="100" w:before="160"/>
+      </w:pPr>
+      <w:r>
+        <w:t xml:space="preserve">S76: Content Seeding &amp; Admin</w:t>
+      </w:r>
+    </w:p>
+    <w:p>
+      <w:pPr>
+        <w:pStyle w:val="ListParagraph"/>
+        <w:numPr>
+          <w:ilvl w:val="0"/>
+          <w:numId w:val="1"/>
+        </w:numPr>
+        <w:spacing w:after="60"/>
+      </w:pPr>
+      <w:r>
+        <w:t xml:space="preserve">Files: src/scripts/seed-content.ts</w:t>
+      </w:r>
+    </w:p>
+    <w:p>
+      <w:pPr>
+        <w:pStyle w:val="ListParagraph"/>
+        <w:numPr>
+          <w:ilvl w:val="0"/>
+          <w:numId w:val="1"/>
+        </w:numPr>
+        <w:spacing w:after="60"/>
+      </w:pPr>
+      <w:r>
+        <w:t xml:space="preserve">AC: Seeds 20 resources from KB + 5 blog posts; admin flag; published_at filtering</w:t>
+      </w:r>
+    </w:p>
+    <w:p>
+      <w:pPr>
+        <w:pStyle w:val="ListParagraph"/>
+        <w:numPr>
+          <w:ilvl w:val="0"/>
+          <w:numId w:val="1"/>
+        </w:numPr>
+        <w:spacing w:after="60"/>
+      </w:pPr>
+      <w:r>
+        <w:t xml:space="preserve">Tests: Verify seeding; verify filtering; verify admin flag</w:t>
+      </w:r>
+    </w:p>
+    <w:p/>
+    <w:p>
+      <w:pPr>
+        <w:pageBreakBefore/>
+      </w:pPr>
+    </w:p>
+    <w:p>
+      <w:pPr>
+        <w:pStyle w:val="Heading2"/>
+        <w:spacing w:after="120" w:before="200"/>
+      </w:pPr>
+      <w:r>
+        <w:t xml:space="preserve">Phase 11: Epic MyChart Integration (S77–S81)</w:t>
+      </w:r>
+    </w:p>
+    <w:p>
+      <w:pPr>
+        <w:spacing w:after="100"/>
+      </w:pPr>
+      <w:r>
+        <w:t xml:space="preserve">CONDITIONAL: Requires health system partnership. Sandbox is free; production costs $15K–$200K+ per health system. IEPs are NOT accessible via FHIR (FERPA, not HIPAA). Medical records only.</w:t>
+      </w:r>
+    </w:p>
+    <w:p/>
+    <w:p>
+      <w:pPr>
+        <w:pStyle w:val="Heading3"/>
+        <w:spacing w:after="100" w:before="160"/>
+      </w:pPr>
+      <w:r>
+        <w:t xml:space="preserve">S77: SMART on FHIR OAuth Flow</w:t>
+      </w:r>
+    </w:p>
+    <w:p>
+      <w:pPr>
+        <w:pStyle w:val="ListParagraph"/>
+        <w:numPr>
+          <w:ilvl w:val="0"/>
+          <w:numId w:val="1"/>
+        </w:numPr>
+        <w:spacing w:after="60"/>
+      </w:pPr>
+      <w:r>
+        <w:t xml:space="preserve">Files: src/lib/fhir.ts, src/screens/main/ProfileScreen.tsx</w:t>
+      </w:r>
+    </w:p>
+    <w:p>
+      <w:pPr>
+        <w:pStyle w:val="ListParagraph"/>
+        <w:numPr>
+          <w:ilvl w:val="0"/>
+          <w:numId w:val="1"/>
+        </w:numPr>
+        <w:spacing w:after="60"/>
+      </w:pPr>
+      <w:r>
+        <w:t xml:space="preserve">AC: OAuth to MyChart; consent screen; secure token storage; refresh handling; disconnect in Profile</w:t>
+      </w:r>
+    </w:p>
+    <w:p>
+      <w:pPr>
+        <w:pStyle w:val="ListParagraph"/>
+        <w:numPr>
+          <w:ilvl w:val="0"/>
+          <w:numId w:val="1"/>
+        </w:numPr>
+        <w:spacing w:after="60"/>
+      </w:pPr>
+      <w:r>
+        <w:t xml:space="preserve">Tests: Test against Epic sandbox; verify token; verify refresh; verify disconnect</w:t>
+      </w:r>
+    </w:p>
+    <w:p/>
+    <w:p>
+      <w:pPr>
+        <w:pStyle w:val="Heading3"/>
+        <w:spacing w:after="100" w:before="160"/>
+      </w:pPr>
+      <w:r>
+        <w:t xml:space="preserve">S78: FHIR Data Fetch - Conditions &amp; Medications</w:t>
+      </w:r>
+    </w:p>
+    <w:p>
+      <w:pPr>
+        <w:pStyle w:val="ListParagraph"/>
+        <w:numPr>
+          <w:ilvl w:val="0"/>
+          <w:numId w:val="1"/>
+        </w:numPr>
+        <w:spacing w:after="60"/>
+      </w:pPr>
+      <w:r>
+        <w:t xml:space="preserve">Files: src/lib/fhir.ts, src/hooks/useFamily.ts</w:t>
+      </w:r>
+    </w:p>
+    <w:p>
+      <w:pPr>
+        <w:pStyle w:val="ListParagraph"/>
+        <w:numPr>
+          <w:ilvl w:val="0"/>
+          <w:numId w:val="1"/>
+        </w:numPr>
+        <w:spacing w:after="60"/>
+      </w:pPr>
+      <w:r>
+        <w:t xml:space="preserve">AC: Fetch Conditions; map ICD-10 to Waypoint diagnoses; fetch Medications; sync vs manual toggle</w:t>
+      </w:r>
+    </w:p>
+    <w:p>
+      <w:pPr>
+        <w:pStyle w:val="ListParagraph"/>
+        <w:numPr>
+          <w:ilvl w:val="0"/>
+          <w:numId w:val="1"/>
+        </w:numPr>
+        <w:spacing w:after="60"/>
+      </w:pPr>
+      <w:r>
+        <w:t xml:space="preserve">Tests: Verify mapping; verify medication fetch; verify toggle; verify errors</w:t>
+      </w:r>
+    </w:p>
+    <w:p/>
+    <w:p>
+      <w:pPr>
+        <w:pStyle w:val="Heading3"/>
+        <w:spacing w:after="100" w:before="160"/>
+      </w:pPr>
+      <w:r>
+        <w:t xml:space="preserve">S79: FHIR Data Fetch - Appointments &amp; Allergies</w:t>
+      </w:r>
+    </w:p>
+    <w:p>
+      <w:pPr>
+        <w:pStyle w:val="ListParagraph"/>
+        <w:numPr>
+          <w:ilvl w:val="0"/>
+          <w:numId w:val="1"/>
+        </w:numPr>
+        <w:spacing w:after="60"/>
+      </w:pPr>
+      <w:r>
+        <w:t xml:space="preserve">Files: src/lib/fhir.ts, src/hooks/useCalendarSync.ts</w:t>
+      </w:r>
+    </w:p>
+    <w:p>
+      <w:pPr>
+        <w:pStyle w:val="ListParagraph"/>
+        <w:numPr>
+          <w:ilvl w:val="0"/>
+          <w:numId w:val="1"/>
+        </w:numPr>
+        <w:spacing w:after="60"/>
+      </w:pPr>
+      <w:r>
+        <w:t xml:space="preserve">AC: Fetch Appointments; merge with Waypoint calendar; fetch Allergies; display in profile</w:t>
+      </w:r>
+    </w:p>
+    <w:p>
+      <w:pPr>
+        <w:pStyle w:val="ListParagraph"/>
+        <w:numPr>
+          <w:ilvl w:val="0"/>
+          <w:numId w:val="1"/>
+        </w:numPr>
+        <w:spacing w:after="60"/>
+      </w:pPr>
+      <w:r>
+        <w:t xml:space="preserve">Tests: Verify merge; verify allergy display; verify date filtering; verify indicators</w:t>
+      </w:r>
+    </w:p>
+    <w:p>
+      <w:pPr>
+        <w:pStyle w:val="ListParagraph"/>
+        <w:numPr>
+          <w:ilvl w:val="0"/>
+          <w:numId w:val="1"/>
+        </w:numPr>
+        <w:spacing w:after="60"/>
+      </w:pPr>
+      <w:r>
+        <w:t xml:space="preserve">Dependencies: S77, S15</w:t>
+      </w:r>
+    </w:p>
+    <w:p/>
+    <w:p>
+      <w:pPr>
+        <w:pStyle w:val="Heading3"/>
+        <w:spacing w:after="100" w:before="160"/>
+      </w:pPr>
+      <w:r>
+        <w:t xml:space="preserve">S80: FHIR Data Fetch - Lab Results &amp; Clinical Notes</w:t>
+      </w:r>
+    </w:p>
+    <w:p>
+      <w:pPr>
+        <w:pStyle w:val="ListParagraph"/>
+        <w:numPr>
+          <w:ilvl w:val="0"/>
+          <w:numId w:val="1"/>
+        </w:numPr>
+        <w:spacing w:after="60"/>
+      </w:pPr>
+      <w:r>
+        <w:t xml:space="preserve">Files: src/lib/fhir.ts, src/screens/main/HealthRecordsScreen.tsx</w:t>
+      </w:r>
+    </w:p>
+    <w:p>
+      <w:pPr>
+        <w:pStyle w:val="ListParagraph"/>
+        <w:numPr>
+          <w:ilvl w:val="0"/>
+          <w:numId w:val="1"/>
+        </w:numPr>
+        <w:spacing w:after="60"/>
+      </w:pPr>
+      <w:r>
+        <w:t xml:space="preserve">AC: Fetch Observations (labs); display with ranges; fetch DocumentReference (notes); timeline view</w:t>
+      </w:r>
+    </w:p>
+    <w:p>
+      <w:pPr>
+        <w:pStyle w:val="ListParagraph"/>
+        <w:numPr>
+          <w:ilvl w:val="0"/>
+          <w:numId w:val="1"/>
+        </w:numPr>
+        <w:spacing w:after="60"/>
+      </w:pPr>
+      <w:r>
+        <w:t xml:space="preserve">Tests: Verify lab display; verify note rendering; verify date filtering; verify empty state</w:t>
+      </w:r>
+    </w:p>
+    <w:p/>
+    <w:p>
+      <w:pPr>
+        <w:pStyle w:val="Heading3"/>
+        <w:spacing w:after="100" w:before="160"/>
+      </w:pPr>
+      <w:r>
+        <w:t xml:space="preserve">S81: MyChart Health Summary for Navigator</w:t>
+      </w:r>
+    </w:p>
+    <w:p>
+      <w:pPr>
+        <w:pStyle w:val="ListParagraph"/>
+        <w:numPr>
+          <w:ilvl w:val="0"/>
+          <w:numId w:val="1"/>
+        </w:numPr>
+        <w:spacing w:after="60"/>
+      </w:pPr>
+      <w:r>
+        <w:t xml:space="preserve">Files: src/hooks/useChat.ts, src/lib/ai.ts</w:t>
+      </w:r>
+    </w:p>
+    <w:p>
+      <w:pPr>
+        <w:pStyle w:val="ListParagraph"/>
+        <w:numPr>
+          <w:ilvl w:val="0"/>
+          <w:numId w:val="1"/>
+        </w:numPr>
+        <w:spacing w:after="60"/>
+      </w:pPr>
+      <w:r>
+        <w:t xml:space="preserve">AC: Health data in system prompt; AI references actual meds/conditions; privacy notice before sharing</w:t>
+      </w:r>
+    </w:p>
+    <w:p>
+      <w:pPr>
+        <w:pStyle w:val="ListParagraph"/>
+        <w:numPr>
+          <w:ilvl w:val="0"/>
+          <w:numId w:val="1"/>
+        </w:numPr>
+        <w:spacing w:after="60"/>
+      </w:pPr>
+      <w:r>
+        <w:t xml:space="preserve">Tests: Verify health data in prompt; verify privacy notice; verify AI references data; verify disconnected handling</w:t>
+      </w:r>
+    </w:p>
+    <w:p>
+      <w:pPr>
+        <w:pStyle w:val="ListParagraph"/>
+        <w:numPr>
+          <w:ilvl w:val="0"/>
+          <w:numId w:val="1"/>
+        </w:numPr>
+        <w:spacing w:after="60"/>
+      </w:pPr>
+      <w:r>
+        <w:t xml:space="preserve">Dependencies: S77, S78, S0D</w:t>
       </w:r>
     </w:p>
     <w:p/>
@@ -7300,7 +9196,7 @@
         <w:spacing w:after="100"/>
       </w:pPr>
       <w:r>
-        <w:t xml:space="preserve">With AI-assisted development using Cowork, each sprint is scoped for 5–10 minutes of development. At this pace, the full 58-sprint roadmap can be executed in approximately 12–15 weeks of focused development.</w:t>
+        <w:t xml:space="preserve">With AI-assisted development using Cowork, each sprint is scoped for 5–10 minutes of development. At this pace, the full 87-sprint roadmap (Phase 0 through Phase 11) can be executed in approximately 18–22 weeks of focused development.</w:t>
       </w:r>
     </w:p>
     <w:p>
@@ -7321,59 +9217,98 @@
         <w:spacing w:after="60"/>
       </w:pPr>
       <w:r>
-        <w:t xml:space="preserve">Weeks 1–3: Phase 1 (S13–S18) + Phase 2 (S19–S24) = 12 sprints</w:t>
-      </w:r>
-    </w:p>
-    <w:p>
-      <w:pPr>
-        <w:pStyle w:val="ListParagraph"/>
-        <w:numPr>
-          <w:ilvl w:val="0"/>
-          <w:numId w:val="1"/>
-        </w:numPr>
-        <w:spacing w:after="60"/>
-      </w:pPr>
-      <w:r>
-        <w:t xml:space="preserve">Weeks 4–6: Phase 3 (S25–S30) + Phase 4 (S31–S38) = 14 sprints</w:t>
-      </w:r>
-    </w:p>
-    <w:p>
-      <w:pPr>
-        <w:pStyle w:val="ListParagraph"/>
-        <w:numPr>
-          <w:ilvl w:val="0"/>
-          <w:numId w:val="1"/>
-        </w:numPr>
-        <w:spacing w:after="60"/>
-      </w:pPr>
-      <w:r>
-        <w:t xml:space="preserve">Weeks 7–9: Phase 5 (S39–S46) + Phase 6 (S47–S52) = 14 sprints</w:t>
-      </w:r>
-    </w:p>
-    <w:p>
-      <w:pPr>
-        <w:pStyle w:val="ListParagraph"/>
-        <w:numPr>
-          <w:ilvl w:val="0"/>
-          <w:numId w:val="1"/>
-        </w:numPr>
-        <w:spacing w:after="60"/>
-      </w:pPr>
-      <w:r>
-        <w:t xml:space="preserve">Weeks 10–12: Phase 7 (S53–S58) + Phase 8 (S59–S63) = 11 sprints</w:t>
-      </w:r>
-    </w:p>
-    <w:p>
-      <w:pPr>
-        <w:pStyle w:val="ListParagraph"/>
-        <w:numPr>
-          <w:ilvl w:val="0"/>
-          <w:numId w:val="1"/>
-        </w:numPr>
-        <w:spacing w:after="60"/>
-      </w:pPr>
-      <w:r>
-        <w:t xml:space="preserve">Weeks 13–15: Phase 9 (S64–S70) + Testing/Fixes = 7 sprints + buffer</w:t>
+        <w:t xml:space="preserve">Week 1: Phase 0 (S0A–S0F) = 6 sprints</w:t>
+      </w:r>
+    </w:p>
+    <w:p>
+      <w:pPr>
+        <w:pStyle w:val="ListParagraph"/>
+        <w:numPr>
+          <w:ilvl w:val="0"/>
+          <w:numId w:val="1"/>
+        </w:numPr>
+        <w:spacing w:after="60"/>
+      </w:pPr>
+      <w:r>
+        <w:t xml:space="preserve">Weeks 2–4: Phase 1 (S13–S18) + Phase 2 (S19–S24) = 12 sprints</w:t>
+      </w:r>
+    </w:p>
+    <w:p>
+      <w:pPr>
+        <w:pStyle w:val="ListParagraph"/>
+        <w:numPr>
+          <w:ilvl w:val="0"/>
+          <w:numId w:val="1"/>
+        </w:numPr>
+        <w:spacing w:after="60"/>
+      </w:pPr>
+      <w:r>
+        <w:t xml:space="preserve">Weeks 5–7: Phase 3 (S25–S30) + Phase 4 (S31–S38) = 14 sprints</w:t>
+      </w:r>
+    </w:p>
+    <w:p>
+      <w:pPr>
+        <w:pStyle w:val="ListParagraph"/>
+        <w:numPr>
+          <w:ilvl w:val="0"/>
+          <w:numId w:val="1"/>
+        </w:numPr>
+        <w:spacing w:after="60"/>
+      </w:pPr>
+      <w:r>
+        <w:t xml:space="preserve">Weeks 8–10: Phase 5 (S39–S46) + Phase 6 (S47–S52) = 14 sprints</w:t>
+      </w:r>
+    </w:p>
+    <w:p>
+      <w:pPr>
+        <w:pStyle w:val="ListParagraph"/>
+        <w:numPr>
+          <w:ilvl w:val="0"/>
+          <w:numId w:val="1"/>
+        </w:numPr>
+        <w:spacing w:after="60"/>
+      </w:pPr>
+      <w:r>
+        <w:t xml:space="preserve">Weeks 11–13: Phase 7 (S53–S58) + Phase 8 (S59–S63) = 11 sprints</w:t>
+      </w:r>
+    </w:p>
+    <w:p>
+      <w:pPr>
+        <w:pStyle w:val="ListParagraph"/>
+        <w:numPr>
+          <w:ilvl w:val="0"/>
+          <w:numId w:val="1"/>
+        </w:numPr>
+        <w:spacing w:after="60"/>
+      </w:pPr>
+      <w:r>
+        <w:t xml:space="preserve">Weeks 14–16: Phase 9 (S64–S70) = 7 sprints</w:t>
+      </w:r>
+    </w:p>
+    <w:p>
+      <w:pPr>
+        <w:pStyle w:val="ListParagraph"/>
+        <w:numPr>
+          <w:ilvl w:val="0"/>
+          <w:numId w:val="1"/>
+        </w:numPr>
+        <w:spacing w:after="60"/>
+      </w:pPr>
+      <w:r>
+        <w:t xml:space="preserve">Weeks 17–19: Phase 10 (S71–S76) + Phase 11 (S77–S81) = 12 sprints</w:t>
+      </w:r>
+    </w:p>
+    <w:p>
+      <w:pPr>
+        <w:pStyle w:val="ListParagraph"/>
+        <w:numPr>
+          <w:ilvl w:val="0"/>
+          <w:numId w:val="1"/>
+        </w:numPr>
+        <w:spacing w:after="60"/>
+      </w:pPr>
+      <w:r>
+        <w:t xml:space="preserve">Weeks 20–22: Testing/Fixes + Launch Polish = buffer</w:t>
       </w:r>
     </w:p>
     <w:p>
@@ -7381,7 +9316,7 @@
         <w:spacing w:after="100"/>
       </w:pPr>
       <w:r>
-        <w:t xml:space="preserve">This timeline assumes no major architectural changes. Buffer time is allocated for QA, bug fixes, and integration testing. Upon completion, the app will be production-ready for App Store and Google Play launch.</w:t>
+        <w:t xml:space="preserve">This timeline assumes no major architectural changes. Buffer time is allocated for QA, bug fixes, integration testing, and health system partnership validation. Upon completion, the app will be production-ready for App Store and Google Play launch.</w:t>
       </w:r>
     </w:p>
     <w:p>
@@ -7858,6 +9793,128 @@
     </w:p>
     <w:p>
       <w:pPr>
+        <w:pStyle w:val="Heading2"/>
+        <w:spacing w:after="120" w:before="200"/>
+      </w:pPr>
+      <w:r>
+        <w:t xml:space="preserve">Risk 6: Epic MyChart Production Costs</w:t>
+      </w:r>
+    </w:p>
+    <w:p>
+      <w:pPr>
+        <w:pStyle w:val="ListParagraph"/>
+        <w:numPr>
+          <w:ilvl w:val="0"/>
+          <w:numId w:val="1"/>
+        </w:numPr>
+        <w:spacing w:after="60"/>
+      </w:pPr>
+      <w:r>
+        <w:t xml:space="preserve">Issue: Health system partnerships require $15K–$200K+ deployment costs per system</w:t>
+      </w:r>
+    </w:p>
+    <w:p>
+      <w:pPr>
+        <w:pStyle w:val="ListParagraph"/>
+        <w:numPr>
+          <w:ilvl w:val="0"/>
+          <w:numId w:val="1"/>
+        </w:numPr>
+        <w:spacing w:after="60"/>
+      </w:pPr>
+      <w:r>
+        <w:t xml:space="preserve">Likelihood: High | Impact: High</w:t>
+      </w:r>
+    </w:p>
+    <w:p>
+      <w:pPr>
+        <w:pStyle w:val="ListParagraph"/>
+        <w:numPr>
+          <w:ilvl w:val="0"/>
+          <w:numId w:val="1"/>
+        </w:numPr>
+        <w:spacing w:after="60"/>
+      </w:pPr>
+      <w:r>
+        <w:t xml:space="preserve">Mitigation: Start with free Epic sandbox (S77–S80); pursue one pilot partner early</w:t>
+      </w:r>
+    </w:p>
+    <w:p>
+      <w:pPr>
+        <w:pStyle w:val="ListParagraph"/>
+        <w:numPr>
+          <w:ilvl w:val="0"/>
+          <w:numId w:val="1"/>
+        </w:numPr>
+        <w:spacing w:after="60"/>
+      </w:pPr>
+      <w:r>
+        <w:t xml:space="preserve">Mitigation: Build ROI case for health systems; explore grant funding for research partnerships</w:t>
+      </w:r>
+    </w:p>
+    <w:p>
+      <w:pPr>
+        <w:pStyle w:val="Heading2"/>
+        <w:spacing w:after="120" w:before="200"/>
+      </w:pPr>
+      <w:r>
+        <w:t xml:space="preserve">Risk 7: AI Hallucination (Upgraded Model)</w:t>
+      </w:r>
+    </w:p>
+    <w:p>
+      <w:pPr>
+        <w:pStyle w:val="ListParagraph"/>
+        <w:numPr>
+          <w:ilvl w:val="0"/>
+          <w:numId w:val="1"/>
+        </w:numPr>
+        <w:spacing w:after="60"/>
+      </w:pPr>
+      <w:r>
+        <w:t xml:space="preserve">Issue: Even with Opus 4.6, AI may generate ungrounded legal advice if KB lacks coverage</w:t>
+      </w:r>
+    </w:p>
+    <w:p>
+      <w:pPr>
+        <w:pStyle w:val="ListParagraph"/>
+        <w:numPr>
+          <w:ilvl w:val="0"/>
+          <w:numId w:val="1"/>
+        </w:numPr>
+        <w:spacing w:after="60"/>
+      </w:pPr>
+      <w:r>
+        <w:t xml:space="preserve">Likelihood: Medium | Impact: Critical</w:t>
+      </w:r>
+    </w:p>
+    <w:p>
+      <w:pPr>
+        <w:pStyle w:val="ListParagraph"/>
+        <w:numPr>
+          <w:ilvl w:val="0"/>
+          <w:numId w:val="1"/>
+        </w:numPr>
+        <w:spacing w:after="60"/>
+      </w:pPr>
+      <w:r>
+        <w:t xml:space="preserve">Mitigation: Opus 4.6 + RAG fallback (S0C) + legal disclaimer (S0E) + attorney escalation</w:t>
+      </w:r>
+    </w:p>
+    <w:p>
+      <w:pPr>
+        <w:pStyle w:val="ListParagraph"/>
+        <w:numPr>
+          <w:ilvl w:val="0"/>
+          <w:numId w:val="1"/>
+        </w:numPr>
+        <w:spacing w:after="60"/>
+      </w:pPr>
+      <w:r>
+        <w:t xml:space="preserve">Mitigation: Threshold raised to 0.6 similarity (S0C); low-confidence warnings in UI</w:t>
+      </w:r>
+    </w:p>
+    <w:p>
+      <w:pPr>
         <w:pageBreakBefore/>
       </w:pPr>
     </w:p>
@@ -8085,7 +10142,7 @@
         <w:spacing w:after="100"/>
       </w:pPr>
       <w:r>
-        <w:t xml:space="preserve">Waypoint 2.0 represents a major leap in capability and scale. By executing the 58-sprint roadmap outlined in this PRD, Waypoint will evolve from a navigation tool into a comprehensive family enablement platform that covers the full lifecycle of disability services: discovery, planning, execution, optimization, and community support.</w:t>
+        <w:t xml:space="preserve">Waypoint 2.0 represents a major leap in capability and scale. By executing the 87-sprint roadmap outlined in this PRD, Waypoint will evolve from a navigation tool into a comprehensive family enablement platform that covers the full lifecycle of disability services: discovery, planning, execution, optimization, and community support.</w:t>
       </w:r>
     </w:p>
     <w:p>
@@ -8093,7 +10150,7 @@
         <w:spacing w:after="100"/>
       </w:pPr>
       <w:r>
-        <w:t xml:space="preserve">The roadmap is designed for incremental delivery, with each sprint delivering customer value. Phases 1–3 complete foundational integrations; Phases 4–6 deliver the core feature set; Phase 7 opens B2B revenue streams; Phases 8–9 optimize and prepare for scale.</w:t>
+        <w:t xml:space="preserve">Phase 0 hardens the AI Navigator—upgrading to Claude Opus 4.6 with rigorous safety guardrails, source attribution, and multi-source RAG retrieval. This is the core innovation. Phases 1–9 deliver 7 strategic features (Calendar, Financial, IEP Intelligence, etc.); Phases 10–11 add optional community resources and health data integration via Epic MyChart.</w:t>
       </w:r>
     </w:p>
     <w:p>
@@ -8101,7 +10158,15 @@
         <w:spacing w:after="100"/>
       </w:pPr>
       <w:r>
-        <w:t xml:space="preserve">With AI-assisted development, the entire roadmap is executable in 12–15 weeks. Launch is targeted for Q3 2026, with app store availability and 50,000+ active users within 6 months.</w:t>
+        <w:t xml:space="preserve">The roadmap is designed for incremental delivery, with each sprint delivering customer value. Phases 1–3 complete foundational integrations; Phases 4–6 deliver the core feature set; Phase 7 opens B2B revenue streams; Phases 8–9 optimize and prepare for scale; Phases 10–11 extend reach.</w:t>
+      </w:r>
+    </w:p>
+    <w:p>
+      <w:pPr>
+        <w:spacing w:after="100"/>
+      </w:pPr>
+      <w:r>
+        <w:t xml:space="preserve">With AI-assisted development, the entire roadmap is executable in 18–22 weeks. Launch is targeted for Q3 2026, with app store availability and 50,000+ active users within 6 months.</w:t>
       </w:r>
     </w:p>
     <w:p>
